--- a/Product Requirements Document FastFood Nhom21.docx
+++ b/Product Requirements Document FastFood Nhom21.docx
@@ -96,7 +96,32 @@
           <w:rFonts w:ascii="Times New Roman" w:eastAsia="Times New Roman" w:hAnsi="Times New Roman" w:cs="Times New Roman"/>
         </w:rPr>
         <w:tab/>
-        <w:t>Thành viên: Đỗ Phú Thành &amp; Lê Song Nhật Quyền</w:t>
+        <w:t xml:space="preserve">Thành viên: </w:t>
+      </w:r>
+      <w:r>
+        <w:rPr>
+          <w:rFonts w:ascii="Times New Roman" w:eastAsia="Times New Roman" w:hAnsi="Times New Roman" w:cs="Times New Roman"/>
+        </w:rPr>
+        <w:t>Trần Minh Trí</w:t>
+      </w:r>
+      <w:r>
+        <w:rPr>
+          <w:rFonts w:ascii="Times New Roman" w:eastAsia="Times New Roman" w:hAnsi="Times New Roman" w:cs="Times New Roman"/>
+          <w:lang w:val="vi-VN"/>
+        </w:rPr>
+        <w:t xml:space="preserve"> </w:t>
+      </w:r>
+      <w:r>
+        <w:rPr>
+          <w:rFonts w:ascii="Times New Roman" w:eastAsia="Times New Roman" w:hAnsi="Times New Roman" w:cs="Times New Roman"/>
+        </w:rPr>
+        <w:t xml:space="preserve">&amp; </w:t>
+      </w:r>
+      <w:r>
+        <w:rPr>
+          <w:rFonts w:ascii="Times New Roman" w:eastAsia="Times New Roman" w:hAnsi="Times New Roman" w:cs="Times New Roman"/>
+        </w:rPr>
+        <w:t>Nguyễn Minh Kiên</w:t>
       </w:r>
     </w:p>
     <w:p>
@@ -212,14 +237,7 @@
           <w:rFonts w:ascii="Times New Roman" w:eastAsia="Times New Roman" w:hAnsi="Times New Roman" w:cs="Times New Roman"/>
           <w:color w:val="000000"/>
         </w:rPr>
-        <w:t xml:space="preserve">Hệ thống bao gồm bốn vai trò chính: </w:t>
-      </w:r>
-      <w:r>
-        <w:rPr>
-          <w:rFonts w:ascii="Times New Roman" w:eastAsia="Times New Roman" w:hAnsi="Times New Roman" w:cs="Times New Roman"/>
-          <w:color w:val="000000"/>
-        </w:rPr>
-        <w:t>Customer, Merchant, Drone, và Admin.</w:t>
+        <w:t>Hệ thống bao gồm bốn vai trò chính: Customer, Merchant, Drone, và Admin.</w:t>
       </w:r>
     </w:p>
     <w:p>
@@ -326,14 +344,7 @@
           <w:rFonts w:ascii="Times New Roman" w:eastAsia="Times New Roman" w:hAnsi="Times New Roman" w:cs="Times New Roman"/>
           <w:color w:val="000000"/>
         </w:rPr>
-        <w:t xml:space="preserve"> Kiến trúc multi-store cho phép mỗi cửa hàng hoạt </w:t>
-      </w:r>
-      <w:r>
-        <w:rPr>
-          <w:rFonts w:ascii="Times New Roman" w:eastAsia="Times New Roman" w:hAnsi="Times New Roman" w:cs="Times New Roman"/>
-          <w:color w:val="000000"/>
-        </w:rPr>
-        <w:t>động độc lập, trong khi admin quản lý tập trung từ dashboard.</w:t>
+        <w:t xml:space="preserve"> Kiến trúc multi-store cho phép mỗi cửa hàng hoạt động độc lập, trong khi admin quản lý tập trung từ dashboard.</w:t>
       </w:r>
     </w:p>
     <w:p>
@@ -614,13 +625,7 @@
         <w:rPr>
           <w:rFonts w:ascii="Times New Roman" w:eastAsia="Times New Roman" w:hAnsi="Times New Roman" w:cs="Times New Roman"/>
         </w:rPr>
-        <w:t xml:space="preserve">Merchant tiếp nhận đơn hàng, chuyển qua các trạng thái từ </w:t>
-      </w:r>
-      <w:r>
-        <w:rPr>
-          <w:rFonts w:ascii="Times New Roman" w:eastAsia="Times New Roman" w:hAnsi="Times New Roman" w:cs="Times New Roman"/>
-        </w:rPr>
-        <w:t>CONFIRMED → PREPARING → READY_FOR_DELIVERY. Khi đơn sẵn sàng, hệ thống tự động gán drone phù hợp.</w:t>
+        <w:t>Merchant tiếp nhận đơn hàng, chuyển qua các trạng thái từ CONFIRMED → PREPARING → READY_FOR_DELIVERY. Khi đơn sẵn sàng, hệ thống tự động gán drone phù hợp.</w:t>
       </w:r>
     </w:p>
     <w:p>
@@ -774,15 +779,7 @@
           <w:b/>
           <w:bCs/>
         </w:rPr>
-        <w:t xml:space="preserve">Solution </w:t>
-      </w:r>
-      <w:r>
-        <w:rPr>
-          <w:rFonts w:ascii="Times New Roman" w:eastAsia="Times New Roman" w:hAnsi="Times New Roman" w:cs="Times New Roman"/>
-          <w:b/>
-          <w:bCs/>
-        </w:rPr>
-        <w:t>Alignment</w:t>
+        <w:t>Solution Alignment</w:t>
       </w:r>
     </w:p>
     <w:p>
@@ -985,13 +982,7 @@
         <w:rPr>
           <w:rFonts w:ascii="Times New Roman" w:eastAsia="Times New Roman" w:hAnsi="Times New Roman" w:cs="Times New Roman"/>
         </w:rPr>
-        <w:t xml:space="preserve">- Xem/khởi tạo giao (auto-assign), xem tracking realtime; ghi chú đơn; in hoá đơn, xem tồn kho ở </w:t>
-      </w:r>
-      <w:r>
-        <w:rPr>
-          <w:rFonts w:ascii="Times New Roman" w:eastAsia="Times New Roman" w:hAnsi="Times New Roman" w:cs="Times New Roman"/>
-        </w:rPr>
-        <w:t>mức “đọc” để biết khả dụng; xem notification.</w:t>
+        <w:t>- Xem/khởi tạo giao (auto-assign), xem tracking realtime; ghi chú đơn; in hoá đơn, xem tồn kho ở mức “đọc” để biết khả dụng; xem notification.</w:t>
       </w:r>
     </w:p>
     <w:p>
@@ -1321,15 +1312,7 @@
           <w:b/>
           <w:bCs/>
         </w:rPr>
-        <w:t xml:space="preserve">→ </w:t>
-      </w:r>
-      <w:r>
-        <w:rPr>
-          <w:rFonts w:ascii="Times New Roman" w:eastAsia="Times New Roman" w:hAnsi="Times New Roman" w:cs="Times New Roman"/>
-          <w:b/>
-          <w:bCs/>
-        </w:rPr>
-        <w:t xml:space="preserve">OUT_FOR_DELIVERY →  </w:t>
+        <w:t xml:space="preserve">→ OUT_FOR_DELIVERY →  </w:t>
       </w:r>
       <w:r>
         <w:rPr>
@@ -1519,13 +1502,7 @@
         <w:rPr>
           <w:rFonts w:ascii="Times New Roman" w:eastAsia="Times New Roman" w:hAnsi="Times New Roman" w:cs="Times New Roman"/>
         </w:rPr>
-        <w:t xml:space="preserve">) chỉ được cho phép </w:t>
-      </w:r>
-      <w:r>
-        <w:rPr>
-          <w:rFonts w:ascii="Times New Roman" w:eastAsia="Times New Roman" w:hAnsi="Times New Roman" w:cs="Times New Roman"/>
-        </w:rPr>
-        <w:t xml:space="preserve">khi đơn chưa chuyển sang trạng thái </w:t>
+        <w:t xml:space="preserve">) chỉ được cho phép khi đơn chưa chuyển sang trạng thái </w:t>
       </w:r>
       <w:r>
         <w:rPr>
@@ -1720,12 +1697,6 @@
         <w:gridCol w:w="2985"/>
       </w:tblGrid>
       <w:tr>
-        <w:tblPrEx>
-          <w:tblCellMar>
-            <w:top w:w="0" w:type="dxa"/>
-            <w:bottom w:w="0" w:type="dxa"/>
-          </w:tblCellMar>
-        </w:tblPrEx>
         <w:trPr>
           <w:trHeight w:val="900"/>
         </w:trPr>
@@ -1807,12 +1778,6 @@
         </w:tc>
       </w:tr>
       <w:tr>
-        <w:tblPrEx>
-          <w:tblCellMar>
-            <w:top w:w="0" w:type="dxa"/>
-            <w:bottom w:w="0" w:type="dxa"/>
-          </w:tblCellMar>
-        </w:tblPrEx>
         <w:trPr>
           <w:trHeight w:val="900"/>
         </w:trPr>
@@ -1890,12 +1855,6 @@
         </w:tc>
       </w:tr>
       <w:tr>
-        <w:tblPrEx>
-          <w:tblCellMar>
-            <w:top w:w="0" w:type="dxa"/>
-            <w:bottom w:w="0" w:type="dxa"/>
-          </w:tblCellMar>
-        </w:tblPrEx>
         <w:trPr>
           <w:trHeight w:val="285"/>
         </w:trPr>
@@ -1958,24 +1917,12 @@
               <w:rPr>
                 <w:rFonts w:ascii="Times New Roman" w:eastAsia="Times New Roman" w:hAnsi="Times New Roman" w:cs="Times New Roman"/>
               </w:rPr>
-              <w:t xml:space="preserve">Thêm </w:t>
-            </w:r>
-            <w:r>
-              <w:rPr>
-                <w:rFonts w:ascii="Times New Roman" w:eastAsia="Times New Roman" w:hAnsi="Times New Roman" w:cs="Times New Roman"/>
-              </w:rPr>
-              <w:t>hàng vào giỏ hàng</w:t>
+              <w:t>Thêm hàng vào giỏ hàng</w:t>
             </w:r>
           </w:p>
         </w:tc>
       </w:tr>
       <w:tr>
-        <w:tblPrEx>
-          <w:tblCellMar>
-            <w:top w:w="0" w:type="dxa"/>
-            <w:bottom w:w="0" w:type="dxa"/>
-          </w:tblCellMar>
-        </w:tblPrEx>
         <w:trPr>
           <w:trHeight w:val="285"/>
         </w:trPr>
@@ -2044,12 +1991,6 @@
         </w:tc>
       </w:tr>
       <w:tr>
-        <w:tblPrEx>
-          <w:tblCellMar>
-            <w:top w:w="0" w:type="dxa"/>
-            <w:bottom w:w="0" w:type="dxa"/>
-          </w:tblCellMar>
-        </w:tblPrEx>
         <w:trPr>
           <w:trHeight w:val="285"/>
         </w:trPr>
@@ -2118,12 +2059,6 @@
         </w:tc>
       </w:tr>
       <w:tr>
-        <w:tblPrEx>
-          <w:tblCellMar>
-            <w:top w:w="0" w:type="dxa"/>
-            <w:bottom w:w="0" w:type="dxa"/>
-          </w:tblCellMar>
-        </w:tblPrEx>
         <w:trPr>
           <w:trHeight w:val="555"/>
         </w:trPr>
@@ -2192,12 +2127,6 @@
         </w:tc>
       </w:tr>
       <w:tr>
-        <w:tblPrEx>
-          <w:tblCellMar>
-            <w:top w:w="0" w:type="dxa"/>
-            <w:bottom w:w="0" w:type="dxa"/>
-          </w:tblCellMar>
-        </w:tblPrEx>
         <w:trPr>
           <w:trHeight w:val="795"/>
         </w:trPr>
@@ -2343,12 +2272,6 @@
         </w:tc>
       </w:tr>
       <w:tr>
-        <w:tblPrEx>
-          <w:tblCellMar>
-            <w:top w:w="0" w:type="dxa"/>
-            <w:bottom w:w="0" w:type="dxa"/>
-          </w:tblCellMar>
-        </w:tblPrEx>
         <w:trPr>
           <w:trHeight w:val="600"/>
         </w:trPr>
@@ -2463,12 +2386,6 @@
               <w:gridCol w:w="236"/>
             </w:tblGrid>
             <w:tr>
-              <w:tblPrEx>
-                <w:tblCellMar>
-                  <w:top w:w="0" w:type="dxa"/>
-                  <w:bottom w:w="0" w:type="dxa"/>
-                </w:tblCellMar>
-              </w:tblPrEx>
               <w:trPr>
                 <w:trHeight w:val="230"/>
               </w:trPr>
@@ -2512,12 +2429,6 @@
         </w:tc>
       </w:tr>
       <w:tr>
-        <w:tblPrEx>
-          <w:tblCellMar>
-            <w:top w:w="0" w:type="dxa"/>
-            <w:bottom w:w="0" w:type="dxa"/>
-          </w:tblCellMar>
-        </w:tblPrEx>
         <w:trPr>
           <w:trHeight w:val="600"/>
         </w:trPr>
@@ -2626,12 +2537,6 @@
         </w:tc>
       </w:tr>
       <w:tr>
-        <w:tblPrEx>
-          <w:tblCellMar>
-            <w:top w:w="0" w:type="dxa"/>
-            <w:bottom w:w="0" w:type="dxa"/>
-          </w:tblCellMar>
-        </w:tblPrEx>
         <w:trPr>
           <w:trHeight w:val="885"/>
         </w:trPr>
@@ -2722,12 +2627,6 @@
         </w:tc>
       </w:tr>
       <w:tr>
-        <w:tblPrEx>
-          <w:tblCellMar>
-            <w:top w:w="0" w:type="dxa"/>
-            <w:bottom w:w="0" w:type="dxa"/>
-          </w:tblCellMar>
-        </w:tblPrEx>
         <w:trPr>
           <w:trHeight w:val="1095"/>
         </w:trPr>
@@ -2812,13 +2711,7 @@
               <w:rPr>
                 <w:rFonts w:ascii="Times New Roman" w:eastAsia="Times New Roman" w:hAnsi="Times New Roman" w:cs="Times New Roman"/>
               </w:rPr>
-              <w:t xml:space="preserve">4.Hệ thống hiển thị </w:t>
-            </w:r>
-            <w:r>
-              <w:rPr>
-                <w:rFonts w:ascii="Times New Roman" w:eastAsia="Times New Roman" w:hAnsi="Times New Roman" w:cs="Times New Roman"/>
-              </w:rPr>
-              <w:t xml:space="preserve">danh sách món ăn thuộc cửa hàng được chọn hoặc kết quả tìm kiếm phù hợp. </w:t>
+              <w:t xml:space="preserve">4.Hệ thống hiển thị danh sách món ăn thuộc cửa hàng được chọn hoặc kết quả tìm kiếm phù hợp. </w:t>
             </w:r>
             <w:r>
               <w:rPr>
@@ -2832,12 +2725,6 @@
         </w:tc>
       </w:tr>
       <w:tr>
-        <w:tblPrEx>
-          <w:tblCellMar>
-            <w:top w:w="0" w:type="dxa"/>
-            <w:bottom w:w="0" w:type="dxa"/>
-          </w:tblCellMar>
-        </w:tblPrEx>
         <w:trPr>
           <w:trHeight w:val="1065"/>
         </w:trPr>
@@ -2926,12 +2813,6 @@
         </w:tc>
       </w:tr>
       <w:tr>
-        <w:tblPrEx>
-          <w:tblCellMar>
-            <w:top w:w="0" w:type="dxa"/>
-            <w:bottom w:w="0" w:type="dxa"/>
-          </w:tblCellMar>
-        </w:tblPrEx>
         <w:trPr>
           <w:trHeight w:val="1095"/>
         </w:trPr>
@@ -3022,12 +2903,6 @@
         </w:tc>
       </w:tr>
       <w:tr>
-        <w:tblPrEx>
-          <w:tblCellMar>
-            <w:top w:w="0" w:type="dxa"/>
-            <w:bottom w:w="0" w:type="dxa"/>
-          </w:tblCellMar>
-        </w:tblPrEx>
         <w:trPr>
           <w:trHeight w:val="750"/>
         </w:trPr>
@@ -3088,64 +2963,50 @@
                 <w:b/>
                 <w:bCs/>
               </w:rPr>
-              <w:t xml:space="preserve">thêm </w:t>
-            </w:r>
+              <w:t>thêm món vào giỏ hàng cá nhân</w:t>
+            </w:r>
+            <w:r>
+              <w:rPr>
+                <w:rFonts w:ascii="Times New Roman" w:eastAsia="Times New Roman" w:hAnsi="Times New Roman" w:cs="Times New Roman"/>
+              </w:rPr>
+              <w:t>.E1</w:t>
+            </w:r>
+          </w:p>
+        </w:tc>
+        <w:tc>
+          <w:tcPr>
+            <w:tcW w:w="2985" w:type="dxa"/>
+            <w:tcBorders>
+              <w:top w:val="single" w:sz="8" w:space="0" w:color="000000"/>
+              <w:left w:val="single" w:sz="8" w:space="0" w:color="000000"/>
+              <w:bottom w:val="single" w:sz="8" w:space="0" w:color="000000"/>
+              <w:right w:val="single" w:sz="8" w:space="0" w:color="000000"/>
+            </w:tcBorders>
+            <w:tcMar>
+              <w:top w:w="0" w:type="dxa"/>
+              <w:left w:w="108" w:type="dxa"/>
+              <w:bottom w:w="0" w:type="dxa"/>
+              <w:right w:w="108" w:type="dxa"/>
+            </w:tcMar>
+          </w:tcPr>
+          <w:p>
+            <w:pPr>
+              <w:pStyle w:val="Standard"/>
+              <w:spacing w:before="240" w:after="240" w:line="240" w:lineRule="auto"/>
+              <w:jc w:val="both"/>
+            </w:pPr>
             <w:r>
               <w:rPr>
                 <w:rFonts w:ascii="Times New Roman" w:eastAsia="Times New Roman" w:hAnsi="Times New Roman" w:cs="Times New Roman"/>
                 <w:b/>
                 <w:bCs/>
               </w:rPr>
-              <w:t>món vào giỏ hàng cá nhân</w:t>
-            </w:r>
-            <w:r>
-              <w:rPr>
-                <w:rFonts w:ascii="Times New Roman" w:eastAsia="Times New Roman" w:hAnsi="Times New Roman" w:cs="Times New Roman"/>
-              </w:rPr>
-              <w:t>.E1</w:t>
-            </w:r>
-          </w:p>
-        </w:tc>
-        <w:tc>
-          <w:tcPr>
-            <w:tcW w:w="2985" w:type="dxa"/>
-            <w:tcBorders>
-              <w:top w:val="single" w:sz="8" w:space="0" w:color="000000"/>
-              <w:left w:val="single" w:sz="8" w:space="0" w:color="000000"/>
-              <w:bottom w:val="single" w:sz="8" w:space="0" w:color="000000"/>
-              <w:right w:val="single" w:sz="8" w:space="0" w:color="000000"/>
-            </w:tcBorders>
-            <w:tcMar>
-              <w:top w:w="0" w:type="dxa"/>
-              <w:left w:w="108" w:type="dxa"/>
-              <w:bottom w:w="0" w:type="dxa"/>
-              <w:right w:w="108" w:type="dxa"/>
-            </w:tcMar>
-          </w:tcPr>
-          <w:p>
-            <w:pPr>
-              <w:pStyle w:val="Standard"/>
-              <w:spacing w:before="240" w:after="240" w:line="240" w:lineRule="auto"/>
-              <w:jc w:val="both"/>
-            </w:pPr>
-            <w:r>
-              <w:rPr>
-                <w:rFonts w:ascii="Times New Roman" w:eastAsia="Times New Roman" w:hAnsi="Times New Roman" w:cs="Times New Roman"/>
-                <w:b/>
-                <w:bCs/>
-              </w:rPr>
               <w:t xml:space="preserve"> </w:t>
             </w:r>
           </w:p>
         </w:tc>
       </w:tr>
       <w:tr>
-        <w:tblPrEx>
-          <w:tblCellMar>
-            <w:top w:w="0" w:type="dxa"/>
-            <w:bottom w:w="0" w:type="dxa"/>
-          </w:tblCellMar>
-        </w:tblPrEx>
         <w:trPr>
           <w:trHeight w:val="285"/>
         </w:trPr>
@@ -3243,12 +3104,6 @@
         </w:tc>
       </w:tr>
       <w:tr>
-        <w:tblPrEx>
-          <w:tblCellMar>
-            <w:top w:w="0" w:type="dxa"/>
-            <w:bottom w:w="0" w:type="dxa"/>
-          </w:tblCellMar>
-        </w:tblPrEx>
         <w:trPr>
           <w:trHeight w:val="555"/>
         </w:trPr>
@@ -3339,12 +3194,6 @@
         </w:tc>
       </w:tr>
       <w:tr>
-        <w:tblPrEx>
-          <w:tblCellMar>
-            <w:top w:w="0" w:type="dxa"/>
-            <w:bottom w:w="0" w:type="dxa"/>
-          </w:tblCellMar>
-        </w:tblPrEx>
         <w:trPr>
           <w:trHeight w:val="555"/>
         </w:trPr>
@@ -3429,13 +3278,7 @@
               <w:rPr>
                 <w:rFonts w:ascii="Times New Roman" w:eastAsia="Times New Roman" w:hAnsi="Times New Roman" w:cs="Times New Roman"/>
               </w:rPr>
-              <w:t xml:space="preserve">10. Nếu món ăn đã có, hệ thống tăng số lượng; nếu chưa, thêm </w:t>
-            </w:r>
-            <w:r>
-              <w:rPr>
-                <w:rFonts w:ascii="Times New Roman" w:eastAsia="Times New Roman" w:hAnsi="Times New Roman" w:cs="Times New Roman"/>
-              </w:rPr>
-              <w:t xml:space="preserve">món mới vào giỏ hàng. </w:t>
+              <w:t xml:space="preserve">10. Nếu món ăn đã có, hệ thống tăng số lượng; nếu chưa, thêm món mới vào giỏ hàng. </w:t>
             </w:r>
             <w:r>
               <w:rPr>
@@ -3449,12 +3292,6 @@
         </w:tc>
       </w:tr>
       <w:tr>
-        <w:tblPrEx>
-          <w:tblCellMar>
-            <w:top w:w="0" w:type="dxa"/>
-            <w:bottom w:w="0" w:type="dxa"/>
-          </w:tblCellMar>
-        </w:tblPrEx>
         <w:trPr>
           <w:trHeight w:val="285"/>
         </w:trPr>
@@ -3542,12 +3379,6 @@
         </w:tc>
       </w:tr>
       <w:tr>
-        <w:tblPrEx>
-          <w:tblCellMar>
-            <w:top w:w="0" w:type="dxa"/>
-            <w:bottom w:w="0" w:type="dxa"/>
-          </w:tblCellMar>
-        </w:tblPrEx>
         <w:trPr>
           <w:trHeight w:val="285"/>
         </w:trPr>
@@ -3635,12 +3466,6 @@
         </w:tc>
       </w:tr>
       <w:tr>
-        <w:tblPrEx>
-          <w:tblCellMar>
-            <w:top w:w="0" w:type="dxa"/>
-            <w:bottom w:w="0" w:type="dxa"/>
-          </w:tblCellMar>
-        </w:tblPrEx>
         <w:trPr>
           <w:trHeight w:val="285"/>
         </w:trPr>
@@ -3728,12 +3553,6 @@
         </w:tc>
       </w:tr>
       <w:tr>
-        <w:tblPrEx>
-          <w:tblCellMar>
-            <w:top w:w="0" w:type="dxa"/>
-            <w:bottom w:w="0" w:type="dxa"/>
-          </w:tblCellMar>
-        </w:tblPrEx>
         <w:trPr>
           <w:trHeight w:val="285"/>
         </w:trPr>
@@ -3818,13 +3637,7 @@
               <w:rPr>
                 <w:rFonts w:ascii="Times New Roman" w:eastAsia="Times New Roman" w:hAnsi="Times New Roman" w:cs="Times New Roman"/>
               </w:rPr>
-              <w:t xml:space="preserve">Giỏ hàng được lưu lại để </w:t>
-            </w:r>
-            <w:r>
-              <w:rPr>
-                <w:rFonts w:ascii="Times New Roman" w:eastAsia="Times New Roman" w:hAnsi="Times New Roman" w:cs="Times New Roman"/>
-              </w:rPr>
-              <w:t xml:space="preserve">khách hàng tiếp tục đặt hàng. </w:t>
+              <w:t xml:space="preserve">Giỏ hàng được lưu lại để khách hàng tiếp tục đặt hàng. </w:t>
             </w:r>
             <w:r>
               <w:rPr>
@@ -3838,12 +3651,6 @@
         </w:tc>
       </w:tr>
       <w:tr>
-        <w:tblPrEx>
-          <w:tblCellMar>
-            <w:top w:w="0" w:type="dxa"/>
-            <w:bottom w:w="0" w:type="dxa"/>
-          </w:tblCellMar>
-        </w:tblPrEx>
         <w:trPr>
           <w:trHeight w:val="285"/>
         </w:trPr>
@@ -3905,12 +3712,6 @@
         </w:tc>
       </w:tr>
       <w:tr>
-        <w:tblPrEx>
-          <w:tblCellMar>
-            <w:top w:w="0" w:type="dxa"/>
-            <w:bottom w:w="0" w:type="dxa"/>
-          </w:tblCellMar>
-        </w:tblPrEx>
         <w:trPr>
           <w:trHeight w:val="1065"/>
         </w:trPr>
@@ -3992,12 +3793,6 @@
         </w:tc>
       </w:tr>
       <w:tr>
-        <w:tblPrEx>
-          <w:tblCellMar>
-            <w:top w:w="0" w:type="dxa"/>
-            <w:bottom w:w="0" w:type="dxa"/>
-          </w:tblCellMar>
-        </w:tblPrEx>
         <w:trPr>
           <w:trHeight w:val="2355"/>
         </w:trPr>
@@ -4067,13 +3862,7 @@
               <w:rPr>
                 <w:rFonts w:ascii="Times New Roman" w:eastAsia="Times New Roman" w:hAnsi="Times New Roman" w:cs="Times New Roman"/>
               </w:rPr>
-              <w:t xml:space="preserve">E1. Món ăn đã hết </w:t>
-            </w:r>
-            <w:r>
-              <w:rPr>
-                <w:rFonts w:ascii="Times New Roman" w:eastAsia="Times New Roman" w:hAnsi="Times New Roman" w:cs="Times New Roman"/>
-              </w:rPr>
-              <w:t>hàng hoặc không còn phục vụ → hệ thống hiển thị thông báo “Món ăn hiện không khả dụng”, quay lại bước 5.</w:t>
+              <w:t>E1. Món ăn đã hết hàng hoặc không còn phục vụ → hệ thống hiển thị thông báo “Món ăn hiện không khả dụng”, quay lại bước 5.</w:t>
             </w:r>
           </w:p>
           <w:p>
@@ -4092,12 +3881,6 @@
         </w:tc>
       </w:tr>
       <w:tr>
-        <w:tblPrEx>
-          <w:tblCellMar>
-            <w:top w:w="0" w:type="dxa"/>
-            <w:bottom w:w="0" w:type="dxa"/>
-          </w:tblCellMar>
-        </w:tblPrEx>
         <w:trPr>
           <w:trHeight w:val="435"/>
         </w:trPr>
@@ -4166,12 +3949,6 @@
         </w:tc>
       </w:tr>
       <w:tr>
-        <w:tblPrEx>
-          <w:tblCellMar>
-            <w:top w:w="0" w:type="dxa"/>
-            <w:bottom w:w="0" w:type="dxa"/>
-          </w:tblCellMar>
-        </w:tblPrEx>
         <w:trPr>
           <w:trHeight w:val="435"/>
         </w:trPr>
@@ -4240,12 +4017,6 @@
         </w:tc>
       </w:tr>
       <w:tr>
-        <w:tblPrEx>
-          <w:tblCellMar>
-            <w:top w:w="0" w:type="dxa"/>
-            <w:bottom w:w="0" w:type="dxa"/>
-          </w:tblCellMar>
-        </w:tblPrEx>
         <w:trPr>
           <w:trHeight w:val="405"/>
         </w:trPr>
@@ -4314,12 +4085,6 @@
         </w:tc>
       </w:tr>
       <w:tr>
-        <w:tblPrEx>
-          <w:tblCellMar>
-            <w:top w:w="0" w:type="dxa"/>
-            <w:bottom w:w="0" w:type="dxa"/>
-          </w:tblCellMar>
-        </w:tblPrEx>
         <w:trPr>
           <w:trHeight w:val="285"/>
         </w:trPr>
@@ -4543,12 +4308,6 @@
         <w:gridCol w:w="2985"/>
       </w:tblGrid>
       <w:tr>
-        <w:tblPrEx>
-          <w:tblCellMar>
-            <w:top w:w="0" w:type="dxa"/>
-            <w:bottom w:w="0" w:type="dxa"/>
-          </w:tblCellMar>
-        </w:tblPrEx>
         <w:trPr>
           <w:trHeight w:val="900"/>
         </w:trPr>
@@ -4630,12 +4389,6 @@
         </w:tc>
       </w:tr>
       <w:tr>
-        <w:tblPrEx>
-          <w:tblCellMar>
-            <w:top w:w="0" w:type="dxa"/>
-            <w:bottom w:w="0" w:type="dxa"/>
-          </w:tblCellMar>
-        </w:tblPrEx>
         <w:trPr>
           <w:trHeight w:val="900"/>
         </w:trPr>
@@ -4667,15 +4420,7 @@
                 <w:b/>
                 <w:bCs/>
               </w:rPr>
-              <w:t xml:space="preserve">Use Case </w:t>
-            </w:r>
-            <w:r>
-              <w:rPr>
-                <w:rFonts w:ascii="Times New Roman" w:eastAsia="Times New Roman" w:hAnsi="Times New Roman" w:cs="Times New Roman"/>
-                <w:b/>
-                <w:bCs/>
-              </w:rPr>
-              <w:t>Number:</w:t>
+              <w:t>Use Case Number:</w:t>
             </w:r>
           </w:p>
         </w:tc>
@@ -4721,12 +4466,6 @@
         </w:tc>
       </w:tr>
       <w:tr>
-        <w:tblPrEx>
-          <w:tblCellMar>
-            <w:top w:w="0" w:type="dxa"/>
-            <w:bottom w:w="0" w:type="dxa"/>
-          </w:tblCellMar>
-        </w:tblPrEx>
         <w:trPr>
           <w:trHeight w:val="285"/>
         </w:trPr>
@@ -4795,12 +4534,6 @@
         </w:tc>
       </w:tr>
       <w:tr>
-        <w:tblPrEx>
-          <w:tblCellMar>
-            <w:top w:w="0" w:type="dxa"/>
-            <w:bottom w:w="0" w:type="dxa"/>
-          </w:tblCellMar>
-        </w:tblPrEx>
         <w:trPr>
           <w:trHeight w:val="285"/>
         </w:trPr>
@@ -4869,12 +4602,6 @@
         </w:tc>
       </w:tr>
       <w:tr>
-        <w:tblPrEx>
-          <w:tblCellMar>
-            <w:top w:w="0" w:type="dxa"/>
-            <w:bottom w:w="0" w:type="dxa"/>
-          </w:tblCellMar>
-        </w:tblPrEx>
         <w:trPr>
           <w:trHeight w:val="285"/>
         </w:trPr>
@@ -4944,12 +4671,6 @@
         </w:tc>
       </w:tr>
       <w:tr>
-        <w:tblPrEx>
-          <w:tblCellMar>
-            <w:top w:w="0" w:type="dxa"/>
-            <w:bottom w:w="0" w:type="dxa"/>
-          </w:tblCellMar>
-        </w:tblPrEx>
         <w:trPr>
           <w:trHeight w:val="555"/>
         </w:trPr>
@@ -5018,12 +4739,6 @@
         </w:tc>
       </w:tr>
       <w:tr>
-        <w:tblPrEx>
-          <w:tblCellMar>
-            <w:top w:w="0" w:type="dxa"/>
-            <w:bottom w:w="0" w:type="dxa"/>
-          </w:tblCellMar>
-        </w:tblPrEx>
         <w:trPr>
           <w:trHeight w:val="795"/>
         </w:trPr>
@@ -5062,13 +4777,7 @@
               <w:rPr>
                 <w:rFonts w:ascii="Times New Roman" w:eastAsia="Times New Roman" w:hAnsi="Times New Roman" w:cs="Times New Roman"/>
               </w:rPr>
-              <w:t xml:space="preserve">luồng nghiệp vụ </w:t>
-            </w:r>
-            <w:r>
-              <w:rPr>
-                <w:rFonts w:ascii="Times New Roman" w:eastAsia="Times New Roman" w:hAnsi="Times New Roman" w:cs="Times New Roman"/>
-              </w:rPr>
-              <w:t>chính (đăng kí học phần)</w:t>
+              <w:t>luồng nghiệp vụ chính (đăng kí học phần)</w:t>
             </w:r>
           </w:p>
         </w:tc>
@@ -5164,12 +4873,6 @@
         </w:tc>
       </w:tr>
       <w:tr>
-        <w:tblPrEx>
-          <w:tblCellMar>
-            <w:top w:w="0" w:type="dxa"/>
-            <w:bottom w:w="0" w:type="dxa"/>
-          </w:tblCellMar>
-        </w:tblPrEx>
         <w:trPr>
           <w:trHeight w:val="600"/>
         </w:trPr>
@@ -5270,12 +4973,6 @@
               <w:gridCol w:w="236"/>
             </w:tblGrid>
             <w:tr>
-              <w:tblPrEx>
-                <w:tblCellMar>
-                  <w:top w:w="0" w:type="dxa"/>
-                  <w:bottom w:w="0" w:type="dxa"/>
-                </w:tblCellMar>
-              </w:tblPrEx>
               <w:trPr>
                 <w:trHeight w:val="230"/>
               </w:trPr>
@@ -5319,12 +5016,6 @@
         </w:tc>
       </w:tr>
       <w:tr>
-        <w:tblPrEx>
-          <w:tblCellMar>
-            <w:top w:w="0" w:type="dxa"/>
-            <w:bottom w:w="0" w:type="dxa"/>
-          </w:tblCellMar>
-        </w:tblPrEx>
         <w:trPr>
           <w:trHeight w:val="600"/>
         </w:trPr>
@@ -5433,12 +5124,6 @@
         </w:tc>
       </w:tr>
       <w:tr>
-        <w:tblPrEx>
-          <w:tblCellMar>
-            <w:top w:w="0" w:type="dxa"/>
-            <w:bottom w:w="0" w:type="dxa"/>
-          </w:tblCellMar>
-        </w:tblPrEx>
         <w:trPr>
           <w:trHeight w:val="885"/>
         </w:trPr>
@@ -5529,12 +5214,6 @@
         </w:tc>
       </w:tr>
       <w:tr>
-        <w:tblPrEx>
-          <w:tblCellMar>
-            <w:top w:w="0" w:type="dxa"/>
-            <w:bottom w:w="0" w:type="dxa"/>
-          </w:tblCellMar>
-        </w:tblPrEx>
         <w:trPr>
           <w:trHeight w:val="1095"/>
         </w:trPr>
@@ -5619,24 +5298,12 @@
               <w:rPr>
                 <w:rFonts w:ascii="Times New Roman" w:eastAsia="Times New Roman" w:hAnsi="Times New Roman" w:cs="Times New Roman"/>
               </w:rPr>
-              <w:t xml:space="preserve">4.Hệ thống hiển thị ô nhập hoặc nút </w:t>
-            </w:r>
-            <w:r>
-              <w:rPr>
-                <w:rFonts w:ascii="Times New Roman" w:eastAsia="Times New Roman" w:hAnsi="Times New Roman" w:cs="Times New Roman"/>
-              </w:rPr>
-              <w:t>tăng/giảm số lượng món.</w:t>
+              <w:t>4.Hệ thống hiển thị ô nhập hoặc nút tăng/giảm số lượng món.</w:t>
             </w:r>
           </w:p>
         </w:tc>
       </w:tr>
       <w:tr>
-        <w:tblPrEx>
-          <w:tblCellMar>
-            <w:top w:w="0" w:type="dxa"/>
-            <w:bottom w:w="0" w:type="dxa"/>
-          </w:tblCellMar>
-        </w:tblPrEx>
         <w:trPr>
           <w:trHeight w:val="1065"/>
         </w:trPr>
@@ -5725,12 +5392,6 @@
         </w:tc>
       </w:tr>
       <w:tr>
-        <w:tblPrEx>
-          <w:tblCellMar>
-            <w:top w:w="0" w:type="dxa"/>
-            <w:bottom w:w="0" w:type="dxa"/>
-          </w:tblCellMar>
-        </w:tblPrEx>
         <w:trPr>
           <w:trHeight w:val="1095"/>
         </w:trPr>
@@ -5835,12 +5496,6 @@
         </w:tc>
       </w:tr>
       <w:tr>
-        <w:tblPrEx>
-          <w:tblCellMar>
-            <w:top w:w="0" w:type="dxa"/>
-            <w:bottom w:w="0" w:type="dxa"/>
-          </w:tblCellMar>
-        </w:tblPrEx>
         <w:trPr>
           <w:trHeight w:val="750"/>
         </w:trPr>
@@ -5937,26 +5592,12 @@
                 <w:b/>
                 <w:bCs/>
               </w:rPr>
-              <w:t xml:space="preserve">Và tính lại tổng giá trị giỏ hàng và hiển thị kết quả </w:t>
-            </w:r>
-            <w:r>
-              <w:rPr>
-                <w:rFonts w:ascii="Times New Roman" w:eastAsia="Times New Roman" w:hAnsi="Times New Roman" w:cs="Times New Roman"/>
-                <w:b/>
-                <w:bCs/>
-              </w:rPr>
-              <w:t>mới.</w:t>
+              <w:t>Và tính lại tổng giá trị giỏ hàng và hiển thị kết quả mới.</w:t>
             </w:r>
           </w:p>
         </w:tc>
       </w:tr>
       <w:tr>
-        <w:tblPrEx>
-          <w:tblCellMar>
-            <w:top w:w="0" w:type="dxa"/>
-            <w:bottom w:w="0" w:type="dxa"/>
-          </w:tblCellMar>
-        </w:tblPrEx>
         <w:trPr>
           <w:trHeight w:val="285"/>
         </w:trPr>
@@ -6050,12 +5691,6 @@
         </w:tc>
       </w:tr>
       <w:tr>
-        <w:tblPrEx>
-          <w:tblCellMar>
-            <w:top w:w="0" w:type="dxa"/>
-            <w:bottom w:w="0" w:type="dxa"/>
-          </w:tblCellMar>
-        </w:tblPrEx>
         <w:trPr>
           <w:trHeight w:val="555"/>
         </w:trPr>
@@ -6149,12 +5784,6 @@
         </w:tc>
       </w:tr>
       <w:tr>
-        <w:tblPrEx>
-          <w:tblCellMar>
-            <w:top w:w="0" w:type="dxa"/>
-            <w:bottom w:w="0" w:type="dxa"/>
-          </w:tblCellMar>
-        </w:tblPrEx>
         <w:trPr>
           <w:trHeight w:val="285"/>
         </w:trPr>
@@ -6216,12 +5845,6 @@
         </w:tc>
       </w:tr>
       <w:tr>
-        <w:tblPrEx>
-          <w:tblCellMar>
-            <w:top w:w="0" w:type="dxa"/>
-            <w:bottom w:w="0" w:type="dxa"/>
-          </w:tblCellMar>
-        </w:tblPrEx>
         <w:trPr>
           <w:trHeight w:val="1065"/>
         </w:trPr>
@@ -6303,12 +5926,6 @@
         </w:tc>
       </w:tr>
       <w:tr>
-        <w:tblPrEx>
-          <w:tblCellMar>
-            <w:top w:w="0" w:type="dxa"/>
-            <w:bottom w:w="0" w:type="dxa"/>
-          </w:tblCellMar>
-        </w:tblPrEx>
         <w:trPr>
           <w:trHeight w:val="2355"/>
         </w:trPr>
@@ -6346,13 +5963,7 @@
               <w:rPr>
                 <w:rFonts w:ascii="Times New Roman" w:eastAsia="Times New Roman" w:hAnsi="Times New Roman" w:cs="Times New Roman"/>
               </w:rPr>
-              <w:t xml:space="preserve">luồng vi phạm (kiểm tra </w:t>
-            </w:r>
-            <w:r>
-              <w:rPr>
-                <w:rFonts w:ascii="Times New Roman" w:eastAsia="Times New Roman" w:hAnsi="Times New Roman" w:cs="Times New Roman"/>
-              </w:rPr>
-              <w:t>điều kiện)</w:t>
+              <w:t>luồng vi phạm (kiểm tra điều kiện)</w:t>
             </w:r>
           </w:p>
         </w:tc>
@@ -6402,12 +6013,6 @@
         </w:tc>
       </w:tr>
       <w:tr>
-        <w:tblPrEx>
-          <w:tblCellMar>
-            <w:top w:w="0" w:type="dxa"/>
-            <w:bottom w:w="0" w:type="dxa"/>
-          </w:tblCellMar>
-        </w:tblPrEx>
         <w:trPr>
           <w:trHeight w:val="435"/>
         </w:trPr>
@@ -6476,12 +6081,6 @@
         </w:tc>
       </w:tr>
       <w:tr>
-        <w:tblPrEx>
-          <w:tblCellMar>
-            <w:top w:w="0" w:type="dxa"/>
-            <w:bottom w:w="0" w:type="dxa"/>
-          </w:tblCellMar>
-        </w:tblPrEx>
         <w:trPr>
           <w:trHeight w:val="435"/>
         </w:trPr>
@@ -6550,12 +6149,6 @@
         </w:tc>
       </w:tr>
       <w:tr>
-        <w:tblPrEx>
-          <w:tblCellMar>
-            <w:top w:w="0" w:type="dxa"/>
-            <w:bottom w:w="0" w:type="dxa"/>
-          </w:tblCellMar>
-        </w:tblPrEx>
         <w:trPr>
           <w:trHeight w:val="405"/>
         </w:trPr>
@@ -6624,12 +6217,6 @@
         </w:tc>
       </w:tr>
       <w:tr>
-        <w:tblPrEx>
-          <w:tblCellMar>
-            <w:top w:w="0" w:type="dxa"/>
-            <w:bottom w:w="0" w:type="dxa"/>
-          </w:tblCellMar>
-        </w:tblPrEx>
         <w:trPr>
           <w:trHeight w:val="285"/>
         </w:trPr>
@@ -6839,12 +6426,6 @@
         <w:gridCol w:w="2985"/>
       </w:tblGrid>
       <w:tr>
-        <w:tblPrEx>
-          <w:tblCellMar>
-            <w:top w:w="0" w:type="dxa"/>
-            <w:bottom w:w="0" w:type="dxa"/>
-          </w:tblCellMar>
-        </w:tblPrEx>
         <w:trPr>
           <w:trHeight w:val="900"/>
         </w:trPr>
@@ -6927,12 +6508,6 @@
         </w:tc>
       </w:tr>
       <w:tr>
-        <w:tblPrEx>
-          <w:tblCellMar>
-            <w:top w:w="0" w:type="dxa"/>
-            <w:bottom w:w="0" w:type="dxa"/>
-          </w:tblCellMar>
-        </w:tblPrEx>
         <w:trPr>
           <w:trHeight w:val="900"/>
         </w:trPr>
@@ -7010,12 +6585,6 @@
         </w:tc>
       </w:tr>
       <w:tr>
-        <w:tblPrEx>
-          <w:tblCellMar>
-            <w:top w:w="0" w:type="dxa"/>
-            <w:bottom w:w="0" w:type="dxa"/>
-          </w:tblCellMar>
-        </w:tblPrEx>
         <w:trPr>
           <w:trHeight w:val="285"/>
         </w:trPr>
@@ -7084,12 +6653,6 @@
         </w:tc>
       </w:tr>
       <w:tr>
-        <w:tblPrEx>
-          <w:tblCellMar>
-            <w:top w:w="0" w:type="dxa"/>
-            <w:bottom w:w="0" w:type="dxa"/>
-          </w:tblCellMar>
-        </w:tblPrEx>
         <w:trPr>
           <w:trHeight w:val="285"/>
         </w:trPr>
@@ -7158,12 +6721,6 @@
         </w:tc>
       </w:tr>
       <w:tr>
-        <w:tblPrEx>
-          <w:tblCellMar>
-            <w:top w:w="0" w:type="dxa"/>
-            <w:bottom w:w="0" w:type="dxa"/>
-          </w:tblCellMar>
-        </w:tblPrEx>
         <w:trPr>
           <w:trHeight w:val="285"/>
         </w:trPr>
@@ -7232,12 +6789,6 @@
         </w:tc>
       </w:tr>
       <w:tr>
-        <w:tblPrEx>
-          <w:tblCellMar>
-            <w:top w:w="0" w:type="dxa"/>
-            <w:bottom w:w="0" w:type="dxa"/>
-          </w:tblCellMar>
-        </w:tblPrEx>
         <w:trPr>
           <w:trHeight w:val="555"/>
         </w:trPr>
@@ -7300,24 +6851,12 @@
               <w:rPr>
                 <w:rFonts w:ascii="Times New Roman" w:eastAsia="Times New Roman" w:hAnsi="Times New Roman" w:cs="Times New Roman"/>
               </w:rPr>
-              <w:t xml:space="preserve">Khi giỏ hàng có món ăn từ nhiều cửa hàng, khách hàng cần chọn một cửa hàng duy nhất để </w:t>
-            </w:r>
-            <w:r>
-              <w:rPr>
-                <w:rFonts w:ascii="Times New Roman" w:eastAsia="Times New Roman" w:hAnsi="Times New Roman" w:cs="Times New Roman"/>
-              </w:rPr>
-              <w:t>tiến hành thanh toán.</w:t>
+              <w:t>Khi giỏ hàng có món ăn từ nhiều cửa hàng, khách hàng cần chọn một cửa hàng duy nhất để tiến hành thanh toán.</w:t>
             </w:r>
           </w:p>
         </w:tc>
       </w:tr>
       <w:tr>
-        <w:tblPrEx>
-          <w:tblCellMar>
-            <w:top w:w="0" w:type="dxa"/>
-            <w:bottom w:w="0" w:type="dxa"/>
-          </w:tblCellMar>
-        </w:tblPrEx>
         <w:trPr>
           <w:trHeight w:val="795"/>
         </w:trPr>
@@ -7452,12 +6991,6 @@
         </w:tc>
       </w:tr>
       <w:tr>
-        <w:tblPrEx>
-          <w:tblCellMar>
-            <w:top w:w="0" w:type="dxa"/>
-            <w:bottom w:w="0" w:type="dxa"/>
-          </w:tblCellMar>
-        </w:tblPrEx>
         <w:trPr>
           <w:trHeight w:val="600"/>
         </w:trPr>
@@ -7558,12 +7091,6 @@
               <w:gridCol w:w="236"/>
             </w:tblGrid>
             <w:tr>
-              <w:tblPrEx>
-                <w:tblCellMar>
-                  <w:top w:w="0" w:type="dxa"/>
-                  <w:bottom w:w="0" w:type="dxa"/>
-                </w:tblCellMar>
-              </w:tblPrEx>
               <w:trPr>
                 <w:trHeight w:val="230"/>
               </w:trPr>
@@ -7607,12 +7134,6 @@
         </w:tc>
       </w:tr>
       <w:tr>
-        <w:tblPrEx>
-          <w:tblCellMar>
-            <w:top w:w="0" w:type="dxa"/>
-            <w:bottom w:w="0" w:type="dxa"/>
-          </w:tblCellMar>
-        </w:tblPrEx>
         <w:trPr>
           <w:trHeight w:val="600"/>
         </w:trPr>
@@ -7665,13 +7186,7 @@
               <w:rPr>
                 <w:rFonts w:ascii="Times New Roman" w:eastAsia="Times New Roman" w:hAnsi="Times New Roman" w:cs="Times New Roman"/>
               </w:rPr>
-              <w:t xml:space="preserve"> 2. </w:t>
-            </w:r>
-            <w:r>
-              <w:rPr>
-                <w:rFonts w:ascii="Times New Roman" w:eastAsia="Times New Roman" w:hAnsi="Times New Roman" w:cs="Times New Roman"/>
-              </w:rPr>
-              <w:t>Khách hàng chọn cửa hàng muốn thanh toán</w:t>
+              <w:t xml:space="preserve"> 2. Khách hàng chọn cửa hàng muốn thanh toán</w:t>
             </w:r>
           </w:p>
         </w:tc>
@@ -7727,12 +7242,6 @@
         </w:tc>
       </w:tr>
       <w:tr>
-        <w:tblPrEx>
-          <w:tblCellMar>
-            <w:top w:w="0" w:type="dxa"/>
-            <w:bottom w:w="0" w:type="dxa"/>
-          </w:tblCellMar>
-        </w:tblPrEx>
         <w:trPr>
           <w:trHeight w:val="885"/>
         </w:trPr>
@@ -7833,12 +7342,6 @@
               <w:gridCol w:w="2775"/>
             </w:tblGrid>
             <w:tr>
-              <w:tblPrEx>
-                <w:tblCellMar>
-                  <w:top w:w="0" w:type="dxa"/>
-                  <w:bottom w:w="0" w:type="dxa"/>
-                </w:tblCellMar>
-              </w:tblPrEx>
               <w:trPr>
                 <w:trHeight w:val="530"/>
               </w:trPr>
@@ -7895,12 +7398,6 @@
               <w:gridCol w:w="230"/>
             </w:tblGrid>
             <w:tr>
-              <w:tblPrEx>
-                <w:tblCellMar>
-                  <w:top w:w="0" w:type="dxa"/>
-                  <w:bottom w:w="0" w:type="dxa"/>
-                </w:tblCellMar>
-              </w:tblPrEx>
               <w:trPr>
                 <w:trHeight w:val="230"/>
               </w:trPr>
@@ -7944,12 +7441,6 @@
         </w:tc>
       </w:tr>
       <w:tr>
-        <w:tblPrEx>
-          <w:tblCellMar>
-            <w:top w:w="0" w:type="dxa"/>
-            <w:bottom w:w="0" w:type="dxa"/>
-          </w:tblCellMar>
-        </w:tblPrEx>
         <w:trPr>
           <w:trHeight w:val="1095"/>
         </w:trPr>
@@ -8020,12 +7511,6 @@
               <w:gridCol w:w="2775"/>
             </w:tblGrid>
             <w:tr>
-              <w:tblPrEx>
-                <w:tblCellMar>
-                  <w:top w:w="0" w:type="dxa"/>
-                  <w:bottom w:w="0" w:type="dxa"/>
-                </w:tblCellMar>
-              </w:tblPrEx>
               <w:trPr>
                 <w:trHeight w:val="530"/>
               </w:trPr>
@@ -8051,15 +7536,7 @@
                       <w:b/>
                       <w:bCs/>
                     </w:rPr>
-                    <w:t xml:space="preserve">4. Khách hàng có </w:t>
-                  </w:r>
-                  <w:r>
-                    <w:rPr>
-                      <w:rFonts w:ascii="Times New Roman" w:eastAsia="Times New Roman" w:hAnsi="Times New Roman" w:cs="Times New Roman"/>
-                      <w:b/>
-                      <w:bCs/>
-                    </w:rPr>
-                    <w:t>thể đổi sang cửa hàng khác.</w:t>
+                    <w:t>4. Khách hàng có thể đổi sang cửa hàng khác.</w:t>
                   </w:r>
                 </w:p>
               </w:tc>
@@ -8090,12 +7567,6 @@
               <w:gridCol w:w="230"/>
             </w:tblGrid>
             <w:tr>
-              <w:tblPrEx>
-                <w:tblCellMar>
-                  <w:top w:w="0" w:type="dxa"/>
-                  <w:bottom w:w="0" w:type="dxa"/>
-                </w:tblCellMar>
-              </w:tblPrEx>
               <w:trPr>
                 <w:trHeight w:val="230"/>
               </w:trPr>
@@ -8178,12 +7649,6 @@
               <w:gridCol w:w="7550"/>
             </w:tblGrid>
             <w:tr>
-              <w:tblPrEx>
-                <w:tblCellMar>
-                  <w:top w:w="0" w:type="dxa"/>
-                  <w:bottom w:w="0" w:type="dxa"/>
-                </w:tblCellMar>
-              </w:tblPrEx>
               <w:trPr>
                 <w:trHeight w:val="530"/>
               </w:trPr>
@@ -8240,12 +7705,6 @@
               <w:gridCol w:w="230"/>
             </w:tblGrid>
             <w:tr>
-              <w:tblPrEx>
-                <w:tblCellMar>
-                  <w:top w:w="0" w:type="dxa"/>
-                  <w:bottom w:w="0" w:type="dxa"/>
-                </w:tblCellMar>
-              </w:tblPrEx>
               <w:trPr>
                 <w:trHeight w:val="230"/>
               </w:trPr>
@@ -8289,12 +7748,6 @@
         </w:tc>
       </w:tr>
       <w:tr>
-        <w:tblPrEx>
-          <w:tblCellMar>
-            <w:top w:w="0" w:type="dxa"/>
-            <w:bottom w:w="0" w:type="dxa"/>
-          </w:tblCellMar>
-        </w:tblPrEx>
         <w:trPr>
           <w:trHeight w:val="1065"/>
         </w:trPr>
@@ -8360,12 +7813,6 @@
               <w:gridCol w:w="2165"/>
             </w:tblGrid>
             <w:tr>
-              <w:tblPrEx>
-                <w:tblCellMar>
-                  <w:top w:w="0" w:type="dxa"/>
-                  <w:bottom w:w="0" w:type="dxa"/>
-                </w:tblCellMar>
-              </w:tblPrEx>
               <w:trPr>
                 <w:trHeight w:val="530"/>
               </w:trPr>
@@ -8418,12 +7865,6 @@
               <w:gridCol w:w="230"/>
             </w:tblGrid>
             <w:tr>
-              <w:tblPrEx>
-                <w:tblCellMar>
-                  <w:top w:w="0" w:type="dxa"/>
-                  <w:bottom w:w="0" w:type="dxa"/>
-                </w:tblCellMar>
-              </w:tblPrEx>
               <w:trPr>
                 <w:trHeight w:val="230"/>
               </w:trPr>
@@ -8493,12 +7934,6 @@
         </w:tc>
       </w:tr>
       <w:tr>
-        <w:tblPrEx>
-          <w:tblCellMar>
-            <w:top w:w="0" w:type="dxa"/>
-            <w:bottom w:w="0" w:type="dxa"/>
-          </w:tblCellMar>
-        </w:tblPrEx>
         <w:trPr>
           <w:trHeight w:val="285"/>
         </w:trPr>
@@ -8560,12 +7995,6 @@
         </w:tc>
       </w:tr>
       <w:tr>
-        <w:tblPrEx>
-          <w:tblCellMar>
-            <w:top w:w="0" w:type="dxa"/>
-            <w:bottom w:w="0" w:type="dxa"/>
-          </w:tblCellMar>
-        </w:tblPrEx>
         <w:trPr>
           <w:trHeight w:val="1065"/>
         </w:trPr>
@@ -8628,13 +8057,7 @@
               <w:rPr>
                 <w:rFonts w:ascii="Times New Roman" w:eastAsia="Times New Roman" w:hAnsi="Times New Roman" w:cs="Times New Roman"/>
               </w:rPr>
-              <w:t xml:space="preserve">A1 Khách hàng thay đổi </w:t>
-            </w:r>
-            <w:r>
-              <w:rPr>
-                <w:rFonts w:ascii="Times New Roman" w:eastAsia="Times New Roman" w:hAnsi="Times New Roman" w:cs="Times New Roman"/>
-              </w:rPr>
-              <w:t>lựa chọn sang cửa hàng khác → hệ thống cập nhật lại nhóm món và tổng tạm tính tương ứng.</w:t>
+              <w:t>A1 Khách hàng thay đổi lựa chọn sang cửa hàng khác → hệ thống cập nhật lại nhóm món và tổng tạm tính tương ứng.</w:t>
             </w:r>
           </w:p>
           <w:p>
@@ -8653,12 +8076,6 @@
         </w:tc>
       </w:tr>
       <w:tr>
-        <w:tblPrEx>
-          <w:tblCellMar>
-            <w:top w:w="0" w:type="dxa"/>
-            <w:bottom w:w="0" w:type="dxa"/>
-          </w:tblCellMar>
-        </w:tblPrEx>
         <w:trPr>
           <w:trHeight w:val="2355"/>
         </w:trPr>
@@ -8733,12 +8150,6 @@
         </w:tc>
       </w:tr>
       <w:tr>
-        <w:tblPrEx>
-          <w:tblCellMar>
-            <w:top w:w="0" w:type="dxa"/>
-            <w:bottom w:w="0" w:type="dxa"/>
-          </w:tblCellMar>
-        </w:tblPrEx>
         <w:trPr>
           <w:trHeight w:val="435"/>
         </w:trPr>
@@ -8807,12 +8218,6 @@
         </w:tc>
       </w:tr>
       <w:tr>
-        <w:tblPrEx>
-          <w:tblCellMar>
-            <w:top w:w="0" w:type="dxa"/>
-            <w:bottom w:w="0" w:type="dxa"/>
-          </w:tblCellMar>
-        </w:tblPrEx>
         <w:trPr>
           <w:trHeight w:val="435"/>
         </w:trPr>
@@ -8881,12 +8286,6 @@
         </w:tc>
       </w:tr>
       <w:tr>
-        <w:tblPrEx>
-          <w:tblCellMar>
-            <w:top w:w="0" w:type="dxa"/>
-            <w:bottom w:w="0" w:type="dxa"/>
-          </w:tblCellMar>
-        </w:tblPrEx>
         <w:trPr>
           <w:trHeight w:val="405"/>
         </w:trPr>
@@ -8955,12 +8354,6 @@
         </w:tc>
       </w:tr>
       <w:tr>
-        <w:tblPrEx>
-          <w:tblCellMar>
-            <w:top w:w="0" w:type="dxa"/>
-            <w:bottom w:w="0" w:type="dxa"/>
-          </w:tblCellMar>
-        </w:tblPrEx>
         <w:trPr>
           <w:trHeight w:val="285"/>
         </w:trPr>
@@ -8993,15 +8386,7 @@
                 <w:b/>
                 <w:bCs/>
               </w:rPr>
-              <w:t xml:space="preserve">Activity </w:t>
-            </w:r>
-            <w:r>
-              <w:rPr>
-                <w:rFonts w:ascii="Times New Roman" w:eastAsia="Times New Roman" w:hAnsi="Times New Roman" w:cs="Times New Roman"/>
-                <w:b/>
-                <w:bCs/>
-              </w:rPr>
-              <w:t xml:space="preserve">Diagram: </w:t>
+              <w:t xml:space="preserve">Activity Diagram: </w:t>
             </w:r>
             <w:r>
               <w:rPr>
@@ -9198,12 +8583,6 @@
         <w:gridCol w:w="3999"/>
       </w:tblGrid>
       <w:tr>
-        <w:tblPrEx>
-          <w:tblCellMar>
-            <w:top w:w="0" w:type="dxa"/>
-            <w:bottom w:w="0" w:type="dxa"/>
-          </w:tblCellMar>
-        </w:tblPrEx>
         <w:trPr>
           <w:trHeight w:val="10500"/>
         </w:trPr>
@@ -9307,12 +8686,6 @@
         </w:tc>
       </w:tr>
       <w:tr>
-        <w:tblPrEx>
-          <w:tblCellMar>
-            <w:top w:w="0" w:type="dxa"/>
-            <w:bottom w:w="0" w:type="dxa"/>
-          </w:tblCellMar>
-        </w:tblPrEx>
         <w:trPr>
           <w:trHeight w:val="660"/>
         </w:trPr>
@@ -9389,12 +8762,6 @@
         </w:tc>
       </w:tr>
       <w:tr>
-        <w:tblPrEx>
-          <w:tblCellMar>
-            <w:top w:w="0" w:type="dxa"/>
-            <w:bottom w:w="0" w:type="dxa"/>
-          </w:tblCellMar>
-        </w:tblPrEx>
         <w:trPr>
           <w:trHeight w:val="345"/>
         </w:trPr>
@@ -9466,12 +8833,6 @@
         </w:tc>
       </w:tr>
       <w:tr>
-        <w:tblPrEx>
-          <w:tblCellMar>
-            <w:top w:w="0" w:type="dxa"/>
-            <w:bottom w:w="0" w:type="dxa"/>
-          </w:tblCellMar>
-        </w:tblPrEx>
         <w:trPr>
           <w:trHeight w:val="345"/>
         </w:trPr>
@@ -9544,12 +8905,6 @@
         </w:tc>
       </w:tr>
       <w:tr>
-        <w:tblPrEx>
-          <w:tblCellMar>
-            <w:top w:w="0" w:type="dxa"/>
-            <w:bottom w:w="0" w:type="dxa"/>
-          </w:tblCellMar>
-        </w:tblPrEx>
         <w:trPr>
           <w:trHeight w:val="345"/>
         </w:trPr>
@@ -9619,12 +8974,6 @@
         </w:tc>
       </w:tr>
       <w:tr>
-        <w:tblPrEx>
-          <w:tblCellMar>
-            <w:top w:w="0" w:type="dxa"/>
-            <w:bottom w:w="0" w:type="dxa"/>
-          </w:tblCellMar>
-        </w:tblPrEx>
         <w:trPr>
           <w:trHeight w:val="2265"/>
         </w:trPr>
@@ -9709,12 +9058,6 @@
         </w:tc>
       </w:tr>
       <w:tr>
-        <w:tblPrEx>
-          <w:tblCellMar>
-            <w:top w:w="0" w:type="dxa"/>
-            <w:bottom w:w="0" w:type="dxa"/>
-          </w:tblCellMar>
-        </w:tblPrEx>
         <w:trPr>
           <w:trHeight w:val="900"/>
         </w:trPr>
@@ -9835,12 +9178,6 @@
         </w:tc>
       </w:tr>
       <w:tr>
-        <w:tblPrEx>
-          <w:tblCellMar>
-            <w:top w:w="0" w:type="dxa"/>
-            <w:bottom w:w="0" w:type="dxa"/>
-          </w:tblCellMar>
-        </w:tblPrEx>
         <w:trPr>
           <w:trHeight w:val="660"/>
         </w:trPr>
@@ -9930,12 +9267,6 @@
         </w:tc>
       </w:tr>
       <w:tr>
-        <w:tblPrEx>
-          <w:tblCellMar>
-            <w:top w:w="0" w:type="dxa"/>
-            <w:bottom w:w="0" w:type="dxa"/>
-          </w:tblCellMar>
-        </w:tblPrEx>
         <w:trPr>
           <w:trHeight w:val="660"/>
         </w:trPr>
@@ -10035,15 +9366,7 @@
                 <w:sz w:val="26"/>
                 <w:szCs w:val="26"/>
               </w:rPr>
-              <w:t xml:space="preserve">, và hiển </w:t>
-            </w:r>
-            <w:r>
-              <w:rPr>
-                <w:rFonts w:ascii="Times New Roman" w:eastAsia="Times New Roman" w:hAnsi="Times New Roman" w:cs="Times New Roman"/>
-                <w:sz w:val="26"/>
-                <w:szCs w:val="26"/>
-              </w:rPr>
-              <w:t xml:space="preserve">thị mã đơn hàng. </w:t>
+              <w:t xml:space="preserve">, và hiển thị mã đơn hàng. </w:t>
             </w:r>
             <w:r>
               <w:rPr>
@@ -10059,12 +9382,6 @@
         </w:tc>
       </w:tr>
       <w:tr>
-        <w:tblPrEx>
-          <w:tblCellMar>
-            <w:top w:w="0" w:type="dxa"/>
-            <w:bottom w:w="0" w:type="dxa"/>
-          </w:tblCellMar>
-        </w:tblPrEx>
         <w:trPr>
           <w:trHeight w:val="2100"/>
         </w:trPr>
@@ -10149,12 +9466,6 @@
         </w:tc>
       </w:tr>
       <w:tr>
-        <w:tblPrEx>
-          <w:tblCellMar>
-            <w:top w:w="0" w:type="dxa"/>
-            <w:bottom w:w="0" w:type="dxa"/>
-          </w:tblCellMar>
-        </w:tblPrEx>
         <w:trPr>
           <w:trHeight w:val="660"/>
         </w:trPr>
@@ -10282,12 +9593,6 @@
               <w:gridCol w:w="3795"/>
             </w:tblGrid>
             <w:tr>
-              <w:tblPrEx>
-                <w:tblCellMar>
-                  <w:top w:w="0" w:type="dxa"/>
-                  <w:bottom w:w="0" w:type="dxa"/>
-                </w:tblCellMar>
-              </w:tblPrEx>
               <w:trPr>
                 <w:trHeight w:val="830"/>
               </w:trPr>
@@ -10345,12 +9650,6 @@
               <w:gridCol w:w="230"/>
             </w:tblGrid>
             <w:tr>
-              <w:tblPrEx>
-                <w:tblCellMar>
-                  <w:top w:w="0" w:type="dxa"/>
-                  <w:bottom w:w="0" w:type="dxa"/>
-                </w:tblCellMar>
-              </w:tblPrEx>
               <w:trPr>
                 <w:trHeight w:val="230"/>
               </w:trPr>
@@ -10394,12 +9693,6 @@
         </w:tc>
       </w:tr>
       <w:tr>
-        <w:tblPrEx>
-          <w:tblCellMar>
-            <w:top w:w="0" w:type="dxa"/>
-            <w:bottom w:w="0" w:type="dxa"/>
-          </w:tblCellMar>
-        </w:tblPrEx>
         <w:trPr>
           <w:trHeight w:val="3225"/>
         </w:trPr>
@@ -10467,12 +9760,6 @@
               <w:gridCol w:w="2655"/>
             </w:tblGrid>
             <w:tr>
-              <w:tblPrEx>
-                <w:tblCellMar>
-                  <w:top w:w="0" w:type="dxa"/>
-                  <w:bottom w:w="0" w:type="dxa"/>
-                </w:tblCellMar>
-              </w:tblPrEx>
               <w:trPr>
                 <w:trHeight w:val="530"/>
               </w:trPr>
@@ -10529,12 +9816,6 @@
               <w:gridCol w:w="230"/>
             </w:tblGrid>
             <w:tr>
-              <w:tblPrEx>
-                <w:tblCellMar>
-                  <w:top w:w="0" w:type="dxa"/>
-                  <w:bottom w:w="0" w:type="dxa"/>
-                </w:tblCellMar>
-              </w:tblPrEx>
               <w:trPr>
                 <w:trHeight w:val="230"/>
               </w:trPr>
@@ -10588,12 +9869,6 @@
               <w:gridCol w:w="2655"/>
             </w:tblGrid>
             <w:tr>
-              <w:tblPrEx>
-                <w:tblCellMar>
-                  <w:top w:w="0" w:type="dxa"/>
-                  <w:bottom w:w="0" w:type="dxa"/>
-                </w:tblCellMar>
-              </w:tblPrEx>
               <w:trPr>
                 <w:trHeight w:val="530"/>
               </w:trPr>
@@ -10650,12 +9925,6 @@
               <w:gridCol w:w="230"/>
             </w:tblGrid>
             <w:tr>
-              <w:tblPrEx>
-                <w:tblCellMar>
-                  <w:top w:w="0" w:type="dxa"/>
-                  <w:bottom w:w="0" w:type="dxa"/>
-                </w:tblCellMar>
-              </w:tblPrEx>
               <w:trPr>
                 <w:trHeight w:val="230"/>
               </w:trPr>
@@ -10738,12 +10007,6 @@
               <w:gridCol w:w="3795"/>
             </w:tblGrid>
             <w:tr>
-              <w:tblPrEx>
-                <w:tblCellMar>
-                  <w:top w:w="0" w:type="dxa"/>
-                  <w:bottom w:w="0" w:type="dxa"/>
-                </w:tblCellMar>
-              </w:tblPrEx>
               <w:trPr>
                 <w:trHeight w:val="830"/>
               </w:trPr>
@@ -10769,15 +10032,7 @@
                       <w:sz w:val="26"/>
                       <w:szCs w:val="26"/>
                     </w:rPr>
-                    <w:t xml:space="preserve">3. </w:t>
-                  </w:r>
-                  <w:r>
-                    <w:rPr>
-                      <w:rFonts w:ascii="Times New Roman" w:eastAsia="Times New Roman" w:hAnsi="Times New Roman" w:cs="Times New Roman"/>
-                      <w:sz w:val="26"/>
-                      <w:szCs w:val="26"/>
-                    </w:rPr>
-                    <w:t xml:space="preserve">Hệ thống hiển thị </w:t>
+                    <w:t xml:space="preserve">3. Hệ thống hiển thị </w:t>
                   </w:r>
                   <w:r>
                     <w:rPr>
@@ -10836,12 +10091,6 @@
               <w:gridCol w:w="230"/>
             </w:tblGrid>
             <w:tr>
-              <w:tblPrEx>
-                <w:tblCellMar>
-                  <w:top w:w="0" w:type="dxa"/>
-                  <w:bottom w:w="0" w:type="dxa"/>
-                </w:tblCellMar>
-              </w:tblPrEx>
               <w:trPr>
                 <w:trHeight w:val="230"/>
               </w:trPr>
@@ -10882,15 +10131,7 @@
                 <w:sz w:val="26"/>
                 <w:szCs w:val="26"/>
               </w:rPr>
-              <w:t xml:space="preserve">4. Hệ thống hiển thị vị trí phương tiện giao hàng, thời gian dự kiến đến, và thông báo “Đơn hàng đang được giao </w:t>
-            </w:r>
-            <w:r>
-              <w:rPr>
-                <w:rFonts w:ascii="Times New Roman" w:eastAsia="Times New Roman" w:hAnsi="Times New Roman" w:cs="Times New Roman"/>
-                <w:sz w:val="26"/>
-                <w:szCs w:val="26"/>
-              </w:rPr>
-              <w:t>đến bạn”</w:t>
+              <w:t>4. Hệ thống hiển thị vị trí phương tiện giao hàng, thời gian dự kiến đến, và thông báo “Đơn hàng đang được giao đến bạn”</w:t>
             </w:r>
             <w:r>
               <w:rPr>
@@ -10938,12 +10179,6 @@
         </w:tc>
       </w:tr>
       <w:tr>
-        <w:tblPrEx>
-          <w:tblCellMar>
-            <w:top w:w="0" w:type="dxa"/>
-            <w:bottom w:w="0" w:type="dxa"/>
-          </w:tblCellMar>
-        </w:tblPrEx>
         <w:trPr>
           <w:trHeight w:val="1305"/>
         </w:trPr>
@@ -11010,12 +10245,6 @@
               <w:gridCol w:w="2540"/>
             </w:tblGrid>
             <w:tr>
-              <w:tblPrEx>
-                <w:tblCellMar>
-                  <w:top w:w="0" w:type="dxa"/>
-                  <w:bottom w:w="0" w:type="dxa"/>
-                </w:tblCellMar>
-              </w:tblPrEx>
               <w:trPr>
                 <w:trHeight w:val="530"/>
               </w:trPr>
@@ -11076,12 +10305,6 @@
               <w:gridCol w:w="230"/>
             </w:tblGrid>
             <w:tr>
-              <w:tblPrEx>
-                <w:tblCellMar>
-                  <w:top w:w="0" w:type="dxa"/>
-                  <w:bottom w:w="0" w:type="dxa"/>
-                </w:tblCellMar>
-              </w:tblPrEx>
               <w:trPr>
                 <w:trHeight w:val="230"/>
               </w:trPr>
@@ -11159,12 +10382,6 @@
         </w:tc>
       </w:tr>
       <w:tr>
-        <w:tblPrEx>
-          <w:tblCellMar>
-            <w:top w:w="0" w:type="dxa"/>
-            <w:bottom w:w="0" w:type="dxa"/>
-          </w:tblCellMar>
-        </w:tblPrEx>
         <w:trPr>
           <w:trHeight w:val="1215"/>
         </w:trPr>
@@ -11232,12 +10449,6 @@
               <w:gridCol w:w="2655"/>
             </w:tblGrid>
             <w:tr>
-              <w:tblPrEx>
-                <w:tblCellMar>
-                  <w:top w:w="0" w:type="dxa"/>
-                  <w:bottom w:w="0" w:type="dxa"/>
-                </w:tblCellMar>
-              </w:tblPrEx>
               <w:trPr>
                 <w:trHeight w:val="530"/>
               </w:trPr>
@@ -11312,12 +10523,6 @@
               <w:gridCol w:w="230"/>
             </w:tblGrid>
             <w:tr>
-              <w:tblPrEx>
-                <w:tblCellMar>
-                  <w:top w:w="0" w:type="dxa"/>
-                  <w:bottom w:w="0" w:type="dxa"/>
-                </w:tblCellMar>
-              </w:tblPrEx>
               <w:trPr>
                 <w:trHeight w:val="230"/>
               </w:trPr>
@@ -11395,7 +10600,15 @@
                 <w:sz w:val="26"/>
                 <w:szCs w:val="26"/>
               </w:rPr>
-              <w:t xml:space="preserve">“Đã </w:t>
+              <w:t>“Đã giao (DELIVERED)”</w:t>
+            </w:r>
+            <w:r>
+              <w:rPr>
+                <w:rFonts w:ascii="Times New Roman" w:eastAsia="Times New Roman" w:hAnsi="Times New Roman" w:cs="Times New Roman"/>
+                <w:sz w:val="26"/>
+                <w:szCs w:val="26"/>
+              </w:rPr>
+              <w:t xml:space="preserve"> và gửi thông báo hoàn tất. </w:t>
             </w:r>
             <w:r>
               <w:rPr>
@@ -11405,16 +10618,15 @@
                 <w:sz w:val="26"/>
                 <w:szCs w:val="26"/>
               </w:rPr>
-              <w:t>giao (DELIVERED)”</w:t>
-            </w:r>
-            <w:r>
-              <w:rPr>
-                <w:rFonts w:ascii="Times New Roman" w:eastAsia="Times New Roman" w:hAnsi="Times New Roman" w:cs="Times New Roman"/>
-                <w:sz w:val="26"/>
-                <w:szCs w:val="26"/>
-              </w:rPr>
-              <w:t xml:space="preserve"> và gửi thông báo hoàn tất. </w:t>
-            </w:r>
+              <w:t>E1</w:t>
+            </w:r>
+          </w:p>
+          <w:p>
+            <w:pPr>
+              <w:pStyle w:val="Standard"/>
+              <w:spacing w:before="240" w:after="240" w:line="240" w:lineRule="auto"/>
+              <w:jc w:val="both"/>
+            </w:pPr>
             <w:r>
               <w:rPr>
                 <w:rFonts w:ascii="Times New Roman" w:eastAsia="Times New Roman" w:hAnsi="Times New Roman" w:cs="Times New Roman"/>
@@ -11423,9 +10635,148 @@
                 <w:sz w:val="26"/>
                 <w:szCs w:val="26"/>
               </w:rPr>
-              <w:t>E1</w:t>
-            </w:r>
-          </w:p>
+              <w:t xml:space="preserve"> </w:t>
+            </w:r>
+          </w:p>
+        </w:tc>
+      </w:tr>
+      <w:tr>
+        <w:trPr>
+          <w:trHeight w:val="1740"/>
+        </w:trPr>
+        <w:tc>
+          <w:tcPr>
+            <w:tcW w:w="2490" w:type="dxa"/>
+            <w:vMerge/>
+            <w:tcBorders>
+              <w:left w:val="single" w:sz="8" w:space="0" w:color="000000"/>
+              <w:bottom w:val="single" w:sz="8" w:space="0" w:color="000000"/>
+              <w:right w:val="single" w:sz="8" w:space="0" w:color="000000"/>
+            </w:tcBorders>
+            <w:tcMar>
+              <w:top w:w="0" w:type="dxa"/>
+              <w:left w:w="100" w:type="dxa"/>
+              <w:bottom w:w="0" w:type="dxa"/>
+              <w:right w:w="100" w:type="dxa"/>
+            </w:tcMar>
+          </w:tcPr>
+          <w:p>
+            <w:pPr>
+              <w:widowControl w:val="0"/>
+            </w:pPr>
+          </w:p>
+        </w:tc>
+        <w:tc>
+          <w:tcPr>
+            <w:tcW w:w="2870" w:type="dxa"/>
+            <w:tcBorders>
+              <w:bottom w:val="single" w:sz="8" w:space="0" w:color="000000"/>
+              <w:right w:val="single" w:sz="8" w:space="0" w:color="000000"/>
+            </w:tcBorders>
+            <w:tcMar>
+              <w:top w:w="0" w:type="dxa"/>
+              <w:left w:w="100" w:type="dxa"/>
+              <w:bottom w:w="0" w:type="dxa"/>
+              <w:right w:w="100" w:type="dxa"/>
+            </w:tcMar>
+          </w:tcPr>
+          <w:p>
+            <w:pPr>
+              <w:pStyle w:val="Standard"/>
+              <w:spacing w:before="240" w:after="240" w:line="240" w:lineRule="auto"/>
+              <w:jc w:val="both"/>
+            </w:pPr>
+            <w:r>
+              <w:rPr>
+                <w:rFonts w:ascii="Times New Roman" w:eastAsia="Times New Roman" w:hAnsi="Times New Roman" w:cs="Times New Roman"/>
+                <w:b/>
+                <w:bCs/>
+              </w:rPr>
+              <w:t>Luồng B: Nhân viên, Quản lý/Merchant Xử lý đơn</w:t>
+            </w:r>
+          </w:p>
+          <w:p>
+            <w:pPr>
+              <w:pStyle w:val="Standard"/>
+              <w:spacing w:before="240" w:after="240" w:line="240" w:lineRule="auto"/>
+              <w:ind w:left="360"/>
+              <w:jc w:val="both"/>
+            </w:pPr>
+            <w:r>
+              <w:rPr>
+                <w:rFonts w:ascii="Times New Roman" w:eastAsia="Times New Roman" w:hAnsi="Times New Roman" w:cs="Times New Roman"/>
+                <w:sz w:val="26"/>
+                <w:szCs w:val="26"/>
+              </w:rPr>
+              <w:t xml:space="preserve"> </w:t>
+            </w:r>
+          </w:p>
+          <w:p>
+            <w:pPr>
+              <w:pStyle w:val="Standard"/>
+              <w:spacing w:before="240" w:after="240" w:line="240" w:lineRule="auto"/>
+              <w:jc w:val="both"/>
+            </w:pPr>
+            <w:r>
+              <w:rPr>
+                <w:rFonts w:ascii="Times New Roman" w:eastAsia="Times New Roman" w:hAnsi="Times New Roman" w:cs="Times New Roman"/>
+                <w:sz w:val="26"/>
+                <w:szCs w:val="26"/>
+              </w:rPr>
+              <w:t xml:space="preserve"> </w:t>
+            </w:r>
+          </w:p>
+        </w:tc>
+        <w:tc>
+          <w:tcPr>
+            <w:tcW w:w="3999" w:type="dxa"/>
+            <w:tcBorders>
+              <w:bottom w:val="single" w:sz="8" w:space="0" w:color="000000"/>
+              <w:right w:val="single" w:sz="8" w:space="0" w:color="000000"/>
+            </w:tcBorders>
+            <w:tcMar>
+              <w:top w:w="0" w:type="dxa"/>
+              <w:left w:w="100" w:type="dxa"/>
+              <w:bottom w:w="0" w:type="dxa"/>
+              <w:right w:w="100" w:type="dxa"/>
+            </w:tcMar>
+          </w:tcPr>
+          <w:p>
+            <w:pPr>
+              <w:pStyle w:val="Standard"/>
+              <w:spacing w:before="240" w:after="240" w:line="240" w:lineRule="auto"/>
+              <w:jc w:val="both"/>
+            </w:pPr>
+            <w:r>
+              <w:rPr>
+                <w:rFonts w:ascii="Times New Roman" w:eastAsia="Times New Roman" w:hAnsi="Times New Roman" w:cs="Times New Roman"/>
+                <w:sz w:val="26"/>
+                <w:szCs w:val="26"/>
+              </w:rPr>
+              <w:t xml:space="preserve"> </w:t>
+            </w:r>
+          </w:p>
+        </w:tc>
+      </w:tr>
+      <w:tr>
+        <w:trPr>
+          <w:trHeight w:val="615"/>
+        </w:trPr>
+        <w:tc>
+          <w:tcPr>
+            <w:tcW w:w="2490" w:type="dxa"/>
+            <w:tcBorders>
+              <w:left w:val="single" w:sz="8" w:space="0" w:color="000000"/>
+              <w:bottom w:val="single" w:sz="8" w:space="0" w:color="000000"/>
+              <w:right w:val="single" w:sz="8" w:space="0" w:color="000000"/>
+            </w:tcBorders>
+            <w:tcMar>
+              <w:top w:w="0" w:type="dxa"/>
+              <w:left w:w="100" w:type="dxa"/>
+              <w:bottom w:w="0" w:type="dxa"/>
+              <w:right w:w="100" w:type="dxa"/>
+            </w:tcMar>
+          </w:tcPr>
           <w:p>
             <w:pPr>
               <w:pStyle w:val="Standard"/>
@@ -11444,140 +10795,68 @@
             </w:r>
           </w:p>
         </w:tc>
+        <w:tc>
+          <w:tcPr>
+            <w:tcW w:w="2870" w:type="dxa"/>
+            <w:tcBorders>
+              <w:bottom w:val="single" w:sz="8" w:space="0" w:color="000000"/>
+              <w:right w:val="single" w:sz="8" w:space="0" w:color="000000"/>
+            </w:tcBorders>
+            <w:tcMar>
+              <w:top w:w="0" w:type="dxa"/>
+              <w:left w:w="100" w:type="dxa"/>
+              <w:bottom w:w="0" w:type="dxa"/>
+              <w:right w:w="100" w:type="dxa"/>
+            </w:tcMar>
+          </w:tcPr>
+          <w:p>
+            <w:pPr>
+              <w:pStyle w:val="Standard"/>
+              <w:spacing w:before="240" w:after="240" w:line="240" w:lineRule="auto"/>
+              <w:jc w:val="both"/>
+            </w:pPr>
+            <w:r>
+              <w:rPr>
+                <w:rFonts w:ascii="Times New Roman" w:eastAsia="Times New Roman" w:hAnsi="Times New Roman" w:cs="Times New Roman"/>
+              </w:rPr>
+              <w:t>1. Nhân viên/Quản lý đăng nhập vào hệ thống quản trị.</w:t>
+            </w:r>
+          </w:p>
+        </w:tc>
+        <w:tc>
+          <w:tcPr>
+            <w:tcW w:w="3999" w:type="dxa"/>
+            <w:tcBorders>
+              <w:bottom w:val="single" w:sz="8" w:space="0" w:color="000000"/>
+              <w:right w:val="single" w:sz="8" w:space="0" w:color="000000"/>
+            </w:tcBorders>
+            <w:tcMar>
+              <w:top w:w="0" w:type="dxa"/>
+              <w:left w:w="100" w:type="dxa"/>
+              <w:bottom w:w="0" w:type="dxa"/>
+              <w:right w:w="100" w:type="dxa"/>
+            </w:tcMar>
+          </w:tcPr>
+          <w:p>
+            <w:pPr>
+              <w:pStyle w:val="Standard"/>
+              <w:spacing w:before="240" w:after="240" w:line="240" w:lineRule="auto"/>
+              <w:jc w:val="both"/>
+            </w:pPr>
+            <w:r>
+              <w:rPr>
+                <w:rFonts w:ascii="Times New Roman" w:eastAsia="Times New Roman" w:hAnsi="Times New Roman" w:cs="Times New Roman"/>
+                <w:sz w:val="26"/>
+                <w:szCs w:val="26"/>
+              </w:rPr>
+              <w:t xml:space="preserve"> 1. Hệ thống xác thực và hiển thị danh sách đơn hàng phân loại theo trạng thái.</w:t>
+            </w:r>
+          </w:p>
+        </w:tc>
       </w:tr>
       <w:tr>
-        <w:tblPrEx>
-          <w:tblCellMar>
-            <w:top w:w="0" w:type="dxa"/>
-            <w:bottom w:w="0" w:type="dxa"/>
-          </w:tblCellMar>
-        </w:tblPrEx>
         <w:trPr>
-          <w:trHeight w:val="1740"/>
-        </w:trPr>
-        <w:tc>
-          <w:tcPr>
-            <w:tcW w:w="2490" w:type="dxa"/>
-            <w:vMerge/>
-            <w:tcBorders>
-              <w:left w:val="single" w:sz="8" w:space="0" w:color="000000"/>
-              <w:bottom w:val="single" w:sz="8" w:space="0" w:color="000000"/>
-              <w:right w:val="single" w:sz="8" w:space="0" w:color="000000"/>
-            </w:tcBorders>
-            <w:tcMar>
-              <w:top w:w="0" w:type="dxa"/>
-              <w:left w:w="100" w:type="dxa"/>
-              <w:bottom w:w="0" w:type="dxa"/>
-              <w:right w:w="100" w:type="dxa"/>
-            </w:tcMar>
-          </w:tcPr>
-          <w:p>
-            <w:pPr>
-              <w:widowControl w:val="0"/>
-            </w:pPr>
-          </w:p>
-        </w:tc>
-        <w:tc>
-          <w:tcPr>
-            <w:tcW w:w="2870" w:type="dxa"/>
-            <w:tcBorders>
-              <w:bottom w:val="single" w:sz="8" w:space="0" w:color="000000"/>
-              <w:right w:val="single" w:sz="8" w:space="0" w:color="000000"/>
-            </w:tcBorders>
-            <w:tcMar>
-              <w:top w:w="0" w:type="dxa"/>
-              <w:left w:w="100" w:type="dxa"/>
-              <w:bottom w:w="0" w:type="dxa"/>
-              <w:right w:w="100" w:type="dxa"/>
-            </w:tcMar>
-          </w:tcPr>
-          <w:p>
-            <w:pPr>
-              <w:pStyle w:val="Standard"/>
-              <w:spacing w:before="240" w:after="240" w:line="240" w:lineRule="auto"/>
-              <w:jc w:val="both"/>
-            </w:pPr>
-            <w:r>
-              <w:rPr>
-                <w:rFonts w:ascii="Times New Roman" w:eastAsia="Times New Roman" w:hAnsi="Times New Roman" w:cs="Times New Roman"/>
-                <w:b/>
-                <w:bCs/>
-              </w:rPr>
-              <w:t>Luồng B: Nhân viên, Quản lý/Merchant Xử lý đơn</w:t>
-            </w:r>
-          </w:p>
-          <w:p>
-            <w:pPr>
-              <w:pStyle w:val="Standard"/>
-              <w:spacing w:before="240" w:after="240" w:line="240" w:lineRule="auto"/>
-              <w:ind w:left="360"/>
-              <w:jc w:val="both"/>
-            </w:pPr>
-            <w:r>
-              <w:rPr>
-                <w:rFonts w:ascii="Times New Roman" w:eastAsia="Times New Roman" w:hAnsi="Times New Roman" w:cs="Times New Roman"/>
-                <w:sz w:val="26"/>
-                <w:szCs w:val="26"/>
-              </w:rPr>
-              <w:t xml:space="preserve"> </w:t>
-            </w:r>
-          </w:p>
-          <w:p>
-            <w:pPr>
-              <w:pStyle w:val="Standard"/>
-              <w:spacing w:before="240" w:after="240" w:line="240" w:lineRule="auto"/>
-              <w:jc w:val="both"/>
-            </w:pPr>
-            <w:r>
-              <w:rPr>
-                <w:rFonts w:ascii="Times New Roman" w:eastAsia="Times New Roman" w:hAnsi="Times New Roman" w:cs="Times New Roman"/>
-                <w:sz w:val="26"/>
-                <w:szCs w:val="26"/>
-              </w:rPr>
-              <w:t xml:space="preserve"> </w:t>
-            </w:r>
-          </w:p>
-        </w:tc>
-        <w:tc>
-          <w:tcPr>
-            <w:tcW w:w="3999" w:type="dxa"/>
-            <w:tcBorders>
-              <w:bottom w:val="single" w:sz="8" w:space="0" w:color="000000"/>
-              <w:right w:val="single" w:sz="8" w:space="0" w:color="000000"/>
-            </w:tcBorders>
-            <w:tcMar>
-              <w:top w:w="0" w:type="dxa"/>
-              <w:left w:w="100" w:type="dxa"/>
-              <w:bottom w:w="0" w:type="dxa"/>
-              <w:right w:w="100" w:type="dxa"/>
-            </w:tcMar>
-          </w:tcPr>
-          <w:p>
-            <w:pPr>
-              <w:pStyle w:val="Standard"/>
-              <w:spacing w:before="240" w:after="240" w:line="240" w:lineRule="auto"/>
-              <w:jc w:val="both"/>
-            </w:pPr>
-            <w:r>
-              <w:rPr>
-                <w:rFonts w:ascii="Times New Roman" w:eastAsia="Times New Roman" w:hAnsi="Times New Roman" w:cs="Times New Roman"/>
-                <w:sz w:val="26"/>
-                <w:szCs w:val="26"/>
-              </w:rPr>
-              <w:t xml:space="preserve"> </w:t>
-            </w:r>
-          </w:p>
-        </w:tc>
-      </w:tr>
-      <w:tr>
-        <w:tblPrEx>
-          <w:tblCellMar>
-            <w:top w:w="0" w:type="dxa"/>
-            <w:bottom w:w="0" w:type="dxa"/>
-          </w:tblCellMar>
-        </w:tblPrEx>
-        <w:trPr>
-          <w:trHeight w:val="615"/>
+          <w:trHeight w:val="660"/>
         </w:trPr>
         <w:tc>
           <w:tcPr>
@@ -11635,8 +10914,23 @@
             <w:r>
               <w:rPr>
                 <w:rFonts w:ascii="Times New Roman" w:eastAsia="Times New Roman" w:hAnsi="Times New Roman" w:cs="Times New Roman"/>
-              </w:rPr>
-              <w:t>1. Nhân viên/Quản lý đăng nhập vào hệ thống quản trị.</w:t>
+                <w:b/>
+                <w:bCs/>
+              </w:rPr>
+              <w:t xml:space="preserve"> </w:t>
+            </w:r>
+            <w:r>
+              <w:rPr>
+                <w:rFonts w:ascii="Times New Roman" w:eastAsia="Times New Roman" w:hAnsi="Times New Roman" w:cs="Times New Roman"/>
+              </w:rPr>
+              <w:t xml:space="preserve">2. Nhân viên chọn đơn ở trạng thái “Đã xác nhận (CONFIRMED)” và chọn </w:t>
+            </w:r>
+            <w:r>
+              <w:rPr>
+                <w:rFonts w:ascii="Times New Roman" w:eastAsia="Times New Roman" w:hAnsi="Times New Roman" w:cs="Times New Roman"/>
+              </w:rPr>
+              <w:lastRenderedPageBreak/>
+              <w:t>“Chuẩn bị hàng”.</w:t>
             </w:r>
           </w:p>
         </w:tc>
@@ -11666,42 +10960,9 @@
                 <w:sz w:val="26"/>
                 <w:szCs w:val="26"/>
               </w:rPr>
-              <w:t xml:space="preserve"> 1. Hệ thống xác thực và hiển thị danh sách đơn hàng phân loại theo trạng thái.</w:t>
-            </w:r>
-          </w:p>
-        </w:tc>
-      </w:tr>
-      <w:tr>
-        <w:tblPrEx>
-          <w:tblCellMar>
-            <w:top w:w="0" w:type="dxa"/>
-            <w:bottom w:w="0" w:type="dxa"/>
-          </w:tblCellMar>
-        </w:tblPrEx>
-        <w:trPr>
-          <w:trHeight w:val="660"/>
-        </w:trPr>
-        <w:tc>
-          <w:tcPr>
-            <w:tcW w:w="2490" w:type="dxa"/>
-            <w:tcBorders>
-              <w:left w:val="single" w:sz="8" w:space="0" w:color="000000"/>
-              <w:bottom w:val="single" w:sz="8" w:space="0" w:color="000000"/>
-              <w:right w:val="single" w:sz="8" w:space="0" w:color="000000"/>
-            </w:tcBorders>
-            <w:tcMar>
-              <w:top w:w="0" w:type="dxa"/>
-              <w:left w:w="100" w:type="dxa"/>
-              <w:bottom w:w="0" w:type="dxa"/>
-              <w:right w:w="100" w:type="dxa"/>
-            </w:tcMar>
-          </w:tcPr>
-          <w:p>
-            <w:pPr>
-              <w:pStyle w:val="Standard"/>
-              <w:spacing w:before="240" w:after="240" w:line="240" w:lineRule="auto"/>
-              <w:jc w:val="both"/>
-            </w:pPr>
+              <w:lastRenderedPageBreak/>
+              <w:t xml:space="preserve">2. Hệ thống cập nhật trạng thái thành </w:t>
+            </w:r>
             <w:r>
               <w:rPr>
                 <w:rFonts w:ascii="Times New Roman" w:eastAsia="Times New Roman" w:hAnsi="Times New Roman" w:cs="Times New Roman"/>
@@ -11710,88 +10971,53 @@
                 <w:sz w:val="26"/>
                 <w:szCs w:val="26"/>
               </w:rPr>
-              <w:t xml:space="preserve"> </w:t>
-            </w:r>
-          </w:p>
-        </w:tc>
-        <w:tc>
-          <w:tcPr>
-            <w:tcW w:w="2870" w:type="dxa"/>
-            <w:tcBorders>
-              <w:bottom w:val="single" w:sz="8" w:space="0" w:color="000000"/>
-              <w:right w:val="single" w:sz="8" w:space="0" w:color="000000"/>
-            </w:tcBorders>
-            <w:tcMar>
-              <w:top w:w="0" w:type="dxa"/>
-              <w:left w:w="100" w:type="dxa"/>
-              <w:bottom w:w="0" w:type="dxa"/>
-              <w:right w:w="100" w:type="dxa"/>
-            </w:tcMar>
-          </w:tcPr>
-          <w:p>
-            <w:pPr>
-              <w:pStyle w:val="Standard"/>
-              <w:spacing w:before="240" w:after="240" w:line="240" w:lineRule="auto"/>
-              <w:jc w:val="both"/>
-            </w:pPr>
-            <w:r>
-              <w:rPr>
-                <w:rFonts w:ascii="Times New Roman" w:eastAsia="Times New Roman" w:hAnsi="Times New Roman" w:cs="Times New Roman"/>
-                <w:b/>
-                <w:bCs/>
-              </w:rPr>
-              <w:t xml:space="preserve"> </w:t>
-            </w:r>
-            <w:r>
-              <w:rPr>
-                <w:rFonts w:ascii="Times New Roman" w:eastAsia="Times New Roman" w:hAnsi="Times New Roman" w:cs="Times New Roman"/>
-              </w:rPr>
-              <w:t xml:space="preserve">2. </w:t>
-            </w:r>
-            <w:r>
-              <w:rPr>
-                <w:rFonts w:ascii="Times New Roman" w:eastAsia="Times New Roman" w:hAnsi="Times New Roman" w:cs="Times New Roman"/>
-              </w:rPr>
-              <w:t xml:space="preserve">Nhân viên chọn đơn ở trạng thái “Đã xác nhận (CONFIRMED)” và chọn </w:t>
-            </w:r>
-            <w:r>
-              <w:rPr>
-                <w:rFonts w:ascii="Times New Roman" w:eastAsia="Times New Roman" w:hAnsi="Times New Roman" w:cs="Times New Roman"/>
-              </w:rPr>
-              <w:lastRenderedPageBreak/>
-              <w:t>“Chuẩn bị hàng”.</w:t>
-            </w:r>
-          </w:p>
-        </w:tc>
-        <w:tc>
-          <w:tcPr>
-            <w:tcW w:w="3999" w:type="dxa"/>
-            <w:tcBorders>
-              <w:bottom w:val="single" w:sz="8" w:space="0" w:color="000000"/>
-              <w:right w:val="single" w:sz="8" w:space="0" w:color="000000"/>
-            </w:tcBorders>
-            <w:tcMar>
-              <w:top w:w="0" w:type="dxa"/>
-              <w:left w:w="100" w:type="dxa"/>
-              <w:bottom w:w="0" w:type="dxa"/>
-              <w:right w:w="100" w:type="dxa"/>
-            </w:tcMar>
-          </w:tcPr>
-          <w:p>
-            <w:pPr>
-              <w:pStyle w:val="Standard"/>
-              <w:spacing w:before="240" w:after="240" w:line="240" w:lineRule="auto"/>
-              <w:jc w:val="both"/>
-            </w:pPr>
+              <w:t>“Đang chuẩn bị (PREPARING)”</w:t>
+            </w:r>
             <w:r>
               <w:rPr>
                 <w:rFonts w:ascii="Times New Roman" w:eastAsia="Times New Roman" w:hAnsi="Times New Roman" w:cs="Times New Roman"/>
                 <w:sz w:val="26"/>
                 <w:szCs w:val="26"/>
               </w:rPr>
+              <w:t xml:space="preserve"> </w:t>
+            </w:r>
+            <w:r>
+              <w:rPr>
+                <w:rFonts w:ascii="Times New Roman" w:eastAsia="Times New Roman" w:hAnsi="Times New Roman" w:cs="Times New Roman"/>
+                <w:sz w:val="26"/>
+                <w:szCs w:val="26"/>
+              </w:rPr>
               <w:lastRenderedPageBreak/>
-              <w:t xml:space="preserve">2. Hệ thống cập nhật trạng thái thành </w:t>
-            </w:r>
+              <w:t>và thông báo cho khách hàng.</w:t>
+            </w:r>
+          </w:p>
+        </w:tc>
+      </w:tr>
+      <w:tr>
+        <w:trPr>
+          <w:trHeight w:val="615"/>
+        </w:trPr>
+        <w:tc>
+          <w:tcPr>
+            <w:tcW w:w="2490" w:type="dxa"/>
+            <w:tcBorders>
+              <w:left w:val="single" w:sz="8" w:space="0" w:color="000000"/>
+              <w:bottom w:val="single" w:sz="8" w:space="0" w:color="000000"/>
+              <w:right w:val="single" w:sz="8" w:space="0" w:color="000000"/>
+            </w:tcBorders>
+            <w:tcMar>
+              <w:top w:w="0" w:type="dxa"/>
+              <w:left w:w="100" w:type="dxa"/>
+              <w:bottom w:w="0" w:type="dxa"/>
+              <w:right w:w="100" w:type="dxa"/>
+            </w:tcMar>
+          </w:tcPr>
+          <w:p>
+            <w:pPr>
+              <w:pStyle w:val="Standard"/>
+              <w:spacing w:before="240" w:after="240" w:line="240" w:lineRule="auto"/>
+              <w:jc w:val="both"/>
+            </w:pPr>
             <w:r>
               <w:rPr>
                 <w:rFonts w:ascii="Times New Roman" w:eastAsia="Times New Roman" w:hAnsi="Times New Roman" w:cs="Times New Roman"/>
@@ -11800,59 +11026,81 @@
                 <w:sz w:val="26"/>
                 <w:szCs w:val="26"/>
               </w:rPr>
-              <w:t>“Đang chuẩn bị (PREPARING)”</w:t>
-            </w:r>
+              <w:lastRenderedPageBreak/>
+              <w:t xml:space="preserve"> </w:t>
+            </w:r>
+          </w:p>
+        </w:tc>
+        <w:tc>
+          <w:tcPr>
+            <w:tcW w:w="2870" w:type="dxa"/>
+            <w:tcBorders>
+              <w:bottom w:val="single" w:sz="8" w:space="0" w:color="000000"/>
+              <w:right w:val="single" w:sz="8" w:space="0" w:color="000000"/>
+            </w:tcBorders>
+            <w:tcMar>
+              <w:top w:w="0" w:type="dxa"/>
+              <w:left w:w="100" w:type="dxa"/>
+              <w:bottom w:w="0" w:type="dxa"/>
+              <w:right w:w="100" w:type="dxa"/>
+            </w:tcMar>
+          </w:tcPr>
+          <w:p>
+            <w:pPr>
+              <w:pStyle w:val="Standard"/>
+              <w:spacing w:before="240" w:after="240" w:line="240" w:lineRule="auto"/>
+              <w:jc w:val="both"/>
+            </w:pPr>
+            <w:r>
+              <w:rPr>
+                <w:rFonts w:ascii="Times New Roman" w:eastAsia="Times New Roman" w:hAnsi="Times New Roman" w:cs="Times New Roman"/>
+              </w:rPr>
+              <w:t xml:space="preserve">3.  Khi hàng đã sẵn sàng, nhân viên chọn </w:t>
+            </w:r>
+            <w:r>
+              <w:rPr>
+                <w:rFonts w:ascii="Times New Roman" w:eastAsia="Times New Roman" w:hAnsi="Times New Roman" w:cs="Times New Roman"/>
+                <w:b/>
+                <w:bCs/>
+              </w:rPr>
+              <w:t>“Sẵn sàng giao”</w:t>
+            </w:r>
+            <w:r>
+              <w:rPr>
+                <w:rFonts w:ascii="Times New Roman" w:eastAsia="Times New Roman" w:hAnsi="Times New Roman" w:cs="Times New Roman"/>
+              </w:rPr>
+              <w:t>.</w:t>
+            </w:r>
+          </w:p>
+        </w:tc>
+        <w:tc>
+          <w:tcPr>
+            <w:tcW w:w="3999" w:type="dxa"/>
+            <w:tcBorders>
+              <w:bottom w:val="single" w:sz="8" w:space="0" w:color="000000"/>
+              <w:right w:val="single" w:sz="8" w:space="0" w:color="000000"/>
+            </w:tcBorders>
+            <w:tcMar>
+              <w:top w:w="0" w:type="dxa"/>
+              <w:left w:w="100" w:type="dxa"/>
+              <w:bottom w:w="0" w:type="dxa"/>
+              <w:right w:w="100" w:type="dxa"/>
+            </w:tcMar>
+          </w:tcPr>
+          <w:p>
+            <w:pPr>
+              <w:pStyle w:val="Standard"/>
+              <w:spacing w:before="240" w:after="240" w:line="240" w:lineRule="auto"/>
+              <w:jc w:val="both"/>
+            </w:pPr>
             <w:r>
               <w:rPr>
                 <w:rFonts w:ascii="Times New Roman" w:eastAsia="Times New Roman" w:hAnsi="Times New Roman" w:cs="Times New Roman"/>
                 <w:sz w:val="26"/>
                 <w:szCs w:val="26"/>
               </w:rPr>
-              <w:t xml:space="preserve"> </w:t>
-            </w:r>
-            <w:r>
-              <w:rPr>
-                <w:rFonts w:ascii="Times New Roman" w:eastAsia="Times New Roman" w:hAnsi="Times New Roman" w:cs="Times New Roman"/>
-                <w:sz w:val="26"/>
-                <w:szCs w:val="26"/>
-              </w:rPr>
-              <w:lastRenderedPageBreak/>
-              <w:t>và thông báo cho khách hàng.</w:t>
-            </w:r>
-          </w:p>
-        </w:tc>
-      </w:tr>
-      <w:tr>
-        <w:tblPrEx>
-          <w:tblCellMar>
-            <w:top w:w="0" w:type="dxa"/>
-            <w:bottom w:w="0" w:type="dxa"/>
-          </w:tblCellMar>
-        </w:tblPrEx>
-        <w:trPr>
-          <w:trHeight w:val="615"/>
-        </w:trPr>
-        <w:tc>
-          <w:tcPr>
-            <w:tcW w:w="2490" w:type="dxa"/>
-            <w:tcBorders>
-              <w:left w:val="single" w:sz="8" w:space="0" w:color="000000"/>
-              <w:bottom w:val="single" w:sz="8" w:space="0" w:color="000000"/>
-              <w:right w:val="single" w:sz="8" w:space="0" w:color="000000"/>
-            </w:tcBorders>
-            <w:tcMar>
-              <w:top w:w="0" w:type="dxa"/>
-              <w:left w:w="100" w:type="dxa"/>
-              <w:bottom w:w="0" w:type="dxa"/>
-              <w:right w:w="100" w:type="dxa"/>
-            </w:tcMar>
-          </w:tcPr>
-          <w:p>
-            <w:pPr>
-              <w:pStyle w:val="Standard"/>
-              <w:spacing w:before="240" w:after="240" w:line="240" w:lineRule="auto"/>
-              <w:jc w:val="both"/>
-            </w:pPr>
+              <w:t xml:space="preserve"> 3. Hệ thống cập nhật thành </w:t>
+            </w:r>
             <w:r>
               <w:rPr>
                 <w:rFonts w:ascii="Times New Roman" w:eastAsia="Times New Roman" w:hAnsi="Times New Roman" w:cs="Times New Roman"/>
@@ -11861,80 +11109,15 @@
                 <w:sz w:val="26"/>
                 <w:szCs w:val="26"/>
               </w:rPr>
-              <w:lastRenderedPageBreak/>
-              <w:t xml:space="preserve"> </w:t>
-            </w:r>
-          </w:p>
-        </w:tc>
-        <w:tc>
-          <w:tcPr>
-            <w:tcW w:w="2870" w:type="dxa"/>
-            <w:tcBorders>
-              <w:bottom w:val="single" w:sz="8" w:space="0" w:color="000000"/>
-              <w:right w:val="single" w:sz="8" w:space="0" w:color="000000"/>
-            </w:tcBorders>
-            <w:tcMar>
-              <w:top w:w="0" w:type="dxa"/>
-              <w:left w:w="100" w:type="dxa"/>
-              <w:bottom w:w="0" w:type="dxa"/>
-              <w:right w:w="100" w:type="dxa"/>
-            </w:tcMar>
-          </w:tcPr>
-          <w:p>
-            <w:pPr>
-              <w:pStyle w:val="Standard"/>
-              <w:spacing w:before="240" w:after="240" w:line="240" w:lineRule="auto"/>
-              <w:jc w:val="both"/>
-            </w:pPr>
-            <w:r>
-              <w:rPr>
-                <w:rFonts w:ascii="Times New Roman" w:eastAsia="Times New Roman" w:hAnsi="Times New Roman" w:cs="Times New Roman"/>
-              </w:rPr>
-              <w:t xml:space="preserve">3.  Khi hàng đã sẵn sàng, nhân viên chọn </w:t>
-            </w:r>
-            <w:r>
-              <w:rPr>
-                <w:rFonts w:ascii="Times New Roman" w:eastAsia="Times New Roman" w:hAnsi="Times New Roman" w:cs="Times New Roman"/>
-                <w:b/>
-                <w:bCs/>
-              </w:rPr>
-              <w:t>“Sẵn sàng giao”</w:t>
-            </w:r>
-            <w:r>
-              <w:rPr>
-                <w:rFonts w:ascii="Times New Roman" w:eastAsia="Times New Roman" w:hAnsi="Times New Roman" w:cs="Times New Roman"/>
-              </w:rPr>
-              <w:t>.</w:t>
-            </w:r>
-          </w:p>
-        </w:tc>
-        <w:tc>
-          <w:tcPr>
-            <w:tcW w:w="3999" w:type="dxa"/>
-            <w:tcBorders>
-              <w:bottom w:val="single" w:sz="8" w:space="0" w:color="000000"/>
-              <w:right w:val="single" w:sz="8" w:space="0" w:color="000000"/>
-            </w:tcBorders>
-            <w:tcMar>
-              <w:top w:w="0" w:type="dxa"/>
-              <w:left w:w="100" w:type="dxa"/>
-              <w:bottom w:w="0" w:type="dxa"/>
-              <w:right w:w="100" w:type="dxa"/>
-            </w:tcMar>
-          </w:tcPr>
-          <w:p>
-            <w:pPr>
-              <w:pStyle w:val="Standard"/>
-              <w:spacing w:before="240" w:after="240" w:line="240" w:lineRule="auto"/>
-              <w:jc w:val="both"/>
-            </w:pPr>
+              <w:t>“Sẵn sàng giao (READY_FOR_DELIVERY)”</w:t>
+            </w:r>
             <w:r>
               <w:rPr>
                 <w:rFonts w:ascii="Times New Roman" w:eastAsia="Times New Roman" w:hAnsi="Times New Roman" w:cs="Times New Roman"/>
                 <w:sz w:val="26"/>
                 <w:szCs w:val="26"/>
               </w:rPr>
-              <w:t xml:space="preserve"> 3. Hệ thống cập nhật thành </w:t>
+              <w:t xml:space="preserve">, hiển thị nút </w:t>
             </w:r>
             <w:r>
               <w:rPr>
@@ -11944,16 +11127,36 @@
                 <w:sz w:val="26"/>
                 <w:szCs w:val="26"/>
               </w:rPr>
-              <w:t>“Sẵn sàng giao (READY_FOR_DELIVERY)”</w:t>
-            </w:r>
-            <w:r>
-              <w:rPr>
-                <w:rFonts w:ascii="Times New Roman" w:eastAsia="Times New Roman" w:hAnsi="Times New Roman" w:cs="Times New Roman"/>
-                <w:sz w:val="26"/>
-                <w:szCs w:val="26"/>
-              </w:rPr>
-              <w:t xml:space="preserve">, hiển thị nút </w:t>
-            </w:r>
+              <w:t>“Bắt đầu giao hàng”</w:t>
+            </w:r>
+          </w:p>
+        </w:tc>
+      </w:tr>
+      <w:tr>
+        <w:trPr>
+          <w:trHeight w:val="660"/>
+        </w:trPr>
+        <w:tc>
+          <w:tcPr>
+            <w:tcW w:w="2490" w:type="dxa"/>
+            <w:tcBorders>
+              <w:left w:val="single" w:sz="8" w:space="0" w:color="000000"/>
+              <w:bottom w:val="single" w:sz="8" w:space="0" w:color="000000"/>
+              <w:right w:val="single" w:sz="8" w:space="0" w:color="000000"/>
+            </w:tcBorders>
+            <w:tcMar>
+              <w:top w:w="0" w:type="dxa"/>
+              <w:left w:w="100" w:type="dxa"/>
+              <w:bottom w:w="0" w:type="dxa"/>
+              <w:right w:w="100" w:type="dxa"/>
+            </w:tcMar>
+          </w:tcPr>
+          <w:p>
+            <w:pPr>
+              <w:pStyle w:val="Standard"/>
+              <w:spacing w:before="240" w:after="240" w:line="240" w:lineRule="auto"/>
+              <w:jc w:val="both"/>
+            </w:pPr>
             <w:r>
               <w:rPr>
                 <w:rFonts w:ascii="Times New Roman" w:eastAsia="Times New Roman" w:hAnsi="Times New Roman" w:cs="Times New Roman"/>
@@ -11962,26 +11165,39 @@
                 <w:sz w:val="26"/>
                 <w:szCs w:val="26"/>
               </w:rPr>
-              <w:t>“Bắt đầu giao hàng”</w:t>
-            </w:r>
-          </w:p>
-        </w:tc>
-      </w:tr>
-      <w:tr>
-        <w:tblPrEx>
-          <w:tblCellMar>
-            <w:top w:w="0" w:type="dxa"/>
-            <w:bottom w:w="0" w:type="dxa"/>
-          </w:tblCellMar>
-        </w:tblPrEx>
-        <w:trPr>
-          <w:trHeight w:val="660"/>
-        </w:trPr>
-        <w:tc>
-          <w:tcPr>
-            <w:tcW w:w="2490" w:type="dxa"/>
-            <w:tcBorders>
-              <w:left w:val="single" w:sz="8" w:space="0" w:color="000000"/>
+              <w:t xml:space="preserve"> </w:t>
+            </w:r>
+          </w:p>
+        </w:tc>
+        <w:tc>
+          <w:tcPr>
+            <w:tcW w:w="2870" w:type="dxa"/>
+            <w:tcBorders>
+              <w:bottom w:val="single" w:sz="8" w:space="0" w:color="000000"/>
+              <w:right w:val="single" w:sz="8" w:space="0" w:color="000000"/>
+            </w:tcBorders>
+            <w:tcMar>
+              <w:top w:w="0" w:type="dxa"/>
+              <w:left w:w="100" w:type="dxa"/>
+              <w:bottom w:w="0" w:type="dxa"/>
+              <w:right w:w="100" w:type="dxa"/>
+            </w:tcMar>
+          </w:tcPr>
+          <w:p>
+            <w:pPr>
+              <w:pStyle w:val="Standard"/>
+              <w:spacing w:before="240" w:after="240" w:line="240" w:lineRule="auto"/>
+              <w:jc w:val="both"/>
+              <w:rPr>
+                <w:rFonts w:ascii="Times New Roman" w:eastAsia="Times New Roman" w:hAnsi="Times New Roman" w:cs="Times New Roman"/>
+              </w:rPr>
+            </w:pPr>
+          </w:p>
+        </w:tc>
+        <w:tc>
+          <w:tcPr>
+            <w:tcW w:w="3999" w:type="dxa"/>
+            <w:tcBorders>
               <w:bottom w:val="single" w:sz="8" w:space="0" w:color="000000"/>
               <w:right w:val="single" w:sz="8" w:space="0" w:color="000000"/>
             </w:tcBorders>
@@ -12006,55 +11222,16 @@
                 <w:sz w:val="26"/>
                 <w:szCs w:val="26"/>
               </w:rPr>
-              <w:t xml:space="preserve"> </w:t>
-            </w:r>
-          </w:p>
-        </w:tc>
-        <w:tc>
-          <w:tcPr>
-            <w:tcW w:w="2870" w:type="dxa"/>
-            <w:tcBorders>
-              <w:bottom w:val="single" w:sz="8" w:space="0" w:color="000000"/>
-              <w:right w:val="single" w:sz="8" w:space="0" w:color="000000"/>
-            </w:tcBorders>
-            <w:tcMar>
-              <w:top w:w="0" w:type="dxa"/>
-              <w:left w:w="100" w:type="dxa"/>
-              <w:bottom w:w="0" w:type="dxa"/>
-              <w:right w:w="100" w:type="dxa"/>
-            </w:tcMar>
-          </w:tcPr>
-          <w:p>
-            <w:pPr>
-              <w:pStyle w:val="Standard"/>
-              <w:spacing w:before="240" w:after="240" w:line="240" w:lineRule="auto"/>
-              <w:jc w:val="both"/>
-              <w:rPr>
-                <w:rFonts w:ascii="Times New Roman" w:eastAsia="Times New Roman" w:hAnsi="Times New Roman" w:cs="Times New Roman"/>
-              </w:rPr>
-            </w:pPr>
-          </w:p>
-        </w:tc>
-        <w:tc>
-          <w:tcPr>
-            <w:tcW w:w="3999" w:type="dxa"/>
-            <w:tcBorders>
-              <w:bottom w:val="single" w:sz="8" w:space="0" w:color="000000"/>
-              <w:right w:val="single" w:sz="8" w:space="0" w:color="000000"/>
-            </w:tcBorders>
-            <w:tcMar>
-              <w:top w:w="0" w:type="dxa"/>
-              <w:left w:w="100" w:type="dxa"/>
-              <w:bottom w:w="0" w:type="dxa"/>
-              <w:right w:w="100" w:type="dxa"/>
-            </w:tcMar>
-          </w:tcPr>
-          <w:p>
-            <w:pPr>
-              <w:pStyle w:val="Standard"/>
-              <w:spacing w:before="240" w:after="240" w:line="240" w:lineRule="auto"/>
-              <w:jc w:val="both"/>
-            </w:pPr>
+              <w:t>4. Hệ thống tự động đánh giá &amp; phân công phương tiện giao hàng (auto-assign) dựa trên tiêu chí nghiệp vụ</w:t>
+            </w:r>
+            <w:r>
+              <w:rPr>
+                <w:rFonts w:ascii="Times New Roman" w:eastAsia="Times New Roman" w:hAnsi="Times New Roman" w:cs="Times New Roman"/>
+                <w:sz w:val="26"/>
+                <w:szCs w:val="26"/>
+              </w:rPr>
+              <w:t xml:space="preserve">: (i) </w:t>
+            </w:r>
             <w:r>
               <w:rPr>
                 <w:rFonts w:ascii="Times New Roman" w:eastAsia="Times New Roman" w:hAnsi="Times New Roman" w:cs="Times New Roman"/>
@@ -12063,7 +11240,15 @@
                 <w:sz w:val="26"/>
                 <w:szCs w:val="26"/>
               </w:rPr>
-              <w:t xml:space="preserve">4. Hệ thống tự động đánh giá &amp; phân công phương tiện giao </w:t>
+              <w:t>khoảng cách</w:t>
+            </w:r>
+            <w:r>
+              <w:rPr>
+                <w:rFonts w:ascii="Times New Roman" w:eastAsia="Times New Roman" w:hAnsi="Times New Roman" w:cs="Times New Roman"/>
+                <w:sz w:val="26"/>
+                <w:szCs w:val="26"/>
+              </w:rPr>
+              <w:t xml:space="preserve"> tới điểm lấy/giao; (ii) </w:t>
             </w:r>
             <w:r>
               <w:rPr>
@@ -12073,7 +11258,7 @@
                 <w:sz w:val="26"/>
                 <w:szCs w:val="26"/>
               </w:rPr>
-              <w:t>hàng (auto-assign) dựa trên tiêu chí nghiệp vụ</w:t>
+              <w:t>mức pin</w:t>
             </w:r>
             <w:r>
               <w:rPr>
@@ -12081,7 +11266,7 @@
                 <w:sz w:val="26"/>
                 <w:szCs w:val="26"/>
               </w:rPr>
-              <w:t xml:space="preserve">: (i) </w:t>
+              <w:t xml:space="preserve"> tối thiểu cho lộ trình an toàn; (iii) </w:t>
             </w:r>
             <w:r>
               <w:rPr>
@@ -12091,7 +11276,7 @@
                 <w:sz w:val="26"/>
                 <w:szCs w:val="26"/>
               </w:rPr>
-              <w:t>khoảng cách</w:t>
+              <w:t>tải trọng</w:t>
             </w:r>
             <w:r>
               <w:rPr>
@@ -12099,7 +11284,7 @@
                 <w:sz w:val="26"/>
                 <w:szCs w:val="26"/>
               </w:rPr>
-              <w:t xml:space="preserve"> tới điểm lấy/giao; (ii) </w:t>
+              <w:t xml:space="preserve"> cho đơn; (iv) </w:t>
             </w:r>
             <w:r>
               <w:rPr>
@@ -12109,7 +11294,7 @@
                 <w:sz w:val="26"/>
                 <w:szCs w:val="26"/>
               </w:rPr>
-              <w:t>mức pin</w:t>
+              <w:t>tình trạng sẵn sàng</w:t>
             </w:r>
             <w:r>
               <w:rPr>
@@ -12117,9 +11302,35 @@
                 <w:sz w:val="26"/>
                 <w:szCs w:val="26"/>
               </w:rPr>
-              <w:t xml:space="preserve"> tối thiểu cho lộ trình an toàn; (iii) </w:t>
-            </w:r>
-            <w:r>
+              <w:t xml:space="preserve"> (không bận, không bảo trì);</w:t>
+            </w:r>
+          </w:p>
+        </w:tc>
+      </w:tr>
+      <w:tr>
+        <w:trPr>
+          <w:trHeight w:val="660"/>
+        </w:trPr>
+        <w:tc>
+          <w:tcPr>
+            <w:tcW w:w="2490" w:type="dxa"/>
+            <w:tcBorders>
+              <w:left w:val="single" w:sz="8" w:space="0" w:color="000000"/>
+              <w:bottom w:val="single" w:sz="8" w:space="0" w:color="000000"/>
+              <w:right w:val="single" w:sz="8" w:space="0" w:color="000000"/>
+            </w:tcBorders>
+            <w:tcMar>
+              <w:top w:w="0" w:type="dxa"/>
+              <w:left w:w="100" w:type="dxa"/>
+              <w:bottom w:w="0" w:type="dxa"/>
+              <w:right w:w="100" w:type="dxa"/>
+            </w:tcMar>
+          </w:tcPr>
+          <w:p>
+            <w:pPr>
+              <w:pStyle w:val="Standard"/>
+              <w:spacing w:before="240" w:after="240" w:line="240" w:lineRule="auto"/>
+              <w:jc w:val="both"/>
               <w:rPr>
                 <w:rFonts w:ascii="Times New Roman" w:eastAsia="Times New Roman" w:hAnsi="Times New Roman" w:cs="Times New Roman"/>
                 <w:b/>
@@ -12127,16 +11338,54 @@
                 <w:sz w:val="26"/>
                 <w:szCs w:val="26"/>
               </w:rPr>
-              <w:t>tải trọng</w:t>
-            </w:r>
-            <w:r>
-              <w:rPr>
-                <w:rFonts w:ascii="Times New Roman" w:eastAsia="Times New Roman" w:hAnsi="Times New Roman" w:cs="Times New Roman"/>
-                <w:sz w:val="26"/>
-                <w:szCs w:val="26"/>
-              </w:rPr>
-              <w:t xml:space="preserve"> cho đơn; (iv) </w:t>
-            </w:r>
+            </w:pPr>
+          </w:p>
+        </w:tc>
+        <w:tc>
+          <w:tcPr>
+            <w:tcW w:w="2870" w:type="dxa"/>
+            <w:tcBorders>
+              <w:bottom w:val="single" w:sz="8" w:space="0" w:color="000000"/>
+              <w:right w:val="single" w:sz="8" w:space="0" w:color="000000"/>
+            </w:tcBorders>
+            <w:tcMar>
+              <w:top w:w="0" w:type="dxa"/>
+              <w:left w:w="100" w:type="dxa"/>
+              <w:bottom w:w="0" w:type="dxa"/>
+              <w:right w:w="100" w:type="dxa"/>
+            </w:tcMar>
+          </w:tcPr>
+          <w:p>
+            <w:pPr>
+              <w:pStyle w:val="Standard"/>
+              <w:spacing w:before="240" w:after="240" w:line="240" w:lineRule="auto"/>
+              <w:jc w:val="both"/>
+              <w:rPr>
+                <w:rFonts w:ascii="Times New Roman" w:eastAsia="Times New Roman" w:hAnsi="Times New Roman" w:cs="Times New Roman"/>
+              </w:rPr>
+            </w:pPr>
+          </w:p>
+        </w:tc>
+        <w:tc>
+          <w:tcPr>
+            <w:tcW w:w="3999" w:type="dxa"/>
+            <w:tcBorders>
+              <w:bottom w:val="single" w:sz="8" w:space="0" w:color="000000"/>
+              <w:right w:val="single" w:sz="8" w:space="0" w:color="000000"/>
+            </w:tcBorders>
+            <w:tcMar>
+              <w:top w:w="0" w:type="dxa"/>
+              <w:left w:w="100" w:type="dxa"/>
+              <w:bottom w:w="0" w:type="dxa"/>
+              <w:right w:w="100" w:type="dxa"/>
+            </w:tcMar>
+          </w:tcPr>
+          <w:p>
+            <w:pPr>
+              <w:pStyle w:val="Standard"/>
+              <w:spacing w:before="240" w:after="240" w:line="240" w:lineRule="auto"/>
+              <w:jc w:val="both"/>
+            </w:pPr>
             <w:r>
               <w:rPr>
                 <w:rFonts w:ascii="Times New Roman" w:eastAsia="Times New Roman" w:hAnsi="Times New Roman" w:cs="Times New Roman"/>
@@ -12145,7 +11394,7 @@
                 <w:sz w:val="26"/>
                 <w:szCs w:val="26"/>
               </w:rPr>
-              <w:t>tình trạng sẵn sàng</w:t>
+              <w:t>5.</w:t>
             </w:r>
             <w:r>
               <w:rPr>
@@ -12153,124 +11402,12 @@
                 <w:sz w:val="26"/>
                 <w:szCs w:val="26"/>
               </w:rPr>
-              <w:t xml:space="preserve"> (không bận, không bảo trì);</w:t>
+              <w:t xml:space="preserve"> Nếu phân công thành công, hệ thống tự động cập nhật “Đang giao (OUT_FOR_DELIVERY)” và gửi thông tin theo dõi đến Khách hàng (trạng thái, ETA, vị trí).</w:t>
             </w:r>
           </w:p>
         </w:tc>
       </w:tr>
       <w:tr>
-        <w:tblPrEx>
-          <w:tblCellMar>
-            <w:top w:w="0" w:type="dxa"/>
-            <w:bottom w:w="0" w:type="dxa"/>
-          </w:tblCellMar>
-        </w:tblPrEx>
-        <w:trPr>
-          <w:trHeight w:val="660"/>
-        </w:trPr>
-        <w:tc>
-          <w:tcPr>
-            <w:tcW w:w="2490" w:type="dxa"/>
-            <w:tcBorders>
-              <w:left w:val="single" w:sz="8" w:space="0" w:color="000000"/>
-              <w:bottom w:val="single" w:sz="8" w:space="0" w:color="000000"/>
-              <w:right w:val="single" w:sz="8" w:space="0" w:color="000000"/>
-            </w:tcBorders>
-            <w:tcMar>
-              <w:top w:w="0" w:type="dxa"/>
-              <w:left w:w="100" w:type="dxa"/>
-              <w:bottom w:w="0" w:type="dxa"/>
-              <w:right w:w="100" w:type="dxa"/>
-            </w:tcMar>
-          </w:tcPr>
-          <w:p>
-            <w:pPr>
-              <w:pStyle w:val="Standard"/>
-              <w:spacing w:before="240" w:after="240" w:line="240" w:lineRule="auto"/>
-              <w:jc w:val="both"/>
-              <w:rPr>
-                <w:rFonts w:ascii="Times New Roman" w:eastAsia="Times New Roman" w:hAnsi="Times New Roman" w:cs="Times New Roman"/>
-                <w:b/>
-                <w:bCs/>
-                <w:sz w:val="26"/>
-                <w:szCs w:val="26"/>
-              </w:rPr>
-            </w:pPr>
-          </w:p>
-        </w:tc>
-        <w:tc>
-          <w:tcPr>
-            <w:tcW w:w="2870" w:type="dxa"/>
-            <w:tcBorders>
-              <w:bottom w:val="single" w:sz="8" w:space="0" w:color="000000"/>
-              <w:right w:val="single" w:sz="8" w:space="0" w:color="000000"/>
-            </w:tcBorders>
-            <w:tcMar>
-              <w:top w:w="0" w:type="dxa"/>
-              <w:left w:w="100" w:type="dxa"/>
-              <w:bottom w:w="0" w:type="dxa"/>
-              <w:right w:w="100" w:type="dxa"/>
-            </w:tcMar>
-          </w:tcPr>
-          <w:p>
-            <w:pPr>
-              <w:pStyle w:val="Standard"/>
-              <w:spacing w:before="240" w:after="240" w:line="240" w:lineRule="auto"/>
-              <w:jc w:val="both"/>
-              <w:rPr>
-                <w:rFonts w:ascii="Times New Roman" w:eastAsia="Times New Roman" w:hAnsi="Times New Roman" w:cs="Times New Roman"/>
-              </w:rPr>
-            </w:pPr>
-          </w:p>
-        </w:tc>
-        <w:tc>
-          <w:tcPr>
-            <w:tcW w:w="3999" w:type="dxa"/>
-            <w:tcBorders>
-              <w:bottom w:val="single" w:sz="8" w:space="0" w:color="000000"/>
-              <w:right w:val="single" w:sz="8" w:space="0" w:color="000000"/>
-            </w:tcBorders>
-            <w:tcMar>
-              <w:top w:w="0" w:type="dxa"/>
-              <w:left w:w="100" w:type="dxa"/>
-              <w:bottom w:w="0" w:type="dxa"/>
-              <w:right w:w="100" w:type="dxa"/>
-            </w:tcMar>
-          </w:tcPr>
-          <w:p>
-            <w:pPr>
-              <w:pStyle w:val="Standard"/>
-              <w:spacing w:before="240" w:after="240" w:line="240" w:lineRule="auto"/>
-              <w:jc w:val="both"/>
-            </w:pPr>
-            <w:r>
-              <w:rPr>
-                <w:rFonts w:ascii="Times New Roman" w:eastAsia="Times New Roman" w:hAnsi="Times New Roman" w:cs="Times New Roman"/>
-                <w:b/>
-                <w:bCs/>
-                <w:sz w:val="26"/>
-                <w:szCs w:val="26"/>
-              </w:rPr>
-              <w:t>5.</w:t>
-            </w:r>
-            <w:r>
-              <w:rPr>
-                <w:rFonts w:ascii="Times New Roman" w:eastAsia="Times New Roman" w:hAnsi="Times New Roman" w:cs="Times New Roman"/>
-                <w:sz w:val="26"/>
-                <w:szCs w:val="26"/>
-              </w:rPr>
-              <w:t xml:space="preserve"> Nếu phân công thành công, hệ thống tự động cập nhật “Đang giao (OUT_FOR_DELIVERY)” và gửi thông tin theo dõi đến Khách hàng (trạng thái, ETA, vị trí).</w:t>
-            </w:r>
-          </w:p>
-        </w:tc>
-      </w:tr>
-      <w:tr>
-        <w:tblPrEx>
-          <w:tblCellMar>
-            <w:top w:w="0" w:type="dxa"/>
-            <w:bottom w:w="0" w:type="dxa"/>
-          </w:tblCellMar>
-        </w:tblPrEx>
         <w:trPr>
           <w:trHeight w:val="660"/>
         </w:trPr>
@@ -12372,12 +11509,6 @@
         </w:tc>
       </w:tr>
       <w:tr>
-        <w:tblPrEx>
-          <w:tblCellMar>
-            <w:top w:w="0" w:type="dxa"/>
-            <w:bottom w:w="0" w:type="dxa"/>
-          </w:tblCellMar>
-        </w:tblPrEx>
         <w:trPr>
           <w:trHeight w:val="660"/>
         </w:trPr>
@@ -12486,12 +11617,6 @@
               <w:gridCol w:w="8330"/>
             </w:tblGrid>
             <w:tr>
-              <w:tblPrEx>
-                <w:tblCellMar>
-                  <w:top w:w="0" w:type="dxa"/>
-                  <w:bottom w:w="0" w:type="dxa"/>
-                </w:tblCellMar>
-              </w:tblPrEx>
               <w:trPr>
                 <w:trHeight w:val="530"/>
               </w:trPr>
@@ -12517,15 +11642,7 @@
                       <w:sz w:val="26"/>
                       <w:szCs w:val="26"/>
                     </w:rPr>
-                    <w:t xml:space="preserve">1. Hệ thống nhận thông tin vị trí từ </w:t>
-                  </w:r>
-                  <w:r>
-                    <w:rPr>
-                      <w:rFonts w:ascii="Times New Roman" w:eastAsia="Times New Roman" w:hAnsi="Times New Roman" w:cs="Times New Roman"/>
-                      <w:sz w:val="26"/>
-                      <w:szCs w:val="26"/>
-                    </w:rPr>
-                    <w:t xml:space="preserve">drone và cập nhật bản đồ theo thời gian thực. </w:t>
+                    <w:t xml:space="preserve">1. Hệ thống nhận thông tin vị trí từ drone và cập nhật bản đồ theo thời gian thực. </w:t>
                   </w:r>
                   <w:r>
                     <w:rPr>
@@ -12566,12 +11683,6 @@
               <w:gridCol w:w="230"/>
             </w:tblGrid>
             <w:tr>
-              <w:tblPrEx>
-                <w:tblCellMar>
-                  <w:top w:w="0" w:type="dxa"/>
-                  <w:bottom w:w="0" w:type="dxa"/>
-                </w:tblCellMar>
-              </w:tblPrEx>
               <w:trPr>
                 <w:trHeight w:val="230"/>
               </w:trPr>
@@ -12615,12 +11726,6 @@
         </w:tc>
       </w:tr>
       <w:tr>
-        <w:tblPrEx>
-          <w:tblCellMar>
-            <w:top w:w="0" w:type="dxa"/>
-            <w:bottom w:w="0" w:type="dxa"/>
-          </w:tblCellMar>
-        </w:tblPrEx>
         <w:trPr>
           <w:trHeight w:val="660"/>
         </w:trPr>
@@ -12740,12 +11845,6 @@
         </w:tc>
       </w:tr>
       <w:tr>
-        <w:tblPrEx>
-          <w:tblCellMar>
-            <w:top w:w="0" w:type="dxa"/>
-            <w:bottom w:w="0" w:type="dxa"/>
-          </w:tblCellMar>
-        </w:tblPrEx>
         <w:trPr>
           <w:trHeight w:val="660"/>
         </w:trPr>
@@ -12865,12 +11964,6 @@
         </w:tc>
       </w:tr>
       <w:tr>
-        <w:tblPrEx>
-          <w:tblCellMar>
-            <w:top w:w="0" w:type="dxa"/>
-            <w:bottom w:w="0" w:type="dxa"/>
-          </w:tblCellMar>
-        </w:tblPrEx>
         <w:trPr>
           <w:trHeight w:val="705"/>
         </w:trPr>
@@ -12967,12 +12060,6 @@
         </w:tc>
       </w:tr>
       <w:tr>
-        <w:tblPrEx>
-          <w:tblCellMar>
-            <w:top w:w="0" w:type="dxa"/>
-            <w:bottom w:w="0" w:type="dxa"/>
-          </w:tblCellMar>
-        </w:tblPrEx>
         <w:trPr>
           <w:trHeight w:val="5775"/>
         </w:trPr>
@@ -13218,12 +12305,6 @@
         </w:tc>
       </w:tr>
       <w:tr>
-        <w:tblPrEx>
-          <w:tblCellMar>
-            <w:top w:w="0" w:type="dxa"/>
-            <w:bottom w:w="0" w:type="dxa"/>
-          </w:tblCellMar>
-        </w:tblPrEx>
         <w:trPr>
           <w:trHeight w:val="900"/>
         </w:trPr>
@@ -13309,12 +12390,6 @@
         </w:tc>
       </w:tr>
       <w:tr>
-        <w:tblPrEx>
-          <w:tblCellMar>
-            <w:top w:w="0" w:type="dxa"/>
-            <w:bottom w:w="0" w:type="dxa"/>
-          </w:tblCellMar>
-        </w:tblPrEx>
         <w:trPr>
           <w:trHeight w:val="1215"/>
         </w:trPr>
@@ -13378,41 +12453,27 @@
                 <w:sz w:val="26"/>
                 <w:szCs w:val="26"/>
               </w:rPr>
-              <w:t xml:space="preserve">Khách hàng hoàn tất checkout, hoặc một đơn hàng cần </w:t>
-            </w:r>
+              <w:t>Khách hàng hoàn tất checkout, hoặc một đơn hàng cần được xử lý ở bước tiếp theo.</w:t>
+            </w:r>
+          </w:p>
+          <w:p>
+            <w:pPr>
+              <w:pStyle w:val="Standard"/>
+              <w:spacing w:before="240" w:after="240" w:line="240" w:lineRule="auto"/>
+              <w:jc w:val="both"/>
+            </w:pPr>
             <w:r>
               <w:rPr>
                 <w:rFonts w:ascii="Times New Roman" w:eastAsia="Times New Roman" w:hAnsi="Times New Roman" w:cs="Times New Roman"/>
                 <w:sz w:val="26"/>
                 <w:szCs w:val="26"/>
               </w:rPr>
-              <w:t>được xử lý ở bước tiếp theo.</w:t>
-            </w:r>
-          </w:p>
-          <w:p>
-            <w:pPr>
-              <w:pStyle w:val="Standard"/>
-              <w:spacing w:before="240" w:after="240" w:line="240" w:lineRule="auto"/>
-              <w:jc w:val="both"/>
-            </w:pPr>
-            <w:r>
-              <w:rPr>
-                <w:rFonts w:ascii="Times New Roman" w:eastAsia="Times New Roman" w:hAnsi="Times New Roman" w:cs="Times New Roman"/>
-                <w:sz w:val="26"/>
-                <w:szCs w:val="26"/>
-              </w:rPr>
               <w:t xml:space="preserve"> </w:t>
             </w:r>
           </w:p>
         </w:tc>
       </w:tr>
       <w:tr>
-        <w:tblPrEx>
-          <w:tblCellMar>
-            <w:top w:w="0" w:type="dxa"/>
-            <w:bottom w:w="0" w:type="dxa"/>
-          </w:tblCellMar>
-        </w:tblPrEx>
         <w:trPr>
           <w:trHeight w:val="2100"/>
         </w:trPr>
@@ -13555,12 +12616,6 @@
         </w:tc>
       </w:tr>
       <w:tr>
-        <w:tblPrEx>
-          <w:tblCellMar>
-            <w:top w:w="0" w:type="dxa"/>
-            <w:bottom w:w="0" w:type="dxa"/>
-          </w:tblCellMar>
-        </w:tblPrEx>
         <w:trPr>
           <w:trHeight w:val="1455"/>
         </w:trPr>
@@ -13638,7 +12693,7 @@
                 <w:sz w:val="26"/>
                 <w:szCs w:val="26"/>
               </w:rPr>
-              <w:t xml:space="preserve">  Đơn hàng </w:t>
+              <w:t xml:space="preserve">  Đơn hàng tồn tại, hợp lệ, và đã thanh toán thành công.</w:t>
             </w:r>
             <w:r>
               <w:rPr>
@@ -13646,41 +12701,27 @@
                 <w:sz w:val="26"/>
                 <w:szCs w:val="26"/>
               </w:rPr>
-              <w:t>tồn tại, hợp lệ, và đã thanh toán thành công.</w:t>
-            </w:r>
+              <w:br/>
+            </w:r>
+          </w:p>
+          <w:p>
+            <w:pPr>
+              <w:pStyle w:val="Standard"/>
+              <w:spacing w:before="240" w:after="240" w:line="240" w:lineRule="auto"/>
+              <w:jc w:val="both"/>
+            </w:pPr>
             <w:r>
               <w:rPr>
                 <w:rFonts w:ascii="Times New Roman" w:eastAsia="Times New Roman" w:hAnsi="Times New Roman" w:cs="Times New Roman"/>
                 <w:sz w:val="26"/>
                 <w:szCs w:val="26"/>
               </w:rPr>
-              <w:br/>
-            </w:r>
-          </w:p>
-          <w:p>
-            <w:pPr>
-              <w:pStyle w:val="Standard"/>
-              <w:spacing w:before="240" w:after="240" w:line="240" w:lineRule="auto"/>
-              <w:jc w:val="both"/>
-            </w:pPr>
-            <w:r>
-              <w:rPr>
-                <w:rFonts w:ascii="Times New Roman" w:eastAsia="Times New Roman" w:hAnsi="Times New Roman" w:cs="Times New Roman"/>
-                <w:sz w:val="26"/>
-                <w:szCs w:val="26"/>
-              </w:rPr>
               <w:t xml:space="preserve"> </w:t>
             </w:r>
           </w:p>
         </w:tc>
       </w:tr>
       <w:tr>
-        <w:tblPrEx>
-          <w:tblCellMar>
-            <w:top w:w="0" w:type="dxa"/>
-            <w:bottom w:w="0" w:type="dxa"/>
-          </w:tblCellMar>
-        </w:tblPrEx>
         <w:trPr>
           <w:trHeight w:val="975"/>
         </w:trPr>
@@ -13824,12 +12865,6 @@
         </w:tc>
       </w:tr>
       <w:tr>
-        <w:tblPrEx>
-          <w:tblCellMar>
-            <w:top w:w="0" w:type="dxa"/>
-            <w:bottom w:w="0" w:type="dxa"/>
-          </w:tblCellMar>
-        </w:tblPrEx>
         <w:trPr>
           <w:trHeight w:val="23294"/>
         </w:trPr>
@@ -13877,17 +12912,7 @@
                 <w:sz w:val="26"/>
                 <w:szCs w:val="26"/>
               </w:rPr>
-              <w:t xml:space="preserve">Activity </w:t>
-            </w:r>
-            <w:r>
-              <w:rPr>
-                <w:rFonts w:ascii="Times New Roman" w:eastAsia="Times New Roman" w:hAnsi="Times New Roman" w:cs="Times New Roman"/>
-                <w:b/>
-                <w:bCs/>
-                <w:sz w:val="26"/>
-                <w:szCs w:val="26"/>
-              </w:rPr>
-              <w:t>Diagram:</w:t>
+              <w:t>Activity Diagram:</w:t>
             </w:r>
           </w:p>
           <w:p>
@@ -14083,12 +13108,6 @@
         <w:gridCol w:w="3006"/>
       </w:tblGrid>
       <w:tr>
-        <w:tblPrEx>
-          <w:tblCellMar>
-            <w:top w:w="0" w:type="dxa"/>
-            <w:bottom w:w="0" w:type="dxa"/>
-          </w:tblCellMar>
-        </w:tblPrEx>
         <w:trPr>
           <w:trHeight w:val="885"/>
         </w:trPr>
@@ -14181,12 +13200,6 @@
         </w:tc>
       </w:tr>
       <w:tr>
-        <w:tblPrEx>
-          <w:tblCellMar>
-            <w:top w:w="0" w:type="dxa"/>
-            <w:bottom w:w="0" w:type="dxa"/>
-          </w:tblCellMar>
-        </w:tblPrEx>
         <w:trPr>
           <w:trHeight w:val="885"/>
         </w:trPr>
@@ -14261,12 +13274,6 @@
         </w:tc>
       </w:tr>
       <w:tr>
-        <w:tblPrEx>
-          <w:tblCellMar>
-            <w:top w:w="0" w:type="dxa"/>
-            <w:bottom w:w="0" w:type="dxa"/>
-          </w:tblCellMar>
-        </w:tblPrEx>
         <w:trPr>
           <w:trHeight w:val="465"/>
         </w:trPr>
@@ -14332,12 +13339,6 @@
         </w:tc>
       </w:tr>
       <w:tr>
-        <w:tblPrEx>
-          <w:tblCellMar>
-            <w:top w:w="0" w:type="dxa"/>
-            <w:bottom w:w="0" w:type="dxa"/>
-          </w:tblCellMar>
-        </w:tblPrEx>
         <w:trPr>
           <w:trHeight w:val="285"/>
         </w:trPr>
@@ -14405,12 +13406,6 @@
         </w:tc>
       </w:tr>
       <w:tr>
-        <w:tblPrEx>
-          <w:tblCellMar>
-            <w:top w:w="0" w:type="dxa"/>
-            <w:bottom w:w="0" w:type="dxa"/>
-          </w:tblCellMar>
-        </w:tblPrEx>
         <w:trPr>
           <w:trHeight w:val="285"/>
         </w:trPr>
@@ -14476,12 +13471,6 @@
         </w:tc>
       </w:tr>
       <w:tr>
-        <w:tblPrEx>
-          <w:tblCellMar>
-            <w:top w:w="0" w:type="dxa"/>
-            <w:bottom w:w="0" w:type="dxa"/>
-          </w:tblCellMar>
-        </w:tblPrEx>
         <w:trPr>
           <w:trHeight w:val="825"/>
         </w:trPr>
@@ -14541,24 +13530,12 @@
               <w:rPr>
                 <w:rFonts w:ascii="Times New Roman" w:eastAsia="Times New Roman" w:hAnsi="Times New Roman" w:cs="Times New Roman"/>
               </w:rPr>
-              <w:t xml:space="preserve">Khách hàng nhận được thông báo thanh toán thành công hoặc thất bại, hệ thống cập nhật thành công </w:t>
-            </w:r>
-            <w:r>
-              <w:rPr>
-                <w:rFonts w:ascii="Times New Roman" w:eastAsia="Times New Roman" w:hAnsi="Times New Roman" w:cs="Times New Roman"/>
-              </w:rPr>
-              <w:t>trạng thái của đơn hàng và trạng thái giao dịch</w:t>
+              <w:t>Khách hàng nhận được thông báo thanh toán thành công hoặc thất bại, hệ thống cập nhật thành công trạng thái của đơn hàng và trạng thái giao dịch</w:t>
             </w:r>
           </w:p>
         </w:tc>
       </w:tr>
       <w:tr>
-        <w:tblPrEx>
-          <w:tblCellMar>
-            <w:top w:w="0" w:type="dxa"/>
-            <w:bottom w:w="0" w:type="dxa"/>
-          </w:tblCellMar>
-        </w:tblPrEx>
         <w:trPr>
           <w:trHeight w:val="375"/>
         </w:trPr>
@@ -14659,12 +13636,6 @@
         </w:tc>
       </w:tr>
       <w:tr>
-        <w:tblPrEx>
-          <w:tblCellMar>
-            <w:top w:w="0" w:type="dxa"/>
-            <w:bottom w:w="0" w:type="dxa"/>
-          </w:tblCellMar>
-        </w:tblPrEx>
         <w:trPr>
           <w:trHeight w:val="1110"/>
         </w:trPr>
@@ -14752,12 +13723,6 @@
         </w:tc>
       </w:tr>
       <w:tr>
-        <w:tblPrEx>
-          <w:tblCellMar>
-            <w:top w:w="0" w:type="dxa"/>
-            <w:bottom w:w="0" w:type="dxa"/>
-          </w:tblCellMar>
-        </w:tblPrEx>
         <w:trPr>
           <w:trHeight w:val="1110"/>
         </w:trPr>
@@ -14835,24 +13800,12 @@
               <w:rPr>
                 <w:rFonts w:ascii="Times New Roman" w:eastAsia="Times New Roman" w:hAnsi="Times New Roman" w:cs="Times New Roman"/>
               </w:rPr>
-              <w:t xml:space="preserve">2 .Hệ thống </w:t>
-            </w:r>
-            <w:r>
-              <w:rPr>
-                <w:rFonts w:ascii="Times New Roman" w:eastAsia="Times New Roman" w:hAnsi="Times New Roman" w:cs="Times New Roman"/>
-              </w:rPr>
-              <w:t>hiển thị chi tiết đơn hàng, và trả về 1 đường link dẫn đến trang thanh toán, chuyển trạng thái giao dịch sang INIT</w:t>
+              <w:t>2 .Hệ thống hiển thị chi tiết đơn hàng, và trả về 1 đường link dẫn đến trang thanh toán, chuyển trạng thái giao dịch sang INIT</w:t>
             </w:r>
           </w:p>
         </w:tc>
       </w:tr>
       <w:tr>
-        <w:tblPrEx>
-          <w:tblCellMar>
-            <w:top w:w="0" w:type="dxa"/>
-            <w:bottom w:w="0" w:type="dxa"/>
-          </w:tblCellMar>
-        </w:tblPrEx>
         <w:trPr>
           <w:trHeight w:val="885"/>
         </w:trPr>
@@ -14938,12 +13891,6 @@
         </w:tc>
       </w:tr>
       <w:tr>
-        <w:tblPrEx>
-          <w:tblCellMar>
-            <w:top w:w="0" w:type="dxa"/>
-            <w:bottom w:w="0" w:type="dxa"/>
-          </w:tblCellMar>
-        </w:tblPrEx>
         <w:trPr>
           <w:trHeight w:val="1065"/>
         </w:trPr>
@@ -15023,24 +13970,12 @@
               <w:rPr>
                 <w:rFonts w:ascii="Times New Roman" w:eastAsia="Times New Roman" w:hAnsi="Times New Roman" w:cs="Times New Roman"/>
               </w:rPr>
-              <w:t xml:space="preserve">4 .Hệ thống nhận được kết quả </w:t>
-            </w:r>
-            <w:r>
-              <w:rPr>
-                <w:rFonts w:ascii="Times New Roman" w:eastAsia="Times New Roman" w:hAnsi="Times New Roman" w:cs="Times New Roman"/>
-              </w:rPr>
-              <w:t>thanh toán thành công của bên thứ 3 .E1</w:t>
+              <w:t>4 .Hệ thống nhận được kết quả thanh toán thành công của bên thứ 3 .E1</w:t>
             </w:r>
           </w:p>
         </w:tc>
       </w:tr>
       <w:tr>
-        <w:tblPrEx>
-          <w:tblCellMar>
-            <w:top w:w="0" w:type="dxa"/>
-            <w:bottom w:w="0" w:type="dxa"/>
-          </w:tblCellMar>
-        </w:tblPrEx>
         <w:trPr>
           <w:trHeight w:val="1110"/>
         </w:trPr>
@@ -15124,12 +14059,6 @@
         </w:tc>
       </w:tr>
       <w:tr>
-        <w:tblPrEx>
-          <w:tblCellMar>
-            <w:top w:w="0" w:type="dxa"/>
-            <w:bottom w:w="0" w:type="dxa"/>
-          </w:tblCellMar>
-        </w:tblPrEx>
         <w:trPr>
           <w:trHeight w:val="795"/>
         </w:trPr>
@@ -15215,12 +14144,6 @@
         </w:tc>
       </w:tr>
       <w:tr>
-        <w:tblPrEx>
-          <w:tblCellMar>
-            <w:top w:w="0" w:type="dxa"/>
-            <w:bottom w:w="0" w:type="dxa"/>
-          </w:tblCellMar>
-        </w:tblPrEx>
         <w:trPr>
           <w:trHeight w:val="1350"/>
         </w:trPr>
@@ -15280,13 +14203,7 @@
               <w:rPr>
                 <w:rFonts w:ascii="Times New Roman" w:eastAsia="Times New Roman" w:hAnsi="Times New Roman" w:cs="Times New Roman"/>
               </w:rPr>
-              <w:t xml:space="preserve">A1. Khách hàng chọn thanh toán đơn </w:t>
-            </w:r>
-            <w:r>
-              <w:rPr>
-                <w:rFonts w:ascii="Times New Roman" w:eastAsia="Times New Roman" w:hAnsi="Times New Roman" w:cs="Times New Roman"/>
-              </w:rPr>
-              <w:t>hàng đã hủy hoặc dừng thanh toán</w:t>
+              <w:t>A1. Khách hàng chọn thanh toán đơn hàng đã hủy hoặc dừng thanh toán</w:t>
             </w:r>
           </w:p>
           <w:p>
@@ -15319,12 +14236,6 @@
         </w:tc>
       </w:tr>
       <w:tr>
-        <w:tblPrEx>
-          <w:tblCellMar>
-            <w:top w:w="0" w:type="dxa"/>
-            <w:bottom w:w="0" w:type="dxa"/>
-          </w:tblCellMar>
-        </w:tblPrEx>
         <w:trPr>
           <w:trHeight w:val="2400"/>
         </w:trPr>
@@ -15457,12 +14368,6 @@
         </w:tc>
       </w:tr>
       <w:tr>
-        <w:tblPrEx>
-          <w:tblCellMar>
-            <w:top w:w="0" w:type="dxa"/>
-            <w:bottom w:w="0" w:type="dxa"/>
-          </w:tblCellMar>
-        </w:tblPrEx>
         <w:trPr>
           <w:trHeight w:val="285"/>
         </w:trPr>
@@ -15543,12 +14448,6 @@
         </w:tc>
       </w:tr>
       <w:tr>
-        <w:tblPrEx>
-          <w:tblCellMar>
-            <w:top w:w="0" w:type="dxa"/>
-            <w:bottom w:w="0" w:type="dxa"/>
-          </w:tblCellMar>
-        </w:tblPrEx>
         <w:trPr>
           <w:trHeight w:val="555"/>
         </w:trPr>
@@ -15628,12 +14527,6 @@
         </w:tc>
       </w:tr>
       <w:tr>
-        <w:tblPrEx>
-          <w:tblCellMar>
-            <w:top w:w="0" w:type="dxa"/>
-            <w:bottom w:w="0" w:type="dxa"/>
-          </w:tblCellMar>
-        </w:tblPrEx>
         <w:trPr>
           <w:trHeight w:val="285"/>
         </w:trPr>
@@ -15909,19 +14802,7 @@
         <w:jc w:val="both"/>
       </w:pPr>
       <w:r>
-        <w:t>Component x</w:t>
-      </w:r>
-      <w:r>
-        <w:t>ử</w:t>
-      </w:r>
-      <w:r>
-        <w:t xml:space="preserve"> lý đ</w:t>
-      </w:r>
-      <w:r>
-        <w:t>ặ</w:t>
-      </w:r>
-      <w:r>
-        <w:t>t hàng</w:t>
+        <w:t>Component xử lý đặt hàng</w:t>
       </w:r>
     </w:p>
     <w:p>
@@ -16127,13 +15008,7 @@
           <w:rFonts w:ascii="Times New Roman" w:eastAsia="Times New Roman" w:hAnsi="Times New Roman" w:cs="Times New Roman"/>
         </w:rPr>
         <w:lastRenderedPageBreak/>
-        <w:t xml:space="preserve">ERD </w:t>
-      </w:r>
-      <w:r>
-        <w:rPr>
-          <w:rFonts w:ascii="Times New Roman" w:eastAsia="Times New Roman" w:hAnsi="Times New Roman" w:cs="Times New Roman"/>
-        </w:rPr>
-        <w:t>(mới): </w:t>
+        <w:t>ERD (mới): </w:t>
       </w:r>
     </w:p>
     <w:p>
@@ -16594,18 +15469,7 @@
           <w:sz w:val="28"/>
           <w:szCs w:val="28"/>
         </w:rPr>
-        <w:t xml:space="preserve">Mối quan hệ ERD </w:t>
-      </w:r>
-      <w:r>
-        <w:rPr>
-          <w:rFonts w:ascii="Times New Roman" w:eastAsia="Times New Roman" w:hAnsi="Times New Roman" w:cs="Times New Roman"/>
-          <w:i/>
-          <w:iCs/>
-          <w:color w:val="0E2841"/>
-          <w:sz w:val="28"/>
-          <w:szCs w:val="28"/>
-        </w:rPr>
-        <w:t>giữa bảng User và bảng StoreStaff</w:t>
+        <w:t>Mối quan hệ ERD giữa bảng User và bảng StoreStaff</w:t>
       </w:r>
     </w:p>
     <w:p>
@@ -17275,18 +16139,7 @@
           <w:sz w:val="28"/>
           <w:szCs w:val="28"/>
         </w:rPr>
-        <w:t xml:space="preserve">Mối quan hệ ERD </w:t>
-      </w:r>
-      <w:r>
-        <w:rPr>
-          <w:rFonts w:ascii="Times New Roman" w:eastAsia="Times New Roman" w:hAnsi="Times New Roman" w:cs="Times New Roman"/>
-          <w:i/>
-          <w:iCs/>
-          <w:color w:val="0E2841"/>
-          <w:sz w:val="28"/>
-          <w:szCs w:val="28"/>
-        </w:rPr>
-        <w:t>giữa bảng Order và bảng Delivery</w:t>
+        <w:t>Mối quan hệ ERD giữa bảng Order và bảng Delivery</w:t>
       </w:r>
     </w:p>
     <w:p>
@@ -18017,20 +16870,7 @@
           <w:sz w:val="28"/>
           <w:szCs w:val="28"/>
         </w:rPr>
-        <w:t xml:space="preserve">Hình </w:t>
-      </w:r>
-      <w:r>
-        <w:rPr>
-          <w:rFonts w:ascii="Times New Roman" w:eastAsia="Times New Roman" w:hAnsi="Times New Roman" w:cs="Times New Roman"/>
-          <w:b/>
-          <w:bCs/>
-          <w:i/>
-          <w:iCs/>
-          <w:color w:val="0E2841"/>
-          <w:sz w:val="28"/>
-          <w:szCs w:val="28"/>
-        </w:rPr>
-        <w:t xml:space="preserve">20. </w:t>
+        <w:t xml:space="preserve">Hình 20. </w:t>
       </w:r>
       <w:r>
         <w:rPr>
@@ -18211,54 +17051,196 @@
           <w:b/>
           <w:bCs/>
         </w:rPr>
-        <w:t>Ngư</w:t>
-      </w:r>
+        <w:t>Người Dùng &amp; Quyền</w:t>
+      </w:r>
+    </w:p>
+    <w:p>
+      <w:pPr>
+        <w:pStyle w:val="Standard"/>
+        <w:jc w:val="both"/>
+      </w:pPr>
+    </w:p>
+    <w:p>
+      <w:pPr>
+        <w:pStyle w:val="Standard"/>
+        <w:jc w:val="both"/>
+      </w:pPr>
       <w:r>
         <w:rPr>
           <w:b/>
           <w:bCs/>
         </w:rPr>
-        <w:t>ờ</w:t>
-      </w:r>
+        <w:t>- users</w:t>
+      </w:r>
+    </w:p>
+    <w:p>
+      <w:pPr>
+        <w:pStyle w:val="Standard"/>
+        <w:jc w:val="both"/>
+      </w:pPr>
+      <w:r>
+        <w:t xml:space="preserve">  - id : khóa chính.</w:t>
+      </w:r>
+    </w:p>
+    <w:p>
+      <w:pPr>
+        <w:pStyle w:val="Standard"/>
+        <w:jc w:val="both"/>
+      </w:pPr>
+      <w:r>
+        <w:t xml:space="preserve">  - email (unique, not null): email đăng nhập.</w:t>
+      </w:r>
+    </w:p>
+    <w:p>
+      <w:pPr>
+        <w:pStyle w:val="Standard"/>
+        <w:jc w:val="both"/>
+      </w:pPr>
+      <w:r>
+        <w:t xml:space="preserve">  - password_hash (not null): mật khẩu đã băm.</w:t>
+      </w:r>
+    </w:p>
+    <w:p>
+      <w:pPr>
+        <w:pStyle w:val="Standard"/>
+        <w:jc w:val="both"/>
+      </w:pPr>
+      <w:r>
+        <w:t xml:space="preserve">  - username (not null), full_name (not null), phone (not null): thông tin người dùng.</w:t>
+      </w:r>
+    </w:p>
+    <w:p>
+      <w:pPr>
+        <w:pStyle w:val="Standard"/>
+        <w:jc w:val="both"/>
+      </w:pPr>
+      <w:r>
+        <w:t xml:space="preserve">  - enabled (not null): trạng thái kích hoạt.</w:t>
+      </w:r>
+    </w:p>
+    <w:p>
+      <w:pPr>
+        <w:pStyle w:val="Standard"/>
+        <w:jc w:val="both"/>
+      </w:pPr>
+      <w:r>
+        <w:t xml:space="preserve">  - default_address_id : địa chỉ mặc định.</w:t>
+      </w:r>
+    </w:p>
+    <w:p>
+      <w:pPr>
+        <w:pStyle w:val="Standard"/>
+        <w:jc w:val="both"/>
+      </w:pPr>
+      <w:r>
+        <w:lastRenderedPageBreak/>
+        <w:t xml:space="preserve">  - created_at , updated_at : thời gian tạo/cập nhật.</w:t>
+      </w:r>
+    </w:p>
+    <w:p>
+      <w:pPr>
+        <w:pStyle w:val="Standard"/>
+        <w:jc w:val="both"/>
+      </w:pPr>
+    </w:p>
+    <w:p>
+      <w:pPr>
+        <w:pStyle w:val="Standard"/>
+        <w:jc w:val="both"/>
+      </w:pPr>
       <w:r>
         <w:rPr>
           <w:b/>
           <w:bCs/>
         </w:rPr>
-        <w:t>i Dùng &amp; Quy</w:t>
-      </w:r>
+        <w:t>- roles</w:t>
+      </w:r>
+    </w:p>
+    <w:p>
+      <w:pPr>
+        <w:pStyle w:val="Standard"/>
+        <w:jc w:val="both"/>
+      </w:pPr>
+      <w:r>
+        <w:t xml:space="preserve">  - id : khóa chính.</w:t>
+      </w:r>
+    </w:p>
+    <w:p>
+      <w:pPr>
+        <w:pStyle w:val="Standard"/>
+        <w:jc w:val="both"/>
+      </w:pPr>
+      <w:r>
+        <w:t xml:space="preserve">  - code (unique, not null): mã quyền hệ thống ( CUSTOMER , MERCHANT , DRONE , ADMIN , STAFF ).</w:t>
+      </w:r>
+    </w:p>
+    <w:p>
+      <w:pPr>
+        <w:pStyle w:val="Standard"/>
+        <w:jc w:val="both"/>
+      </w:pPr>
+    </w:p>
+    <w:p>
+      <w:pPr>
+        <w:pStyle w:val="Standard"/>
+        <w:jc w:val="both"/>
+      </w:pPr>
       <w:r>
         <w:rPr>
           <w:b/>
           <w:bCs/>
         </w:rPr>
-        <w:t>ề</w:t>
-      </w:r>
+        <w:t>- user_roles (bảng liên kết ManyToMany)</w:t>
+      </w:r>
+    </w:p>
+    <w:p>
+      <w:pPr>
+        <w:pStyle w:val="Standard"/>
+        <w:jc w:val="both"/>
+      </w:pPr>
+      <w:r>
+        <w:t xml:space="preserve">  - user_id , role_id : gán quyền cho người dùng.</w:t>
+      </w:r>
+    </w:p>
+    <w:p>
+      <w:pPr>
+        <w:pStyle w:val="Standard"/>
+        <w:jc w:val="both"/>
+      </w:pPr>
+    </w:p>
+    <w:p>
+      <w:pPr>
+        <w:pStyle w:val="Standard"/>
+        <w:jc w:val="both"/>
+      </w:pPr>
       <w:r>
         <w:rPr>
           <w:b/>
           <w:bCs/>
         </w:rPr>
-        <w:t>n</w:t>
-      </w:r>
-    </w:p>
-    <w:p>
-      <w:pPr>
-        <w:pStyle w:val="Standard"/>
-        <w:jc w:val="both"/>
-      </w:pPr>
-    </w:p>
-    <w:p>
-      <w:pPr>
-        <w:pStyle w:val="Standard"/>
-        <w:jc w:val="both"/>
-      </w:pPr>
+        <w:t>Địa Chỉ</w:t>
+      </w:r>
+    </w:p>
+    <w:p>
+      <w:pPr>
+        <w:pStyle w:val="Standard"/>
+        <w:jc w:val="both"/>
+      </w:pPr>
+    </w:p>
+    <w:p>
+      <w:pPr>
+        <w:pStyle w:val="Standard"/>
+        <w:jc w:val="both"/>
+      </w:pPr>
+      <w:r>
+        <w:t xml:space="preserve">- </w:t>
+      </w:r>
       <w:r>
         <w:rPr>
           <w:b/>
           <w:bCs/>
         </w:rPr>
-        <w:t>- users</w:t>
+        <w:t>addresses</w:t>
       </w:r>
     </w:p>
     <w:p>
@@ -18276,140 +17258,43 @@
         <w:jc w:val="both"/>
       </w:pPr>
       <w:r>
-        <w:t xml:space="preserve">  - email (unique, not null): email đăng nh</w:t>
-      </w:r>
-      <w:r>
-        <w:t>ậ</w:t>
-      </w:r>
-      <w:r>
-        <w:t>p.</w:t>
-      </w:r>
-    </w:p>
-    <w:p>
-      <w:pPr>
-        <w:pStyle w:val="Standard"/>
-        <w:jc w:val="both"/>
-      </w:pPr>
-      <w:r>
-        <w:t xml:space="preserve">  - password_hash (not </w:t>
-      </w:r>
-      <w:r>
-        <w:t>null): m</w:t>
-      </w:r>
-      <w:r>
-        <w:t>ậ</w:t>
-      </w:r>
-      <w:r>
-        <w:t>t kh</w:t>
-      </w:r>
-      <w:r>
-        <w:t>ẩ</w:t>
-      </w:r>
-      <w:r>
-        <w:t>u đã băm.</w:t>
-      </w:r>
-    </w:p>
-    <w:p>
-      <w:pPr>
-        <w:pStyle w:val="Standard"/>
-        <w:jc w:val="both"/>
-      </w:pPr>
-      <w:r>
-        <w:t xml:space="preserve">  - username (not null), full_name (not null), phone (not null): thông tin ngư</w:t>
-      </w:r>
-      <w:r>
-        <w:t>ờ</w:t>
-      </w:r>
-      <w:r>
-        <w:t>i dùng.</w:t>
-      </w:r>
-    </w:p>
-    <w:p>
-      <w:pPr>
-        <w:pStyle w:val="Standard"/>
-        <w:jc w:val="both"/>
-      </w:pPr>
-      <w:r>
-        <w:t xml:space="preserve">  - enabled (not null): tr</w:t>
-      </w:r>
-      <w:r>
-        <w:t>ạ</w:t>
-      </w:r>
-      <w:r>
-        <w:t>ng thái kích ho</w:t>
-      </w:r>
-      <w:r>
-        <w:t>ạ</w:t>
-      </w:r>
-      <w:r>
-        <w:t>t.</w:t>
-      </w:r>
-    </w:p>
-    <w:p>
-      <w:pPr>
-        <w:pStyle w:val="Standard"/>
-        <w:jc w:val="both"/>
-      </w:pPr>
-      <w:r>
-        <w:t xml:space="preserve">  - default_address_id : đ</w:t>
-      </w:r>
-      <w:r>
-        <w:t>ị</w:t>
-      </w:r>
-      <w:r>
-        <w:t>a ch</w:t>
-      </w:r>
-      <w:r>
-        <w:t>ỉ</w:t>
-      </w:r>
-      <w:r>
-        <w:t xml:space="preserve"> m</w:t>
-      </w:r>
-      <w:r>
-        <w:t>ặ</w:t>
-      </w:r>
-      <w:r>
-        <w:t>c đ</w:t>
-      </w:r>
-      <w:r>
-        <w:t>ị</w:t>
-      </w:r>
-      <w:r>
-        <w:t>nh.</w:t>
-      </w:r>
-    </w:p>
-    <w:p>
-      <w:pPr>
-        <w:pStyle w:val="Standard"/>
-        <w:jc w:val="both"/>
-      </w:pPr>
-      <w:r>
-        <w:lastRenderedPageBreak/>
-        <w:t xml:space="preserve">  - created_at , updated_at : th</w:t>
-      </w:r>
-      <w:r>
-        <w:t>ờ</w:t>
-      </w:r>
-      <w:r>
-        <w:t>i gian t</w:t>
-      </w:r>
-      <w:r>
-        <w:t>ạ</w:t>
-      </w:r>
-      <w:r>
-        <w:t>o/c</w:t>
-      </w:r>
-      <w:r>
-        <w:t>ậ</w:t>
-      </w:r>
-      <w:r>
-        <w:t>p nh</w:t>
-      </w:r>
-      <w:r>
-        <w:t>ậ</w:t>
-      </w:r>
-      <w:r>
-        <w:t>t.</w:t>
+        <w:t xml:space="preserve">  - user_id : chủ sở hữu địa chỉ.</w:t>
+      </w:r>
+    </w:p>
+    <w:p>
+      <w:pPr>
+        <w:pStyle w:val="Standard"/>
+        <w:jc w:val="both"/>
+      </w:pPr>
+      <w:r>
+        <w:t xml:space="preserve">  - receiver_name (not null), phone (not null): người nhận/hotline.</w:t>
+      </w:r>
+    </w:p>
+    <w:p>
+      <w:pPr>
+        <w:pStyle w:val="Standard"/>
+        <w:jc w:val="both"/>
+      </w:pPr>
+      <w:r>
+        <w:t xml:space="preserve">  - line1 (not null), ward , district , city (not null): địa chỉ chi tiết.</w:t>
+      </w:r>
+    </w:p>
+    <w:p>
+      <w:pPr>
+        <w:pStyle w:val="Standard"/>
+        <w:jc w:val="both"/>
+      </w:pPr>
+      <w:r>
+        <w:t xml:space="preserve">  - lat , lng : tọa độ, dùng cho giao hàng bằng drone.</w:t>
+      </w:r>
+    </w:p>
+    <w:p>
+      <w:pPr>
+        <w:pStyle w:val="Standard"/>
+        <w:jc w:val="both"/>
+      </w:pPr>
+      <w:r>
+        <w:t xml:space="preserve">  - is_default : đánh dấu là địa chỉ mặc định của user.</w:t>
       </w:r>
     </w:p>
     <w:p>
@@ -18428,43 +17313,7 @@
           <w:b/>
           <w:bCs/>
         </w:rPr>
-        <w:t>- roles</w:t>
-      </w:r>
-    </w:p>
-    <w:p>
-      <w:pPr>
-        <w:pStyle w:val="Standard"/>
-        <w:jc w:val="both"/>
-      </w:pPr>
-      <w:r>
-        <w:t xml:space="preserve">  - id : khóa chính.</w:t>
-      </w:r>
-    </w:p>
-    <w:p>
-      <w:pPr>
-        <w:pStyle w:val="Standard"/>
-        <w:jc w:val="both"/>
-      </w:pPr>
-      <w:r>
-        <w:t xml:space="preserve">  - code (unique, not null): mã quy</w:t>
-      </w:r>
-      <w:r>
-        <w:t>ề</w:t>
-      </w:r>
-      <w:r>
-        <w:t>n h</w:t>
-      </w:r>
-      <w:r>
-        <w:t>ệ</w:t>
-      </w:r>
-      <w:r>
-        <w:t xml:space="preserve"> th</w:t>
-      </w:r>
-      <w:r>
-        <w:t>ố</w:t>
-      </w:r>
-      <w:r>
-        <w:t>ng ( CUSTOMER , MERCHANT , DRONE , ADMIN , STAFF ).</w:t>
+        <w:t>Cửa Hàng &amp; Nhân Sự</w:t>
       </w:r>
     </w:p>
     <w:p>
@@ -18483,63 +17332,274 @@
           <w:b/>
           <w:bCs/>
         </w:rPr>
-        <w:t>- user_roles (b</w:t>
-      </w:r>
+        <w:t>- stores</w:t>
+      </w:r>
+    </w:p>
+    <w:p>
+      <w:pPr>
+        <w:pStyle w:val="Standard"/>
+        <w:jc w:val="both"/>
+      </w:pPr>
+      <w:r>
+        <w:t xml:space="preserve">  - id : khóa chính.</w:t>
+      </w:r>
+    </w:p>
+    <w:p>
+      <w:pPr>
+        <w:pStyle w:val="Standard"/>
+        <w:jc w:val="both"/>
+      </w:pPr>
+      <w:r>
+        <w:t xml:space="preserve">  - name (not null): tên cửa hàng.</w:t>
+      </w:r>
+    </w:p>
+    <w:p>
+      <w:pPr>
+        <w:pStyle w:val="Standard"/>
+        <w:jc w:val="both"/>
+      </w:pPr>
+      <w:r>
+        <w:t xml:space="preserve">  - address , phone , image_url : thông tin cửa hàng.</w:t>
+      </w:r>
+    </w:p>
+    <w:p>
+      <w:pPr>
+        <w:pStyle w:val="Standard"/>
+        <w:jc w:val="both"/>
+      </w:pPr>
+      <w:r>
+        <w:lastRenderedPageBreak/>
+        <w:t xml:space="preserve">  - lat , lng : tọa độ cửa hàng (pickup drone).</w:t>
+      </w:r>
+    </w:p>
+    <w:p>
+      <w:pPr>
+        <w:pStyle w:val="Standard"/>
+        <w:jc w:val="both"/>
+      </w:pPr>
+      <w:r>
+        <w:t xml:space="preserve">  - status (not null): ACTIVE / SUSPENDED .</w:t>
+      </w:r>
+    </w:p>
+    <w:p>
+      <w:pPr>
+        <w:pStyle w:val="Standard"/>
+        <w:jc w:val="both"/>
+      </w:pPr>
+      <w:r>
+        <w:t xml:space="preserve">  - manager_id : quản lý cửa hàng (User).</w:t>
+      </w:r>
+    </w:p>
+    <w:p>
+      <w:pPr>
+        <w:pStyle w:val="Standard"/>
+        <w:jc w:val="both"/>
+      </w:pPr>
+      <w:r>
+        <w:t xml:space="preserve">  - created_at , updated_at .</w:t>
+      </w:r>
+    </w:p>
+    <w:p>
+      <w:pPr>
+        <w:pStyle w:val="Standard"/>
+        <w:jc w:val="both"/>
+      </w:pPr>
       <w:r>
         <w:rPr>
           <w:b/>
           <w:bCs/>
         </w:rPr>
-        <w:t>ả</w:t>
-      </w:r>
+        <w:t>- store_staff</w:t>
+      </w:r>
+    </w:p>
+    <w:p>
+      <w:pPr>
+        <w:pStyle w:val="Standard"/>
+        <w:jc w:val="both"/>
+      </w:pPr>
+      <w:r>
+        <w:t xml:space="preserve">  - id : khóa chính.</w:t>
+      </w:r>
+    </w:p>
+    <w:p>
+      <w:pPr>
+        <w:pStyle w:val="Standard"/>
+        <w:jc w:val="both"/>
+      </w:pPr>
+      <w:r>
+        <w:t xml:space="preserve">  - store_id (not null), user_id (not null): nhân sự thuộc cửa hàng.</w:t>
+      </w:r>
+    </w:p>
+    <w:p>
+      <w:pPr>
+        <w:pStyle w:val="Standard"/>
+        <w:jc w:val="both"/>
+      </w:pPr>
+      <w:r>
+        <w:t xml:space="preserve">  - title : chức danh hiển thị.</w:t>
+      </w:r>
+    </w:p>
+    <w:p>
+      <w:pPr>
+        <w:pStyle w:val="Standard"/>
+        <w:jc w:val="both"/>
+      </w:pPr>
+      <w:r>
+        <w:t xml:space="preserve">  - status (not null): ACTIVE / INACTIVE .</w:t>
+      </w:r>
+    </w:p>
+    <w:p>
+      <w:pPr>
+        <w:pStyle w:val="Standard"/>
+        <w:jc w:val="both"/>
+      </w:pPr>
+      <w:r>
+        <w:t xml:space="preserve">  - role (not null): RBAC nội bộ cửa hàng ( MANAGER / STAFF ).</w:t>
+      </w:r>
+    </w:p>
+    <w:p>
+      <w:pPr>
+        <w:pStyle w:val="Standard"/>
+        <w:jc w:val="both"/>
+      </w:pPr>
+      <w:r>
+        <w:t xml:space="preserve">  - created_at .</w:t>
+      </w:r>
+    </w:p>
+    <w:p>
+      <w:pPr>
+        <w:pStyle w:val="Standard"/>
+        <w:jc w:val="both"/>
+      </w:pPr>
       <w:r>
         <w:rPr>
           <w:b/>
           <w:bCs/>
         </w:rPr>
-        <w:t>ng liên k</w:t>
-      </w:r>
+        <w:t>Danh Mục &amp; Sản Phẩm</w:t>
+      </w:r>
+    </w:p>
+    <w:p>
+      <w:pPr>
+        <w:pStyle w:val="Standard"/>
+        <w:jc w:val="both"/>
+      </w:pPr>
+    </w:p>
+    <w:p>
+      <w:pPr>
+        <w:pStyle w:val="Standard"/>
+        <w:jc w:val="both"/>
+      </w:pPr>
       <w:r>
         <w:rPr>
           <w:b/>
           <w:bCs/>
         </w:rPr>
-        <w:t>ế</w:t>
-      </w:r>
+        <w:t>- categories</w:t>
+      </w:r>
+    </w:p>
+    <w:p>
+      <w:pPr>
+        <w:pStyle w:val="Standard"/>
+        <w:jc w:val="both"/>
+      </w:pPr>
+      <w:r>
+        <w:t xml:space="preserve">  - id : khóa chính.</w:t>
+      </w:r>
+    </w:p>
+    <w:p>
+      <w:pPr>
+        <w:pStyle w:val="Standard"/>
+        <w:jc w:val="both"/>
+      </w:pPr>
+      <w:r>
+        <w:t xml:space="preserve">  - name (not null): tên danh mục.</w:t>
+      </w:r>
+    </w:p>
+    <w:p>
+      <w:pPr>
+        <w:pStyle w:val="Standard"/>
+        <w:jc w:val="both"/>
+      </w:pPr>
+      <w:r>
+        <w:t xml:space="preserve">  - store_id : danh mục thuộc cửa hàng nào.</w:t>
+      </w:r>
+    </w:p>
+    <w:p>
+      <w:pPr>
+        <w:pStyle w:val="Standard"/>
+        <w:jc w:val="both"/>
+      </w:pPr>
+      <w:r>
+        <w:t xml:space="preserve">  - sort_order : thứ tự sắp xếp.</w:t>
+      </w:r>
+    </w:p>
+    <w:p>
+      <w:pPr>
+        <w:pStyle w:val="Standard"/>
+        <w:jc w:val="both"/>
+      </w:pPr>
       <w:r>
         <w:rPr>
           <w:b/>
           <w:bCs/>
         </w:rPr>
-        <w:t>t ManyToMany)</w:t>
-      </w:r>
-    </w:p>
-    <w:p>
-      <w:pPr>
-        <w:pStyle w:val="Standard"/>
-        <w:jc w:val="both"/>
-      </w:pPr>
-      <w:r>
-        <w:t xml:space="preserve">  - user_id , role_id : gán quy</w:t>
-      </w:r>
-      <w:r>
-        <w:t>ề</w:t>
-      </w:r>
-      <w:r>
-        <w:t>n cho ngư</w:t>
-      </w:r>
-      <w:r>
-        <w:t>ờ</w:t>
-      </w:r>
-      <w:r>
-        <w:t>i dùng.</w:t>
-      </w:r>
-    </w:p>
-    <w:p>
-      <w:pPr>
-        <w:pStyle w:val="Standard"/>
-        <w:jc w:val="both"/>
-      </w:pPr>
+        <w:t>- menu_items</w:t>
+      </w:r>
+    </w:p>
+    <w:p>
+      <w:pPr>
+        <w:pStyle w:val="Standard"/>
+        <w:jc w:val="both"/>
+      </w:pPr>
+      <w:r>
+        <w:t xml:space="preserve">  - id : khóa chính.</w:t>
+      </w:r>
+    </w:p>
+    <w:p>
+      <w:pPr>
+        <w:pStyle w:val="Standard"/>
+        <w:jc w:val="both"/>
+      </w:pPr>
+      <w:r>
+        <w:t xml:space="preserve">  - name (not null), description (TEXT), price (not null): thông tin món.</w:t>
+      </w:r>
+    </w:p>
+    <w:p>
+      <w:pPr>
+        <w:pStyle w:val="Standard"/>
+        <w:jc w:val="both"/>
+      </w:pPr>
+      <w:r>
+        <w:t xml:space="preserve">  - image_url : ảnh món.</w:t>
+      </w:r>
+    </w:p>
+    <w:p>
+      <w:pPr>
+        <w:pStyle w:val="Standard"/>
+        <w:jc w:val="both"/>
+      </w:pPr>
+      <w:r>
+        <w:t xml:space="preserve">  - available (not null): đang bán hay không.</w:t>
+      </w:r>
+    </w:p>
+    <w:p>
+      <w:pPr>
+        <w:pStyle w:val="Standard"/>
+        <w:jc w:val="both"/>
+      </w:pPr>
+      <w:r>
+        <w:t xml:space="preserve">  - category_id : thuộc danh mục nào.</w:t>
+      </w:r>
+    </w:p>
+    <w:p>
+      <w:pPr>
+        <w:pStyle w:val="Standard"/>
+        <w:jc w:val="both"/>
+      </w:pPr>
+      <w:r>
+        <w:t xml:space="preserve">  - store_id : thuộc cửa hàng nào.</w:t>
+      </w:r>
     </w:p>
     <w:p>
       <w:pPr>
@@ -18551,221 +17611,283 @@
           <w:b/>
           <w:bCs/>
         </w:rPr>
-        <w:t>Đ</w:t>
-      </w:r>
+        <w:lastRenderedPageBreak/>
+        <w:t>Đơn Hàng &amp; Thanh Toán</w:t>
+      </w:r>
+    </w:p>
+    <w:p>
+      <w:pPr>
+        <w:pStyle w:val="Standard"/>
+        <w:jc w:val="both"/>
+      </w:pPr>
+    </w:p>
+    <w:p>
+      <w:pPr>
+        <w:pStyle w:val="Standard"/>
+        <w:jc w:val="both"/>
+      </w:pPr>
       <w:r>
         <w:rPr>
           <w:b/>
           <w:bCs/>
         </w:rPr>
-        <w:t>ị</w:t>
-      </w:r>
+        <w:t>- orders</w:t>
+      </w:r>
+    </w:p>
+    <w:p>
+      <w:pPr>
+        <w:pStyle w:val="Standard"/>
+        <w:jc w:val="both"/>
+      </w:pPr>
+      <w:r>
+        <w:t xml:space="preserve">  - id : khóa chính.</w:t>
+      </w:r>
+    </w:p>
+    <w:p>
+      <w:pPr>
+        <w:pStyle w:val="Standard"/>
+        <w:jc w:val="both"/>
+      </w:pPr>
+      <w:r>
+        <w:t xml:space="preserve">  - customer_id : người đặt (User).</w:t>
+      </w:r>
+    </w:p>
+    <w:p>
+      <w:pPr>
+        <w:pStyle w:val="Standard"/>
+        <w:jc w:val="both"/>
+      </w:pPr>
+      <w:r>
+        <w:t xml:space="preserve">  - store_id : cửa hàng xử lý.</w:t>
+      </w:r>
+    </w:p>
+    <w:p>
+      <w:pPr>
+        <w:pStyle w:val="Standard"/>
+        <w:jc w:val="both"/>
+      </w:pPr>
+      <w:r>
+        <w:t xml:space="preserve">  - status (not null): vòng đời đơn ( CREATED → DELIVERED …).</w:t>
+      </w:r>
+    </w:p>
+    <w:p>
+      <w:pPr>
+        <w:pStyle w:val="Standard"/>
+        <w:jc w:val="both"/>
+      </w:pPr>
+      <w:r>
+        <w:t xml:space="preserve">  - total_amount (not null): tổng tiền.</w:t>
+      </w:r>
+    </w:p>
+    <w:p>
+      <w:pPr>
+        <w:pStyle w:val="Standard"/>
+        <w:jc w:val="both"/>
+      </w:pPr>
+      <w:r>
+        <w:t xml:space="preserve">  - payment_method (not null): VNPAY / WALLET .</w:t>
+      </w:r>
+    </w:p>
+    <w:p>
+      <w:pPr>
+        <w:pStyle w:val="Standard"/>
+        <w:jc w:val="both"/>
+      </w:pPr>
+      <w:r>
+        <w:t xml:space="preserve">  - payment_status (not null): trạng thái thanh toán.</w:t>
+      </w:r>
+    </w:p>
+    <w:p>
+      <w:pPr>
+        <w:pStyle w:val="Standard"/>
+        <w:jc w:val="both"/>
+      </w:pPr>
+      <w:r>
+        <w:t xml:space="preserve">  - order_code (unique): mã đơn hiển thị/tra cứu.</w:t>
+      </w:r>
+    </w:p>
+    <w:p>
+      <w:pPr>
+        <w:pStyle w:val="Standard"/>
+        <w:jc w:val="both"/>
+      </w:pPr>
+      <w:r>
+        <w:t xml:space="preserve">  - address_id : địa chỉ giao hàng.</w:t>
+      </w:r>
+    </w:p>
+    <w:p>
+      <w:pPr>
+        <w:pStyle w:val="Standard"/>
+        <w:jc w:val="both"/>
+      </w:pPr>
+      <w:r>
+        <w:t xml:space="preserve">  - note (TEXT): ghi chú.</w:t>
+      </w:r>
+    </w:p>
+    <w:p>
+      <w:pPr>
+        <w:pStyle w:val="Standard"/>
+        <w:jc w:val="both"/>
+      </w:pPr>
+      <w:r>
+        <w:t xml:space="preserve">  - created_at , updated_at .</w:t>
+      </w:r>
+    </w:p>
+    <w:p>
+      <w:pPr>
+        <w:pStyle w:val="Standard"/>
+        <w:jc w:val="both"/>
+      </w:pPr>
       <w:r>
         <w:rPr>
           <w:b/>
           <w:bCs/>
         </w:rPr>
-        <w:t>a Ch</w:t>
-      </w:r>
+        <w:t>- order_items</w:t>
+      </w:r>
+    </w:p>
+    <w:p>
+      <w:pPr>
+        <w:pStyle w:val="Standard"/>
+        <w:jc w:val="both"/>
+      </w:pPr>
+      <w:r>
+        <w:t xml:space="preserve">  - id : khóa chính.</w:t>
+      </w:r>
+    </w:p>
+    <w:p>
+      <w:pPr>
+        <w:pStyle w:val="Standard"/>
+        <w:jc w:val="both"/>
+      </w:pPr>
+      <w:r>
+        <w:t xml:space="preserve">  - order_id : thuộc đơn nào.</w:t>
+      </w:r>
+    </w:p>
+    <w:p>
+      <w:pPr>
+        <w:pStyle w:val="Standard"/>
+        <w:jc w:val="both"/>
+      </w:pPr>
+      <w:r>
+        <w:t xml:space="preserve">  - menu_item_id : món hàng.</w:t>
+      </w:r>
+    </w:p>
+    <w:p>
+      <w:pPr>
+        <w:pStyle w:val="Standard"/>
+        <w:jc w:val="both"/>
+      </w:pPr>
+      <w:r>
+        <w:t xml:space="preserve">  - quantity (not null), unit_price (not null): số lượng/đơn giá.</w:t>
+      </w:r>
+    </w:p>
+    <w:p>
+      <w:pPr>
+        <w:pStyle w:val="Standard"/>
+        <w:jc w:val="both"/>
+      </w:pPr>
+      <w:r>
+        <w:t xml:space="preserve">  - name_snapshot , image_snapshot : snapshot tên/ảnh tại thời điểm đặt (phòng trường hợp món đổi tên/ảnh).</w:t>
+      </w:r>
+    </w:p>
+    <w:p>
+      <w:pPr>
+        <w:pStyle w:val="Standard"/>
+        <w:jc w:val="both"/>
+      </w:pPr>
       <w:r>
         <w:rPr>
           <w:b/>
           <w:bCs/>
         </w:rPr>
-        <w:t>ỉ</w:t>
-      </w:r>
-    </w:p>
-    <w:p>
-      <w:pPr>
-        <w:pStyle w:val="Standard"/>
-        <w:jc w:val="both"/>
-      </w:pPr>
-    </w:p>
-    <w:p>
-      <w:pPr>
-        <w:pStyle w:val="Standard"/>
-        <w:jc w:val="both"/>
-      </w:pPr>
-      <w:r>
-        <w:t xml:space="preserve">- </w:t>
-      </w:r>
+        <w:t>- payments</w:t>
+      </w:r>
+    </w:p>
+    <w:p>
+      <w:pPr>
+        <w:pStyle w:val="Standard"/>
+        <w:jc w:val="both"/>
+      </w:pPr>
+      <w:r>
+        <w:t xml:space="preserve">  - id : khóa chính.</w:t>
+      </w:r>
+    </w:p>
+    <w:p>
+      <w:pPr>
+        <w:pStyle w:val="Standard"/>
+        <w:jc w:val="both"/>
+      </w:pPr>
+      <w:r>
+        <w:t xml:space="preserve">  - order_id (not null): thanh toán cho đơn nào.</w:t>
+      </w:r>
+    </w:p>
+    <w:p>
+      <w:pPr>
+        <w:pStyle w:val="Standard"/>
+        <w:jc w:val="both"/>
+      </w:pPr>
+      <w:r>
+        <w:t xml:space="preserve">  - provider (not null): nhà cung cấp (VNPAY, ví…).</w:t>
+      </w:r>
+    </w:p>
+    <w:p>
+      <w:pPr>
+        <w:pStyle w:val="Standard"/>
+        <w:jc w:val="both"/>
+      </w:pPr>
+      <w:r>
+        <w:t xml:space="preserve">  - amount (not null): số tiền.</w:t>
+      </w:r>
+    </w:p>
+    <w:p>
+      <w:pPr>
+        <w:pStyle w:val="Standard"/>
+        <w:jc w:val="both"/>
+      </w:pPr>
+      <w:r>
+        <w:lastRenderedPageBreak/>
+        <w:t xml:space="preserve">  - txn_ref (not null): mã tham chiếu giao dịch.</w:t>
+      </w:r>
+    </w:p>
+    <w:p>
+      <w:pPr>
+        <w:pStyle w:val="Standard"/>
+        <w:jc w:val="both"/>
+      </w:pPr>
+      <w:r>
+        <w:t xml:space="preserve">  - status (not null): PENDING / COMPLETED / FAILED / REFUNDED .</w:t>
+      </w:r>
+    </w:p>
+    <w:p>
+      <w:pPr>
+        <w:pStyle w:val="Standard"/>
+        <w:jc w:val="both"/>
+      </w:pPr>
+      <w:r>
+        <w:t xml:space="preserve">  - raw_callback (TEXT): dữ liệu callback thô để debug/trace.</w:t>
+      </w:r>
+    </w:p>
+    <w:p>
+      <w:pPr>
+        <w:pStyle w:val="Standard"/>
+        <w:jc w:val="both"/>
+      </w:pPr>
+      <w:r>
+        <w:t xml:space="preserve">  - created_at .</w:t>
+      </w:r>
+    </w:p>
+    <w:p>
+      <w:pPr>
+        <w:pStyle w:val="Standard"/>
+        <w:jc w:val="both"/>
+      </w:pPr>
       <w:r>
         <w:rPr>
           <w:b/>
           <w:bCs/>
         </w:rPr>
-        <w:t>addresses</w:t>
-      </w:r>
-    </w:p>
-    <w:p>
-      <w:pPr>
-        <w:pStyle w:val="Standard"/>
-        <w:jc w:val="both"/>
-      </w:pPr>
-      <w:r>
-        <w:t xml:space="preserve">  - id : khóa </w:t>
-      </w:r>
-      <w:r>
-        <w:t>chính.</w:t>
-      </w:r>
-    </w:p>
-    <w:p>
-      <w:pPr>
-        <w:pStyle w:val="Standard"/>
-        <w:jc w:val="both"/>
-      </w:pPr>
-      <w:r>
-        <w:t xml:space="preserve">  - user_id : ch</w:t>
-      </w:r>
-      <w:r>
-        <w:t>ủ</w:t>
-      </w:r>
-      <w:r>
-        <w:t xml:space="preserve"> s</w:t>
-      </w:r>
-      <w:r>
-        <w:t>ở</w:t>
-      </w:r>
-      <w:r>
-        <w:t xml:space="preserve"> h</w:t>
-      </w:r>
-      <w:r>
-        <w:t>ữ</w:t>
-      </w:r>
-      <w:r>
-        <w:t>u đ</w:t>
-      </w:r>
-      <w:r>
-        <w:t>ị</w:t>
-      </w:r>
-      <w:r>
-        <w:t>a ch</w:t>
-      </w:r>
-      <w:r>
-        <w:t>ỉ</w:t>
-      </w:r>
-      <w:r>
-        <w:t>.</w:t>
-      </w:r>
-    </w:p>
-    <w:p>
-      <w:pPr>
-        <w:pStyle w:val="Standard"/>
-        <w:jc w:val="both"/>
-      </w:pPr>
-      <w:r>
-        <w:t xml:space="preserve">  - receiver_name (not null), phone (not null): ngư</w:t>
-      </w:r>
-      <w:r>
-        <w:t>ờ</w:t>
-      </w:r>
-      <w:r>
-        <w:t>i nh</w:t>
-      </w:r>
-      <w:r>
-        <w:t>ậ</w:t>
-      </w:r>
-      <w:r>
-        <w:t>n/hotline.</w:t>
-      </w:r>
-    </w:p>
-    <w:p>
-      <w:pPr>
-        <w:pStyle w:val="Standard"/>
-        <w:jc w:val="both"/>
-      </w:pPr>
-      <w:r>
-        <w:t xml:space="preserve">  - line1 (not null), ward , district , city (not null): đ</w:t>
-      </w:r>
-      <w:r>
-        <w:t>ị</w:t>
-      </w:r>
-      <w:r>
-        <w:t>a ch</w:t>
-      </w:r>
-      <w:r>
-        <w:t>ỉ</w:t>
-      </w:r>
-      <w:r>
-        <w:t xml:space="preserve"> chi ti</w:t>
-      </w:r>
-      <w:r>
-        <w:t>ế</w:t>
-      </w:r>
-      <w:r>
-        <w:t>t.</w:t>
-      </w:r>
-    </w:p>
-    <w:p>
-      <w:pPr>
-        <w:pStyle w:val="Standard"/>
-        <w:jc w:val="both"/>
-      </w:pPr>
-      <w:r>
-        <w:t xml:space="preserve">  - lat , lng : t</w:t>
-      </w:r>
-      <w:r>
-        <w:t>ọ</w:t>
-      </w:r>
-      <w:r>
-        <w:t>a đ</w:t>
-      </w:r>
-      <w:r>
-        <w:t>ộ</w:t>
-      </w:r>
-      <w:r>
-        <w:t>, dùng cho giao hàng b</w:t>
-      </w:r>
-      <w:r>
-        <w:t>ằ</w:t>
-      </w:r>
-      <w:r>
-        <w:t>ng drone.</w:t>
-      </w:r>
-    </w:p>
-    <w:p>
-      <w:pPr>
-        <w:pStyle w:val="Standard"/>
-        <w:jc w:val="both"/>
-      </w:pPr>
-      <w:r>
-        <w:t xml:space="preserve">  - is_default : đánh d</w:t>
-      </w:r>
-      <w:r>
-        <w:t>ấ</w:t>
-      </w:r>
-      <w:r>
-        <w:t>u là đ</w:t>
-      </w:r>
-      <w:r>
-        <w:t>ị</w:t>
-      </w:r>
-      <w:r>
-        <w:t>a ch</w:t>
-      </w:r>
-      <w:r>
-        <w:t>ỉ</w:t>
-      </w:r>
-      <w:r>
-        <w:t xml:space="preserve"> m</w:t>
-      </w:r>
-      <w:r>
-        <w:t>ặ</w:t>
-      </w:r>
-      <w:r>
-        <w:t>c đ</w:t>
-      </w:r>
-      <w:r>
-        <w:t>ị</w:t>
-      </w:r>
-      <w:r>
-        <w:t>nh c</w:t>
-      </w:r>
-      <w:r>
-        <w:t>ủ</w:t>
-      </w:r>
-      <w:r>
-        <w:t>a user.</w:t>
+        <w:t>Drone &amp; Giao Hàng</w:t>
       </w:r>
     </w:p>
     <w:p>
@@ -18784,35 +17906,396 @@
           <w:b/>
           <w:bCs/>
         </w:rPr>
-        <w:t>C</w:t>
-      </w:r>
+        <w:t>- drones</w:t>
+      </w:r>
+    </w:p>
+    <w:p>
+      <w:pPr>
+        <w:pStyle w:val="Standard"/>
+        <w:jc w:val="both"/>
+      </w:pPr>
+      <w:r>
+        <w:t xml:space="preserve">  - id : khóa chính.</w:t>
+      </w:r>
+    </w:p>
+    <w:p>
+      <w:pPr>
+        <w:pStyle w:val="Standard"/>
+        <w:jc w:val="both"/>
+      </w:pPr>
+      <w:r>
+        <w:t xml:space="preserve">  - serial (unique, not null): số seri drone.</w:t>
+      </w:r>
+    </w:p>
+    <w:p>
+      <w:pPr>
+        <w:pStyle w:val="Standard"/>
+        <w:jc w:val="both"/>
+      </w:pPr>
+      <w:r>
+        <w:t xml:space="preserve">  - model : model drone.</w:t>
+      </w:r>
+    </w:p>
+    <w:p>
+      <w:pPr>
+        <w:pStyle w:val="Standard"/>
+        <w:jc w:val="both"/>
+      </w:pPr>
+      <w:r>
+        <w:t xml:space="preserve">  - max_payload_kg , max_range_km : tải trọng/tầm bay.</w:t>
+      </w:r>
+    </w:p>
+    <w:p>
+      <w:pPr>
+        <w:pStyle w:val="Standard"/>
+        <w:jc w:val="both"/>
+      </w:pPr>
+      <w:r>
+        <w:t xml:space="preserve">  - status (not null): trạng thái hoạt động ( IDLE , ASSIGNED , MAINTENANCE …).</w:t>
+      </w:r>
+    </w:p>
+    <w:p>
+      <w:pPr>
+        <w:pStyle w:val="Standard"/>
+        <w:jc w:val="both"/>
+      </w:pPr>
+      <w:r>
+        <w:t xml:space="preserve">  - home_lat , home_lng : tọa độ base.</w:t>
+      </w:r>
+    </w:p>
+    <w:p>
+      <w:pPr>
+        <w:pStyle w:val="Standard"/>
+        <w:jc w:val="both"/>
+      </w:pPr>
+      <w:r>
+        <w:t xml:space="preserve">  - battery_pct : pin hiện tại.</w:t>
+      </w:r>
+    </w:p>
+    <w:p>
+      <w:pPr>
+        <w:pStyle w:val="Standard"/>
+        <w:jc w:val="both"/>
+      </w:pPr>
+      <w:r>
+        <w:t xml:space="preserve">  - current_lat , current_lng : vị trí hiện tại.</w:t>
+      </w:r>
+    </w:p>
+    <w:p>
+      <w:pPr>
+        <w:pStyle w:val="Standard"/>
+        <w:jc w:val="both"/>
+      </w:pPr>
+      <w:r>
+        <w:t xml:space="preserve">  - last_assigned_at : lần gần nhất nhận nhiệm vụ.</w:t>
+      </w:r>
+    </w:p>
+    <w:p>
+      <w:pPr>
+        <w:pStyle w:val="Standard"/>
+        <w:jc w:val="both"/>
+      </w:pPr>
+      <w:r>
+        <w:t xml:space="preserve">  - created_at (not null), last_seen_at : thời gian tạo/lần cuối thấy.</w:t>
+      </w:r>
+    </w:p>
+    <w:p>
+      <w:pPr>
+        <w:pStyle w:val="Standard"/>
+        <w:jc w:val="both"/>
+      </w:pPr>
       <w:r>
         <w:rPr>
           <w:b/>
           <w:bCs/>
         </w:rPr>
-        <w:t>ử</w:t>
-      </w:r>
+        <w:t>- deliveries</w:t>
+      </w:r>
+    </w:p>
+    <w:p>
+      <w:pPr>
+        <w:pStyle w:val="Standard"/>
+        <w:jc w:val="both"/>
+      </w:pPr>
+      <w:r>
+        <w:t xml:space="preserve">  - id : khóa chính.</w:t>
+      </w:r>
+    </w:p>
+    <w:p>
+      <w:pPr>
+        <w:pStyle w:val="Standard"/>
+        <w:jc w:val="both"/>
+      </w:pPr>
+      <w:r>
+        <w:t xml:space="preserve">  - order_id (unique): một đơn gắn một delivery (quan hệ 1–1).</w:t>
+      </w:r>
+    </w:p>
+    <w:p>
+      <w:pPr>
+        <w:pStyle w:val="Standard"/>
+        <w:jc w:val="both"/>
+      </w:pPr>
+      <w:r>
+        <w:t xml:space="preserve">  - drone_id : drone thực hiện giao hàng.</w:t>
+      </w:r>
+    </w:p>
+    <w:p>
+      <w:pPr>
+        <w:pStyle w:val="Standard"/>
+        <w:jc w:val="both"/>
+      </w:pPr>
+      <w:r>
+        <w:t xml:space="preserve">  - status (not null): PENDING / ASSIGNED / IN_PROGRESS / COMPLETED / FAILED .</w:t>
+      </w:r>
+    </w:p>
+    <w:p>
+      <w:pPr>
+        <w:pStyle w:val="Standard"/>
+        <w:jc w:val="both"/>
+      </w:pPr>
+      <w:r>
+        <w:t xml:space="preserve">  - w0_lat/lng → w3_lat/lng : waypoint W0 (drone hiện tại), W1 (cửa hàng), W2 (khách hàng), W3 (base).</w:t>
+      </w:r>
+    </w:p>
+    <w:p>
+      <w:pPr>
+        <w:pStyle w:val="Standard"/>
+        <w:jc w:val="both"/>
+      </w:pPr>
+      <w:r>
+        <w:t xml:space="preserve">  - current_segment : đoạn đường hiện tại ( W0_W1 , W1_W2 , W2_W3 ).</w:t>
+      </w:r>
+    </w:p>
+    <w:p>
+      <w:pPr>
+        <w:pStyle w:val="Standard"/>
+        <w:jc w:val="both"/>
+      </w:pPr>
+      <w:r>
+        <w:t xml:space="preserve">  - segment_start_time : thời điểm bắt đầu đoạn hiện tại.</w:t>
+      </w:r>
+    </w:p>
+    <w:p>
+      <w:pPr>
+        <w:pStyle w:val="Standard"/>
+        <w:jc w:val="both"/>
+        <w:rPr>
+          <w:lang w:val="it-IT"/>
+        </w:rPr>
+      </w:pPr>
+      <w:r>
+        <w:lastRenderedPageBreak/>
+        <w:t xml:space="preserve">  </w:t>
+      </w:r>
+      <w:r>
+        <w:rPr>
+          <w:lang w:val="it-IT"/>
+        </w:rPr>
+        <w:t>- eta_seconds : ETA còn lại.</w:t>
+      </w:r>
+    </w:p>
+    <w:p>
+      <w:pPr>
+        <w:pStyle w:val="Standard"/>
+        <w:jc w:val="both"/>
+      </w:pPr>
+      <w:r>
+        <w:rPr>
+          <w:lang w:val="it-IT"/>
+        </w:rPr>
+        <w:t xml:space="preserve">  </w:t>
+      </w:r>
+      <w:r>
+        <w:t>- dwell_ticks_remaining : thời gian dừng tại điểm.</w:t>
+      </w:r>
+    </w:p>
+    <w:p>
+      <w:pPr>
+        <w:pStyle w:val="Standard"/>
+        <w:jc w:val="both"/>
+      </w:pPr>
+      <w:r>
+        <w:t xml:space="preserve">  - start_lat/lng , dest_lat/lng : điểm bắt đầu/đích.</w:t>
+      </w:r>
+    </w:p>
+    <w:p>
+      <w:pPr>
+        <w:pStyle w:val="Standard"/>
+        <w:jc w:val="both"/>
+      </w:pPr>
+      <w:r>
+        <w:t xml:space="preserve">  - created_at , updated_at .</w:t>
+      </w:r>
+    </w:p>
+    <w:p>
+      <w:pPr>
+        <w:pStyle w:val="Standard"/>
+        <w:jc w:val="both"/>
+      </w:pPr>
       <w:r>
         <w:rPr>
           <w:b/>
           <w:bCs/>
         </w:rPr>
-        <w:t>a Hàng &amp; Nhân S</w:t>
-      </w:r>
+        <w:t>- drone_assignments</w:t>
+      </w:r>
+    </w:p>
+    <w:p>
+      <w:pPr>
+        <w:pStyle w:val="Standard"/>
+        <w:jc w:val="both"/>
+      </w:pPr>
+      <w:r>
+        <w:t xml:space="preserve">  - id : khóa chính.</w:t>
+      </w:r>
+    </w:p>
+    <w:p>
+      <w:pPr>
+        <w:pStyle w:val="Standard"/>
+        <w:jc w:val="both"/>
+      </w:pPr>
+      <w:r>
+        <w:t xml:space="preserve">  - order_id (not null): đơn được gán.</w:t>
+      </w:r>
+    </w:p>
+    <w:p>
+      <w:pPr>
+        <w:pStyle w:val="Standard"/>
+        <w:jc w:val="both"/>
+      </w:pPr>
+      <w:r>
+        <w:t xml:space="preserve">  - drone_id (not null): drone đảm nhiệm.</w:t>
+      </w:r>
+    </w:p>
+    <w:p>
+      <w:pPr>
+        <w:pStyle w:val="Standard"/>
+        <w:jc w:val="both"/>
+      </w:pPr>
+      <w:r>
+        <w:t xml:space="preserve">  - delivery_id (unique): delivery liên kết (nếu đã tạo).</w:t>
+      </w:r>
+    </w:p>
+    <w:p>
+      <w:pPr>
+        <w:pStyle w:val="Standard"/>
+        <w:jc w:val="both"/>
+      </w:pPr>
+      <w:r>
+        <w:t xml:space="preserve">  - assignment_mode (not null): AUTO / MANUAL .</w:t>
+      </w:r>
+    </w:p>
+    <w:p>
+      <w:pPr>
+        <w:pStyle w:val="Standard"/>
+        <w:jc w:val="both"/>
+      </w:pPr>
+      <w:r>
+        <w:t xml:space="preserve">  - assigned_by : người gán (username/ SYSTEM ).</w:t>
+      </w:r>
+    </w:p>
+    <w:p>
+      <w:pPr>
+        <w:pStyle w:val="Standard"/>
+        <w:jc w:val="both"/>
+      </w:pPr>
+      <w:r>
+        <w:t xml:space="preserve">  - assigned_at (not null), completed_at : thời điểm gán/hoàn thành.</w:t>
+      </w:r>
+    </w:p>
+    <w:p>
+      <w:pPr>
+        <w:pStyle w:val="Standard"/>
+        <w:jc w:val="both"/>
+      </w:pPr>
       <w:r>
         <w:rPr>
           <w:b/>
           <w:bCs/>
         </w:rPr>
-        <w:t>ự</w:t>
-      </w:r>
-    </w:p>
-    <w:p>
-      <w:pPr>
-        <w:pStyle w:val="Standard"/>
-        <w:jc w:val="both"/>
-      </w:pPr>
+        <w:t>- delivery_events</w:t>
+      </w:r>
+    </w:p>
+    <w:p>
+      <w:pPr>
+        <w:pStyle w:val="Standard"/>
+        <w:jc w:val="both"/>
+      </w:pPr>
+      <w:r>
+        <w:t xml:space="preserve">  - id : khóa chính.</w:t>
+      </w:r>
+    </w:p>
+    <w:p>
+      <w:pPr>
+        <w:pStyle w:val="Standard"/>
+        <w:jc w:val="both"/>
+      </w:pPr>
+      <w:r>
+        <w:t xml:space="preserve">  - delivery_id : sự kiện thuộc delivery nào.</w:t>
+      </w:r>
+    </w:p>
+    <w:p>
+      <w:pPr>
+        <w:pStyle w:val="Standard"/>
+        <w:jc w:val="both"/>
+      </w:pPr>
+      <w:r>
+        <w:t xml:space="preserve">  - event_type (not null): loại sự kiện ( DELIVERY_START , GPS_UPDATE , DELIVERY_COMPLETE , ERROR ).</w:t>
+      </w:r>
+    </w:p>
+    <w:p>
+      <w:pPr>
+        <w:pStyle w:val="Standard"/>
+        <w:jc w:val="both"/>
+      </w:pPr>
+      <w:r>
+        <w:t xml:space="preserve">  - lat , lng : tọa độ sự kiện.</w:t>
+      </w:r>
+    </w:p>
+    <w:p>
+      <w:pPr>
+        <w:pStyle w:val="Standard"/>
+        <w:jc w:val="both"/>
+      </w:pPr>
+      <w:r>
+        <w:t xml:space="preserve">  - speed_kmh , heading , battery_pct : thông tin bay.</w:t>
+      </w:r>
+    </w:p>
+    <w:p>
+      <w:pPr>
+        <w:pStyle w:val="Standard"/>
+        <w:jc w:val="both"/>
+      </w:pPr>
+      <w:r>
+        <w:t xml:space="preserve">  - ts (not null): thời điểm sự kiện.</w:t>
+      </w:r>
+    </w:p>
+    <w:p>
+      <w:pPr>
+        <w:pStyle w:val="Standard"/>
+        <w:jc w:val="both"/>
+      </w:pPr>
+      <w:r>
+        <w:t xml:space="preserve">  - nonce (64): chống trùng sự kiện; ràng buộc unique (delivery_id, nonce) .</w:t>
+      </w:r>
+    </w:p>
+    <w:p>
+      <w:pPr>
+        <w:pStyle w:val="Standard"/>
+        <w:jc w:val="both"/>
+      </w:pPr>
+      <w:r>
+        <w:t xml:space="preserve">  - note (&lt;=500): ghi chú.</w:t>
+      </w:r>
+    </w:p>
+    <w:p>
+      <w:pPr>
+        <w:pStyle w:val="Standard"/>
+        <w:jc w:val="both"/>
+      </w:pPr>
+      <w:r>
+        <w:t xml:space="preserve">  - Index: delivery_id, ts để query timeline nhanh.</w:t>
+      </w:r>
     </w:p>
     <w:p>
       <w:pPr>
@@ -18824,117 +18307,14 @@
           <w:b/>
           <w:bCs/>
         </w:rPr>
-        <w:t>- stores</w:t>
-      </w:r>
-    </w:p>
-    <w:p>
-      <w:pPr>
-        <w:pStyle w:val="Standard"/>
-        <w:jc w:val="both"/>
-      </w:pPr>
-      <w:r>
-        <w:t xml:space="preserve">  - id : khóa chính.</w:t>
-      </w:r>
-    </w:p>
-    <w:p>
-      <w:pPr>
-        <w:pStyle w:val="Standard"/>
-        <w:jc w:val="both"/>
-      </w:pPr>
-      <w:r>
-        <w:t xml:space="preserve">  - name (not null): tên c</w:t>
-      </w:r>
-      <w:r>
-        <w:t>ử</w:t>
-      </w:r>
-      <w:r>
-        <w:t>a hàng.</w:t>
-      </w:r>
-    </w:p>
-    <w:p>
-      <w:pPr>
-        <w:pStyle w:val="Standard"/>
-        <w:jc w:val="both"/>
-      </w:pPr>
-      <w:r>
-        <w:t xml:space="preserve">  - address , phone , image_url : thông tin c</w:t>
-      </w:r>
-      <w:r>
-        <w:t>ử</w:t>
-      </w:r>
-      <w:r>
-        <w:t>a hàng.</w:t>
-      </w:r>
-    </w:p>
-    <w:p>
-      <w:pPr>
-        <w:pStyle w:val="Standard"/>
-        <w:jc w:val="both"/>
-      </w:pPr>
-      <w:r>
-        <w:lastRenderedPageBreak/>
-        <w:t xml:space="preserve">  - lat , lng : t</w:t>
-      </w:r>
-      <w:r>
-        <w:t>ọ</w:t>
-      </w:r>
-      <w:r>
-        <w:t>a đ</w:t>
-      </w:r>
-      <w:r>
-        <w:t>ộ</w:t>
-      </w:r>
-      <w:r>
-        <w:t xml:space="preserve"> c</w:t>
-      </w:r>
-      <w:r>
-        <w:t>ử</w:t>
-      </w:r>
-      <w:r>
-        <w:t>a hàng (pickup drone).</w:t>
-      </w:r>
-    </w:p>
-    <w:p>
-      <w:pPr>
-        <w:pStyle w:val="Standard"/>
-        <w:jc w:val="both"/>
-      </w:pPr>
-      <w:r>
-        <w:t xml:space="preserve">  - status (not null): </w:t>
-      </w:r>
-      <w:r>
-        <w:t>ACTIVE / SUSPENDED .</w:t>
-      </w:r>
-    </w:p>
-    <w:p>
-      <w:pPr>
-        <w:pStyle w:val="Standard"/>
-        <w:jc w:val="both"/>
-      </w:pPr>
-      <w:r>
-        <w:t xml:space="preserve">  - manager_id : qu</w:t>
-      </w:r>
-      <w:r>
-        <w:t>ả</w:t>
-      </w:r>
-      <w:r>
-        <w:t>n lý c</w:t>
-      </w:r>
-      <w:r>
-        <w:t>ử</w:t>
-      </w:r>
-      <w:r>
-        <w:t>a hàng (User).</w:t>
-      </w:r>
-    </w:p>
-    <w:p>
-      <w:pPr>
-        <w:pStyle w:val="Standard"/>
-        <w:jc w:val="both"/>
-      </w:pPr>
-      <w:r>
-        <w:t xml:space="preserve">  - created_at , updated_at .</w:t>
-      </w:r>
+        <w:t>Tồn Kho</w:t>
+      </w:r>
+    </w:p>
+    <w:p>
+      <w:pPr>
+        <w:pStyle w:val="Standard"/>
+        <w:jc w:val="both"/>
+      </w:pPr>
     </w:p>
     <w:p>
       <w:pPr>
@@ -18946,15 +18326,16 @@
           <w:b/>
           <w:bCs/>
         </w:rPr>
-        <w:t>- store_staff</w:t>
-      </w:r>
-    </w:p>
-    <w:p>
-      <w:pPr>
-        <w:pStyle w:val="Standard"/>
-        <w:jc w:val="both"/>
-      </w:pPr>
-      <w:r>
+        <w:t>- inventory</w:t>
+      </w:r>
+    </w:p>
+    <w:p>
+      <w:pPr>
+        <w:pStyle w:val="Standard"/>
+        <w:jc w:val="both"/>
+      </w:pPr>
+      <w:r>
+        <w:lastRenderedPageBreak/>
         <w:t xml:space="preserve">  - id : khóa chính.</w:t>
       </w:r>
     </w:p>
@@ -18964,97 +18345,115 @@
         <w:jc w:val="both"/>
       </w:pPr>
       <w:r>
-        <w:t xml:space="preserve">  - store_id (not null), user_id (not null): nhân s</w:t>
-      </w:r>
-      <w:r>
-        <w:t>ự</w:t>
-      </w:r>
-      <w:r>
-        <w:t xml:space="preserve"> thu</w:t>
-      </w:r>
-      <w:r>
-        <w:t>ộ</w:t>
-      </w:r>
-      <w:r>
-        <w:t>c c</w:t>
-      </w:r>
-      <w:r>
-        <w:t>ử</w:t>
-      </w:r>
-      <w:r>
-        <w:t>a hàng.</w:t>
-      </w:r>
-    </w:p>
-    <w:p>
-      <w:pPr>
-        <w:pStyle w:val="Standard"/>
-        <w:jc w:val="both"/>
-      </w:pPr>
-      <w:r>
-        <w:t xml:space="preserve">  - title : ch</w:t>
-      </w:r>
-      <w:r>
-        <w:t>ứ</w:t>
-      </w:r>
-      <w:r>
-        <w:t>c danh hi</w:t>
-      </w:r>
-      <w:r>
-        <w:t>ể</w:t>
-      </w:r>
-      <w:r>
-        <w:t>n th</w:t>
-      </w:r>
-      <w:r>
-        <w:t>ị</w:t>
-      </w:r>
-      <w:r>
-        <w:t>.</w:t>
-      </w:r>
-    </w:p>
-    <w:p>
-      <w:pPr>
-        <w:pStyle w:val="Standard"/>
-        <w:jc w:val="both"/>
-      </w:pPr>
-      <w:r>
-        <w:t xml:space="preserve">  - status (not null): ACTIVE / INACTIVE .</w:t>
-      </w:r>
-    </w:p>
-    <w:p>
-      <w:pPr>
-        <w:pStyle w:val="Standard"/>
-        <w:jc w:val="both"/>
-      </w:pPr>
-      <w:r>
-        <w:t xml:space="preserve">  - role (not null): RBAC n</w:t>
-      </w:r>
-      <w:r>
-        <w:t>ộ</w:t>
-      </w:r>
-      <w:r>
-        <w:t>i b</w:t>
-      </w:r>
-      <w:r>
-        <w:t>ộ</w:t>
-      </w:r>
-      <w:r>
-        <w:t xml:space="preserve"> c</w:t>
-      </w:r>
-      <w:r>
-        <w:t>ử</w:t>
-      </w:r>
-      <w:r>
-        <w:t>a hàng ( MANAGER / STAFF ).</w:t>
-      </w:r>
-    </w:p>
-    <w:p>
-      <w:pPr>
-        <w:pStyle w:val="Standard"/>
-        <w:jc w:val="both"/>
-      </w:pPr>
-      <w:r>
-        <w:t xml:space="preserve">  - created_at .</w:t>
+        <w:t xml:space="preserve">  - menu_item_id (unique): tồn cho mỗi món (store suy ra từ món).</w:t>
+      </w:r>
+    </w:p>
+    <w:p>
+      <w:pPr>
+        <w:pStyle w:val="Standard"/>
+        <w:jc w:val="both"/>
+      </w:pPr>
+      <w:r>
+        <w:t xml:space="preserve">  - quantity : số lượng tồn.</w:t>
+      </w:r>
+    </w:p>
+    <w:p>
+      <w:pPr>
+        <w:pStyle w:val="Standard"/>
+        <w:jc w:val="both"/>
+      </w:pPr>
+      <w:r>
+        <w:t xml:space="preserve">  - threshold : ngưỡng cảnh báo.</w:t>
+      </w:r>
+    </w:p>
+    <w:p>
+      <w:pPr>
+        <w:pStyle w:val="Standard"/>
+        <w:jc w:val="both"/>
+      </w:pPr>
+      <w:r>
+        <w:t xml:space="preserve">  - reserved : số lượng đã giữ chỗ.</w:t>
+      </w:r>
+    </w:p>
+    <w:p>
+      <w:pPr>
+        <w:pStyle w:val="Standard"/>
+        <w:jc w:val="both"/>
+      </w:pPr>
+      <w:r>
+        <w:t xml:space="preserve">  - created_at , updated_at .</w:t>
+      </w:r>
+    </w:p>
+    <w:p>
+      <w:pPr>
+        <w:pStyle w:val="Standard"/>
+        <w:jc w:val="both"/>
+      </w:pPr>
+      <w:r>
+        <w:t>- inventory_transactions</w:t>
+      </w:r>
+    </w:p>
+    <w:p>
+      <w:pPr>
+        <w:pStyle w:val="Standard"/>
+        <w:jc w:val="both"/>
+      </w:pPr>
+      <w:r>
+        <w:t xml:space="preserve">  - id : khóa chính.</w:t>
+      </w:r>
+    </w:p>
+    <w:p>
+      <w:pPr>
+        <w:pStyle w:val="Standard"/>
+        <w:jc w:val="both"/>
+      </w:pPr>
+      <w:r>
+        <w:t xml:space="preserve">  - menu_item_id (not null): món liên quan giao dịch tồn.</w:t>
+      </w:r>
+    </w:p>
+    <w:p>
+      <w:pPr>
+        <w:pStyle w:val="Standard"/>
+        <w:jc w:val="both"/>
+      </w:pPr>
+      <w:r>
+        <w:t xml:space="preserve">  - type (not null): IN / OUT / ADJUST .</w:t>
+      </w:r>
+    </w:p>
+    <w:p>
+      <w:pPr>
+        <w:pStyle w:val="Standard"/>
+        <w:jc w:val="both"/>
+      </w:pPr>
+      <w:r>
+        <w:t xml:space="preserve">  - quantity (not null): số lượng thay đổi.</w:t>
+      </w:r>
+    </w:p>
+    <w:p>
+      <w:pPr>
+        <w:pStyle w:val="Standard"/>
+        <w:jc w:val="both"/>
+      </w:pPr>
+      <w:r>
+        <w:t xml:space="preserve">  - note (TEXT): ghi chú.</w:t>
+      </w:r>
+    </w:p>
+    <w:p>
+      <w:pPr>
+        <w:pStyle w:val="Standard"/>
+        <w:jc w:val="both"/>
+      </w:pPr>
+      <w:r>
+        <w:t xml:space="preserve">  - created_at : thời gian ghi nhận.</w:t>
+      </w:r>
+    </w:p>
+    <w:p>
+      <w:pPr>
+        <w:pStyle w:val="Standard"/>
+        <w:jc w:val="both"/>
+      </w:pPr>
+      <w:r>
+        <w:t xml:space="preserve">  - actor_id : người thực hiện (User).</w:t>
       </w:r>
     </w:p>
     <w:p>
@@ -19067,2794 +18466,734 @@
           <w:b/>
           <w:bCs/>
         </w:rPr>
-        <w:t>Danh M</w:t>
-      </w:r>
+        <w:t>Phản Hồi</w:t>
+      </w:r>
+    </w:p>
+    <w:p>
+      <w:pPr>
+        <w:pStyle w:val="Standard"/>
+        <w:jc w:val="both"/>
+      </w:pPr>
+    </w:p>
+    <w:p>
+      <w:pPr>
+        <w:pStyle w:val="Standard"/>
+        <w:jc w:val="both"/>
+      </w:pPr>
       <w:r>
         <w:rPr>
           <w:b/>
           <w:bCs/>
         </w:rPr>
-        <w:t>ụ</w:t>
-      </w:r>
-      <w:r>
-        <w:rPr>
+        <w:t>- feedback</w:t>
+      </w:r>
+    </w:p>
+    <w:p>
+      <w:pPr>
+        <w:pStyle w:val="Standard"/>
+        <w:jc w:val="both"/>
+      </w:pPr>
+      <w:r>
+        <w:t xml:space="preserve">  - id : khóa chính.</w:t>
+      </w:r>
+    </w:p>
+    <w:p>
+      <w:pPr>
+        <w:pStyle w:val="Standard"/>
+        <w:jc w:val="both"/>
+      </w:pPr>
+      <w:r>
+        <w:t xml:space="preserve">  - order_id (not null): phản hồi thuộc đơn nào.</w:t>
+      </w:r>
+    </w:p>
+    <w:p>
+      <w:pPr>
+        <w:pStyle w:val="Standard"/>
+        <w:jc w:val="both"/>
+      </w:pPr>
+      <w:r>
+        <w:t xml:space="preserve">  - menu_item_id : phản hồi gắn món (tùy chọn).</w:t>
+      </w:r>
+    </w:p>
+    <w:p>
+      <w:pPr>
+        <w:pStyle w:val="Standard"/>
+        <w:jc w:val="both"/>
+      </w:pPr>
+      <w:r>
+        <w:t xml:space="preserve">  - customer_id (not null): người đánh giá.</w:t>
+      </w:r>
+    </w:p>
+    <w:p>
+      <w:pPr>
+        <w:pStyle w:val="Standard"/>
+        <w:jc w:val="both"/>
+      </w:pPr>
+      <w:r>
+        <w:t xml:space="preserve">  - rating (not null): điểm đánh giá.</w:t>
+      </w:r>
+    </w:p>
+    <w:p>
+      <w:pPr>
+        <w:pStyle w:val="Standard"/>
+        <w:jc w:val="both"/>
+      </w:pPr>
+      <w:r>
+        <w:t xml:space="preserve">  - comment (TEXT): nội dung bình luận.</w:t>
+      </w:r>
+    </w:p>
+    <w:p>
+      <w:pPr>
+        <w:pStyle w:val="Standard"/>
+        <w:jc w:val="both"/>
+      </w:pPr>
+      <w:r>
+        <w:t xml:space="preserve">  - created_at .</w:t>
+      </w:r>
+    </w:p>
+    <w:p>
+      <w:pPr>
+        <w:pStyle w:val="Standard"/>
+        <w:jc w:val="both"/>
+      </w:pPr>
+    </w:p>
+    <w:p>
+      <w:pPr>
+        <w:pStyle w:val="Heading2"/>
+        <w:jc w:val="both"/>
+      </w:pPr>
+      <w:r>
+        <w:rPr>
+          <w:rFonts w:ascii="Times New Roman" w:eastAsia="Times New Roman" w:hAnsi="Times New Roman" w:cs="Times New Roman"/>
+        </w:rPr>
+        <w:lastRenderedPageBreak/>
+        <w:t>POC (Proof of Concept) </w:t>
+      </w:r>
+    </w:p>
+    <w:p>
+      <w:pPr>
+        <w:pStyle w:val="Standard"/>
+        <w:jc w:val="both"/>
+      </w:pPr>
+      <w:r>
+        <w:rPr>
+          <w:rFonts w:ascii="Times New Roman" w:eastAsia="Times New Roman" w:hAnsi="Times New Roman" w:cs="Times New Roman"/>
+        </w:rPr>
+        <w:t>POC1. VNPay (thanh toán trước) </w:t>
+      </w:r>
+    </w:p>
+    <w:p>
+      <w:pPr>
+        <w:pStyle w:val="Standard"/>
+        <w:jc w:val="both"/>
+      </w:pPr>
+      <w:r>
+        <w:rPr>
+          <w:rFonts w:ascii="Times New Roman" w:eastAsia="Times New Roman" w:hAnsi="Times New Roman" w:cs="Times New Roman"/>
+        </w:rPr>
+        <w:t xml:space="preserve">POC2. GPS Drone Tracking ( hiển thị được </w:t>
+      </w:r>
+      <w:r>
+        <w:rPr>
+          <w:rFonts w:ascii="Times New Roman" w:eastAsia="Times New Roman" w:hAnsi="Times New Roman" w:cs="Times New Roman"/>
           <w:b/>
           <w:bCs/>
         </w:rPr>
-        <w:t>c &amp; S</w:t>
-      </w:r>
-      <w:r>
-        <w:rPr>
+        <w:t>marker drone di chuyển</w:t>
+      </w:r>
+      <w:r>
+        <w:rPr>
+          <w:rFonts w:ascii="Times New Roman" w:eastAsia="Times New Roman" w:hAnsi="Times New Roman" w:cs="Times New Roman"/>
+        </w:rPr>
+        <w:t xml:space="preserve"> trên map theo ping GPS.) </w:t>
+      </w:r>
+    </w:p>
+    <w:p>
+      <w:pPr>
+        <w:pStyle w:val="Standard"/>
+        <w:jc w:val="both"/>
+      </w:pPr>
+      <w:r>
+        <w:rPr>
+          <w:rFonts w:ascii="Times New Roman" w:eastAsia="Times New Roman" w:hAnsi="Times New Roman" w:cs="Times New Roman"/>
+        </w:rPr>
+        <w:t xml:space="preserve">POC3. Realtime Order Status (WebSocket) ( Client nhận được cập nhật trạng thái đơn hàng </w:t>
+      </w:r>
+      <w:r>
+        <w:rPr>
+          <w:rFonts w:ascii="Times New Roman" w:eastAsia="Times New Roman" w:hAnsi="Times New Roman" w:cs="Times New Roman"/>
           <w:b/>
           <w:bCs/>
         </w:rPr>
-        <w:t>ả</w:t>
-      </w:r>
-      <w:r>
-        <w:rPr>
+        <w:t>ngay lập tức</w:t>
+      </w:r>
+      <w:r>
+        <w:rPr>
+          <w:rFonts w:ascii="Times New Roman" w:eastAsia="Times New Roman" w:hAnsi="Times New Roman" w:cs="Times New Roman"/>
+        </w:rPr>
+        <w:t xml:space="preserve"> khi backend đổi trạng thái (không cần reload).) </w:t>
+      </w:r>
+    </w:p>
+    <w:p>
+      <w:pPr>
+        <w:pStyle w:val="Standard"/>
+        <w:spacing w:before="240" w:after="240" w:line="240" w:lineRule="auto"/>
+        <w:jc w:val="both"/>
+      </w:pPr>
+      <w:r>
+        <w:rPr>
+          <w:rFonts w:ascii="Times New Roman" w:eastAsia="Times New Roman" w:hAnsi="Times New Roman" w:cs="Times New Roman"/>
           <w:b/>
           <w:bCs/>
         </w:rPr>
-        <w:t>n Ph</w:t>
-      </w:r>
-      <w:r>
-        <w:rPr>
+        <w:t>Giải thích các trạng thái:</w:t>
+      </w:r>
+    </w:p>
+    <w:p>
+      <w:pPr>
+        <w:pStyle w:val="Standard"/>
+        <w:spacing w:before="240" w:after="240" w:line="240" w:lineRule="auto"/>
+        <w:jc w:val="both"/>
+      </w:pPr>
+      <w:r>
+        <w:rPr>
+          <w:rFonts w:ascii="Times New Roman" w:eastAsia="Times New Roman" w:hAnsi="Times New Roman" w:cs="Times New Roman"/>
           <w:b/>
           <w:bCs/>
         </w:rPr>
-        <w:t>ẩ</w:t>
-      </w:r>
-      <w:r>
-        <w:rPr>
+        <w:br/>
+        <w:t>Order</w:t>
+      </w:r>
+    </w:p>
+    <w:p>
+      <w:pPr>
+        <w:pStyle w:val="Standard"/>
+        <w:spacing w:before="240" w:after="240" w:line="240" w:lineRule="auto"/>
+        <w:jc w:val="both"/>
+        <w:rPr>
+          <w:rFonts w:ascii="Times New Roman" w:eastAsia="Times New Roman" w:hAnsi="Times New Roman" w:cs="Times New Roman"/>
+        </w:rPr>
+      </w:pPr>
+    </w:p>
+    <w:p>
+      <w:pPr>
+        <w:pStyle w:val="Standard"/>
+        <w:spacing w:before="240" w:after="240" w:line="240" w:lineRule="auto"/>
+        <w:jc w:val="both"/>
+      </w:pPr>
+      <w:r>
+        <w:rPr>
+          <w:rFonts w:ascii="Times New Roman" w:eastAsia="Times New Roman" w:hAnsi="Times New Roman" w:cs="Times New Roman"/>
+        </w:rPr>
+        <w:t>- CREATED : đơn vừa tạo, chưa xác nhận.</w:t>
+      </w:r>
+    </w:p>
+    <w:p>
+      <w:pPr>
+        <w:pStyle w:val="Standard"/>
+        <w:spacing w:before="240" w:after="240" w:line="240" w:lineRule="auto"/>
+        <w:jc w:val="both"/>
+      </w:pPr>
+      <w:r>
+        <w:rPr>
+          <w:rFonts w:ascii="Times New Roman" w:eastAsia="Times New Roman" w:hAnsi="Times New Roman" w:cs="Times New Roman"/>
+        </w:rPr>
+        <w:t>- CONFIRMED : cửa hàng xác nhận đơn.</w:t>
+      </w:r>
+    </w:p>
+    <w:p>
+      <w:pPr>
+        <w:pStyle w:val="Standard"/>
+        <w:spacing w:before="240" w:after="240" w:line="240" w:lineRule="auto"/>
+        <w:jc w:val="both"/>
+      </w:pPr>
+      <w:r>
+        <w:rPr>
+          <w:rFonts w:ascii="Times New Roman" w:eastAsia="Times New Roman" w:hAnsi="Times New Roman" w:cs="Times New Roman"/>
+        </w:rPr>
+        <w:t>- PREPARING : đang chuẩn bị món.</w:t>
+      </w:r>
+    </w:p>
+    <w:p>
+      <w:pPr>
+        <w:pStyle w:val="Standard"/>
+        <w:spacing w:before="240" w:after="240" w:line="240" w:lineRule="auto"/>
+        <w:jc w:val="both"/>
+      </w:pPr>
+      <w:r>
+        <w:rPr>
+          <w:rFonts w:ascii="Times New Roman" w:eastAsia="Times New Roman" w:hAnsi="Times New Roman" w:cs="Times New Roman"/>
+        </w:rPr>
+        <w:t>- READY_FOR_DELIVERY : sẵn sàng giao, chờ gán drone.</w:t>
+      </w:r>
+    </w:p>
+    <w:p>
+      <w:pPr>
+        <w:pStyle w:val="Standard"/>
+        <w:spacing w:before="240" w:after="240" w:line="240" w:lineRule="auto"/>
+        <w:jc w:val="both"/>
+      </w:pPr>
+      <w:r>
+        <w:rPr>
+          <w:rFonts w:ascii="Times New Roman" w:eastAsia="Times New Roman" w:hAnsi="Times New Roman" w:cs="Times New Roman"/>
+        </w:rPr>
+        <w:t>- ASSIGNED : đã gán drone/đã có delivery.</w:t>
+      </w:r>
+    </w:p>
+    <w:p>
+      <w:pPr>
+        <w:pStyle w:val="Standard"/>
+        <w:spacing w:before="240" w:after="240" w:line="240" w:lineRule="auto"/>
+        <w:jc w:val="both"/>
+      </w:pPr>
+      <w:r>
+        <w:rPr>
+          <w:rFonts w:ascii="Times New Roman" w:eastAsia="Times New Roman" w:hAnsi="Times New Roman" w:cs="Times New Roman"/>
+        </w:rPr>
+        <w:t>- OUT_FOR_DELIVERY : đang giao cho khách.</w:t>
+      </w:r>
+    </w:p>
+    <w:p>
+      <w:pPr>
+        <w:pStyle w:val="Standard"/>
+        <w:spacing w:before="240" w:after="240" w:line="240" w:lineRule="auto"/>
+        <w:jc w:val="both"/>
+      </w:pPr>
+      <w:r>
+        <w:rPr>
+          <w:rFonts w:ascii="Times New Roman" w:eastAsia="Times New Roman" w:hAnsi="Times New Roman" w:cs="Times New Roman"/>
+        </w:rPr>
+        <w:t>- DELIVERED : giao hàng thành công.</w:t>
+      </w:r>
+    </w:p>
+    <w:p>
+      <w:pPr>
+        <w:pStyle w:val="Standard"/>
+        <w:spacing w:before="240" w:after="240" w:line="240" w:lineRule="auto"/>
+        <w:jc w:val="both"/>
+      </w:pPr>
+      <w:r>
+        <w:rPr>
+          <w:rFonts w:ascii="Times New Roman" w:eastAsia="Times New Roman" w:hAnsi="Times New Roman" w:cs="Times New Roman"/>
+        </w:rPr>
+        <w:t>- REJECTED : cửa hàng từ chối đơn.</w:t>
+      </w:r>
+    </w:p>
+    <w:p>
+      <w:pPr>
+        <w:pStyle w:val="Standard"/>
+        <w:spacing w:before="240" w:after="240" w:line="240" w:lineRule="auto"/>
+        <w:jc w:val="both"/>
+      </w:pPr>
+      <w:r>
+        <w:rPr>
+          <w:rFonts w:ascii="Times New Roman" w:eastAsia="Times New Roman" w:hAnsi="Times New Roman" w:cs="Times New Roman"/>
+        </w:rPr>
+        <w:t>- CANCELLED : đơn bị hủy.</w:t>
+      </w:r>
+    </w:p>
+    <w:p>
+      <w:pPr>
+        <w:pStyle w:val="Standard"/>
+        <w:spacing w:before="240" w:after="240" w:line="240" w:lineRule="auto"/>
+        <w:jc w:val="both"/>
+      </w:pPr>
+      <w:r>
+        <w:rPr>
+          <w:rFonts w:ascii="Times New Roman" w:eastAsia="Times New Roman" w:hAnsi="Times New Roman" w:cs="Times New Roman"/>
+        </w:rPr>
+        <w:t>- FAILED : đơn thất bại (sự cố).</w:t>
+      </w:r>
+    </w:p>
+    <w:p>
+      <w:pPr>
+        <w:pStyle w:val="Standard"/>
+        <w:spacing w:before="240" w:after="240" w:line="240" w:lineRule="auto"/>
+        <w:jc w:val="both"/>
+      </w:pPr>
+      <w:r>
+        <w:rPr>
+          <w:rFonts w:ascii="Times New Roman" w:eastAsia="Times New Roman" w:hAnsi="Times New Roman" w:cs="Times New Roman"/>
+        </w:rPr>
+        <w:t xml:space="preserve">- </w:t>
+      </w:r>
+      <w:r>
+        <w:rPr>
+          <w:rFonts w:ascii="Times New Roman" w:eastAsia="Times New Roman" w:hAnsi="Times New Roman" w:cs="Times New Roman"/>
           <w:b/>
           <w:bCs/>
         </w:rPr>
-        <w:t>m</w:t>
-      </w:r>
-    </w:p>
-    <w:p>
-      <w:pPr>
-        <w:pStyle w:val="Standard"/>
-        <w:jc w:val="both"/>
-      </w:pPr>
-    </w:p>
-    <w:p>
-      <w:pPr>
-        <w:pStyle w:val="Standard"/>
-        <w:jc w:val="both"/>
-      </w:pPr>
-      <w:r>
-        <w:rPr>
+        <w:t xml:space="preserve">PaymentStatus </w:t>
+      </w:r>
+      <w:r>
+        <w:rPr>
+          <w:rFonts w:ascii="Times New Roman" w:eastAsia="Times New Roman" w:hAnsi="Times New Roman" w:cs="Times New Roman"/>
+        </w:rPr>
+        <w:t>(của Order): PENDING (chờ thanh toán), PAID (đã thanh toán), FAILED (thất bại), REFUNDED (đã hoàn tiền).</w:t>
+      </w:r>
+    </w:p>
+    <w:p>
+      <w:pPr>
+        <w:pStyle w:val="Standard"/>
+        <w:spacing w:before="240" w:after="240" w:line="240" w:lineRule="auto"/>
+        <w:jc w:val="both"/>
+        <w:rPr>
+          <w:rFonts w:ascii="Times New Roman" w:eastAsia="Times New Roman" w:hAnsi="Times New Roman" w:cs="Times New Roman"/>
+        </w:rPr>
+      </w:pPr>
+    </w:p>
+    <w:p>
+      <w:pPr>
+        <w:pStyle w:val="Standard"/>
+        <w:spacing w:before="240" w:after="240" w:line="240" w:lineRule="auto"/>
+        <w:jc w:val="both"/>
+      </w:pPr>
+      <w:r>
+        <w:rPr>
+          <w:rFonts w:ascii="Times New Roman" w:eastAsia="Times New Roman" w:hAnsi="Times New Roman" w:cs="Times New Roman"/>
           <w:b/>
           <w:bCs/>
         </w:rPr>
-        <w:t>- categories</w:t>
-      </w:r>
-    </w:p>
-    <w:p>
-      <w:pPr>
-        <w:pStyle w:val="Standard"/>
-        <w:jc w:val="both"/>
-      </w:pPr>
-      <w:r>
-        <w:t xml:space="preserve">  - id : khóa chính.</w:t>
-      </w:r>
-    </w:p>
-    <w:p>
-      <w:pPr>
-        <w:pStyle w:val="Standard"/>
-        <w:jc w:val="both"/>
-      </w:pPr>
-      <w:r>
-        <w:t xml:space="preserve">  - name (not null): tên danh m</w:t>
-      </w:r>
-      <w:r>
-        <w:t>ụ</w:t>
-      </w:r>
-      <w:r>
-        <w:t>c.</w:t>
-      </w:r>
-    </w:p>
-    <w:p>
-      <w:pPr>
-        <w:pStyle w:val="Standard"/>
-        <w:jc w:val="both"/>
-      </w:pPr>
-      <w:r>
-        <w:t xml:space="preserve">  - store_id : danh m</w:t>
-      </w:r>
-      <w:r>
-        <w:t>ụ</w:t>
-      </w:r>
-      <w:r>
-        <w:t>c thu</w:t>
-      </w:r>
-      <w:r>
-        <w:t>ộ</w:t>
-      </w:r>
-      <w:r>
-        <w:t>c c</w:t>
-      </w:r>
-      <w:r>
-        <w:t>ử</w:t>
-      </w:r>
-      <w:r>
-        <w:t>a hàng nào.</w:t>
-      </w:r>
-    </w:p>
-    <w:p>
-      <w:pPr>
-        <w:pStyle w:val="Standard"/>
-        <w:jc w:val="both"/>
-      </w:pPr>
-      <w:r>
-        <w:t xml:space="preserve">  - sort_order : th</w:t>
-      </w:r>
-      <w:r>
-        <w:t>ứ</w:t>
-      </w:r>
-      <w:r>
-        <w:t xml:space="preserve"> t</w:t>
-      </w:r>
-      <w:r>
-        <w:t>ự</w:t>
-      </w:r>
-      <w:r>
-        <w:t xml:space="preserve"> </w:t>
-      </w:r>
-      <w:r>
-        <w:t>s</w:t>
-      </w:r>
-      <w:r>
-        <w:t>ắ</w:t>
-      </w:r>
-      <w:r>
-        <w:t>p x</w:t>
-      </w:r>
-      <w:r>
-        <w:t>ế</w:t>
-      </w:r>
-      <w:r>
-        <w:t>p.</w:t>
-      </w:r>
-    </w:p>
-    <w:p>
-      <w:pPr>
-        <w:pStyle w:val="Standard"/>
-        <w:jc w:val="both"/>
-      </w:pPr>
-      <w:r>
-        <w:rPr>
+        <w:t>Payment</w:t>
+      </w:r>
+    </w:p>
+    <w:p>
+      <w:pPr>
+        <w:pStyle w:val="Standard"/>
+        <w:spacing w:before="240" w:after="240" w:line="240" w:lineRule="auto"/>
+        <w:jc w:val="both"/>
+        <w:rPr>
+          <w:rFonts w:ascii="Times New Roman" w:eastAsia="Times New Roman" w:hAnsi="Times New Roman" w:cs="Times New Roman"/>
+        </w:rPr>
+      </w:pPr>
+    </w:p>
+    <w:p>
+      <w:pPr>
+        <w:pStyle w:val="Standard"/>
+        <w:spacing w:before="240" w:after="240" w:line="240" w:lineRule="auto"/>
+        <w:jc w:val="both"/>
+      </w:pPr>
+      <w:r>
+        <w:rPr>
+          <w:rFonts w:ascii="Times New Roman" w:eastAsia="Times New Roman" w:hAnsi="Times New Roman" w:cs="Times New Roman"/>
+        </w:rPr>
+        <w:t>- PENDING : giao dịch đang chờ xử lý.</w:t>
+      </w:r>
+    </w:p>
+    <w:p>
+      <w:pPr>
+        <w:pStyle w:val="Standard"/>
+        <w:spacing w:before="240" w:after="240" w:line="240" w:lineRule="auto"/>
+        <w:jc w:val="both"/>
+      </w:pPr>
+      <w:r>
+        <w:rPr>
+          <w:rFonts w:ascii="Times New Roman" w:eastAsia="Times New Roman" w:hAnsi="Times New Roman" w:cs="Times New Roman"/>
+        </w:rPr>
+        <w:t>- COMPLETED : thanh toán thành công.</w:t>
+      </w:r>
+    </w:p>
+    <w:p>
+      <w:pPr>
+        <w:pStyle w:val="Standard"/>
+        <w:spacing w:before="240" w:after="240" w:line="240" w:lineRule="auto"/>
+        <w:jc w:val="both"/>
+      </w:pPr>
+      <w:r>
+        <w:rPr>
+          <w:rFonts w:ascii="Times New Roman" w:eastAsia="Times New Roman" w:hAnsi="Times New Roman" w:cs="Times New Roman"/>
+        </w:rPr>
+        <w:lastRenderedPageBreak/>
+        <w:t>- FAILED : thanh toán thất bại.</w:t>
+      </w:r>
+    </w:p>
+    <w:p>
+      <w:pPr>
+        <w:pStyle w:val="Standard"/>
+        <w:spacing w:before="240" w:after="240" w:line="240" w:lineRule="auto"/>
+        <w:jc w:val="both"/>
+      </w:pPr>
+      <w:r>
+        <w:rPr>
+          <w:rFonts w:ascii="Times New Roman" w:eastAsia="Times New Roman" w:hAnsi="Times New Roman" w:cs="Times New Roman"/>
+        </w:rPr>
+        <w:t>- REFUNDED : giao dịch đã hoàn tiền.</w:t>
+      </w:r>
+    </w:p>
+    <w:p>
+      <w:pPr>
+        <w:pStyle w:val="Standard"/>
+        <w:spacing w:before="240" w:after="240" w:line="240" w:lineRule="auto"/>
+        <w:jc w:val="both"/>
+        <w:rPr>
+          <w:rFonts w:ascii="Times New Roman" w:eastAsia="Times New Roman" w:hAnsi="Times New Roman" w:cs="Times New Roman"/>
+        </w:rPr>
+      </w:pPr>
+    </w:p>
+    <w:p>
+      <w:pPr>
+        <w:pStyle w:val="Standard"/>
+        <w:spacing w:before="240" w:after="240" w:line="240" w:lineRule="auto"/>
+        <w:jc w:val="both"/>
+      </w:pPr>
+      <w:r>
+        <w:rPr>
+          <w:rFonts w:ascii="Times New Roman" w:eastAsia="Times New Roman" w:hAnsi="Times New Roman" w:cs="Times New Roman"/>
           <w:b/>
           <w:bCs/>
         </w:rPr>
-        <w:t>- menu_items</w:t>
-      </w:r>
-    </w:p>
-    <w:p>
-      <w:pPr>
-        <w:pStyle w:val="Standard"/>
-        <w:jc w:val="both"/>
-      </w:pPr>
-      <w:r>
-        <w:t xml:space="preserve">  - id : khóa chính.</w:t>
-      </w:r>
-    </w:p>
-    <w:p>
-      <w:pPr>
-        <w:pStyle w:val="Standard"/>
-        <w:jc w:val="both"/>
-      </w:pPr>
-      <w:r>
-        <w:t xml:space="preserve">  - name (not null), description (TEXT), price (not null): thông tin món.</w:t>
-      </w:r>
-    </w:p>
-    <w:p>
-      <w:pPr>
-        <w:pStyle w:val="Standard"/>
-        <w:jc w:val="both"/>
-      </w:pPr>
-      <w:r>
-        <w:t xml:space="preserve">  - image_url : </w:t>
-      </w:r>
-      <w:r>
-        <w:t>ả</w:t>
-      </w:r>
-      <w:r>
-        <w:t>nh món.</w:t>
-      </w:r>
-    </w:p>
-    <w:p>
-      <w:pPr>
-        <w:pStyle w:val="Standard"/>
-        <w:jc w:val="both"/>
-      </w:pPr>
-      <w:r>
-        <w:t xml:space="preserve">  - available (not null): đang bán hay không.</w:t>
-      </w:r>
-    </w:p>
-    <w:p>
-      <w:pPr>
-        <w:pStyle w:val="Standard"/>
-        <w:jc w:val="both"/>
-      </w:pPr>
-      <w:r>
-        <w:t xml:space="preserve">  - category_id : thu</w:t>
-      </w:r>
-      <w:r>
-        <w:t>ộ</w:t>
-      </w:r>
-      <w:r>
-        <w:t>c danh m</w:t>
-      </w:r>
-      <w:r>
-        <w:t>ụ</w:t>
-      </w:r>
-      <w:r>
-        <w:t>c nào.</w:t>
-      </w:r>
-    </w:p>
-    <w:p>
-      <w:pPr>
-        <w:pStyle w:val="Standard"/>
-        <w:jc w:val="both"/>
-      </w:pPr>
-      <w:r>
-        <w:t xml:space="preserve">  - store_id : thu</w:t>
-      </w:r>
-      <w:r>
-        <w:t>ộ</w:t>
-      </w:r>
-      <w:r>
-        <w:t>c c</w:t>
-      </w:r>
-      <w:r>
-        <w:t>ử</w:t>
-      </w:r>
-      <w:r>
-        <w:t>a hàng nào.</w:t>
-      </w:r>
-    </w:p>
-    <w:p>
-      <w:pPr>
-        <w:pStyle w:val="Standard"/>
-        <w:jc w:val="both"/>
-      </w:pPr>
-      <w:r>
-        <w:rPr>
+        <w:t>Delivery</w:t>
+      </w:r>
+    </w:p>
+    <w:p>
+      <w:pPr>
+        <w:pStyle w:val="Standard"/>
+        <w:spacing w:before="240" w:after="240" w:line="240" w:lineRule="auto"/>
+        <w:jc w:val="both"/>
+        <w:rPr>
+          <w:rFonts w:ascii="Times New Roman" w:eastAsia="Times New Roman" w:hAnsi="Times New Roman" w:cs="Times New Roman"/>
+        </w:rPr>
+      </w:pPr>
+    </w:p>
+    <w:p>
+      <w:pPr>
+        <w:pStyle w:val="Standard"/>
+        <w:spacing w:before="240" w:after="240" w:line="240" w:lineRule="auto"/>
+        <w:jc w:val="both"/>
+      </w:pPr>
+      <w:r>
+        <w:rPr>
+          <w:rFonts w:ascii="Times New Roman" w:eastAsia="Times New Roman" w:hAnsi="Times New Roman" w:cs="Times New Roman"/>
+        </w:rPr>
+        <w:t>- PENDING : tạo delivery, chưa gán drone.</w:t>
+      </w:r>
+    </w:p>
+    <w:p>
+      <w:pPr>
+        <w:pStyle w:val="Standard"/>
+        <w:spacing w:before="240" w:after="240" w:line="240" w:lineRule="auto"/>
+        <w:jc w:val="both"/>
+      </w:pPr>
+      <w:r>
+        <w:rPr>
+          <w:rFonts w:ascii="Times New Roman" w:eastAsia="Times New Roman" w:hAnsi="Times New Roman" w:cs="Times New Roman"/>
+        </w:rPr>
+        <w:t>- ASSIGNED : đã gán drone.</w:t>
+      </w:r>
+    </w:p>
+    <w:p>
+      <w:pPr>
+        <w:pStyle w:val="Standard"/>
+        <w:spacing w:before="240" w:after="240" w:line="240" w:lineRule="auto"/>
+        <w:jc w:val="both"/>
+      </w:pPr>
+      <w:r>
+        <w:rPr>
+          <w:rFonts w:ascii="Times New Roman" w:eastAsia="Times New Roman" w:hAnsi="Times New Roman" w:cs="Times New Roman"/>
+        </w:rPr>
+        <w:t>- IN_PROGRESS : đang thực hiện giao hàng.</w:t>
+      </w:r>
+    </w:p>
+    <w:p>
+      <w:pPr>
+        <w:pStyle w:val="Standard"/>
+        <w:spacing w:before="240" w:after="240" w:line="240" w:lineRule="auto"/>
+        <w:jc w:val="both"/>
+      </w:pPr>
+      <w:r>
+        <w:rPr>
+          <w:rFonts w:ascii="Times New Roman" w:eastAsia="Times New Roman" w:hAnsi="Times New Roman" w:cs="Times New Roman"/>
+        </w:rPr>
+        <w:t>- COMPLETED : giao hàng hoàn thành.</w:t>
+      </w:r>
+    </w:p>
+    <w:p>
+      <w:pPr>
+        <w:pStyle w:val="Standard"/>
+        <w:spacing w:before="240" w:after="240" w:line="240" w:lineRule="auto"/>
+        <w:jc w:val="both"/>
+      </w:pPr>
+      <w:r>
+        <w:rPr>
+          <w:rFonts w:ascii="Times New Roman" w:eastAsia="Times New Roman" w:hAnsi="Times New Roman" w:cs="Times New Roman"/>
+        </w:rPr>
+        <w:t>- FAILED : giao hàng thất bại.</w:t>
+      </w:r>
+    </w:p>
+    <w:p>
+      <w:pPr>
+        <w:pStyle w:val="Standard"/>
+        <w:spacing w:before="240" w:after="240" w:line="240" w:lineRule="auto"/>
+        <w:jc w:val="both"/>
+        <w:rPr>
+          <w:rFonts w:ascii="Times New Roman" w:eastAsia="Times New Roman" w:hAnsi="Times New Roman" w:cs="Times New Roman"/>
+        </w:rPr>
+      </w:pPr>
+    </w:p>
+    <w:p>
+      <w:pPr>
+        <w:pStyle w:val="Standard"/>
+        <w:spacing w:before="240" w:after="240" w:line="240" w:lineRule="auto"/>
+        <w:jc w:val="both"/>
+      </w:pPr>
+      <w:r>
+        <w:rPr>
+          <w:rFonts w:ascii="Times New Roman" w:eastAsia="Times New Roman" w:hAnsi="Times New Roman" w:cs="Times New Roman"/>
           <w:b/>
           <w:bCs/>
         </w:rPr>
-        <w:lastRenderedPageBreak/>
-        <w:t>Đơn Hàng &amp; Thanh Toán</w:t>
-      </w:r>
-    </w:p>
-    <w:p>
-      <w:pPr>
-        <w:pStyle w:val="Standard"/>
-        <w:jc w:val="both"/>
-      </w:pPr>
-    </w:p>
-    <w:p>
-      <w:pPr>
-        <w:pStyle w:val="Standard"/>
-        <w:jc w:val="both"/>
-      </w:pPr>
-      <w:r>
-        <w:rPr>
+        <w:t>Drone</w:t>
+      </w:r>
+    </w:p>
+    <w:p>
+      <w:pPr>
+        <w:pStyle w:val="Standard"/>
+        <w:spacing w:before="240" w:after="240" w:line="240" w:lineRule="auto"/>
+        <w:jc w:val="both"/>
+        <w:rPr>
+          <w:rFonts w:ascii="Times New Roman" w:eastAsia="Times New Roman" w:hAnsi="Times New Roman" w:cs="Times New Roman"/>
+        </w:rPr>
+      </w:pPr>
+    </w:p>
+    <w:p>
+      <w:pPr>
+        <w:pStyle w:val="Standard"/>
+        <w:spacing w:before="240" w:after="240" w:line="240" w:lineRule="auto"/>
+        <w:jc w:val="both"/>
+      </w:pPr>
+      <w:r>
+        <w:rPr>
+          <w:rFonts w:ascii="Times New Roman" w:eastAsia="Times New Roman" w:hAnsi="Times New Roman" w:cs="Times New Roman"/>
+        </w:rPr>
+        <w:t>- OFFLINE : không hoạt động/ngoại tuyến.</w:t>
+      </w:r>
+    </w:p>
+    <w:p>
+      <w:pPr>
+        <w:pStyle w:val="Standard"/>
+        <w:spacing w:before="240" w:after="240" w:line="240" w:lineRule="auto"/>
+        <w:jc w:val="both"/>
+      </w:pPr>
+      <w:r>
+        <w:rPr>
+          <w:rFonts w:ascii="Times New Roman" w:eastAsia="Times New Roman" w:hAnsi="Times New Roman" w:cs="Times New Roman"/>
+        </w:rPr>
+        <w:t>- IDLE : rảnh, sẵn sàng nhận nhiệm vụ.</w:t>
+      </w:r>
+    </w:p>
+    <w:p>
+      <w:pPr>
+        <w:pStyle w:val="Standard"/>
+        <w:spacing w:before="240" w:after="240" w:line="240" w:lineRule="auto"/>
+        <w:jc w:val="both"/>
+      </w:pPr>
+      <w:r>
+        <w:rPr>
+          <w:rFonts w:ascii="Times New Roman" w:eastAsia="Times New Roman" w:hAnsi="Times New Roman" w:cs="Times New Roman"/>
+        </w:rPr>
+        <w:t>- ASSIGNED : đã được gán đơn hàng.</w:t>
+      </w:r>
+    </w:p>
+    <w:p>
+      <w:pPr>
+        <w:pStyle w:val="Standard"/>
+        <w:spacing w:before="240" w:after="240" w:line="240" w:lineRule="auto"/>
+        <w:jc w:val="both"/>
+      </w:pPr>
+      <w:r>
+        <w:rPr>
+          <w:rFonts w:ascii="Times New Roman" w:eastAsia="Times New Roman" w:hAnsi="Times New Roman" w:cs="Times New Roman"/>
+        </w:rPr>
+        <w:t>- EN_ROUTE_TO_STORE : đang bay đến cửa hàng (W0→W1).</w:t>
+      </w:r>
+    </w:p>
+    <w:p>
+      <w:pPr>
+        <w:pStyle w:val="Standard"/>
+        <w:spacing w:before="240" w:after="240" w:line="240" w:lineRule="auto"/>
+        <w:jc w:val="both"/>
+      </w:pPr>
+      <w:r>
+        <w:rPr>
+          <w:rFonts w:ascii="Times New Roman" w:eastAsia="Times New Roman" w:hAnsi="Times New Roman" w:cs="Times New Roman"/>
+        </w:rPr>
+        <w:t>- AT_STORE : đã đến cửa hàng, chuẩn bị nhận hàng.</w:t>
+      </w:r>
+    </w:p>
+    <w:p>
+      <w:pPr>
+        <w:pStyle w:val="Standard"/>
+        <w:spacing w:before="240" w:after="240" w:line="240" w:lineRule="auto"/>
+        <w:jc w:val="both"/>
+      </w:pPr>
+      <w:r>
+        <w:rPr>
+          <w:rFonts w:ascii="Times New Roman" w:eastAsia="Times New Roman" w:hAnsi="Times New Roman" w:cs="Times New Roman"/>
+        </w:rPr>
+        <w:t>- EN_ROUTE_TO_CUSTOMER : đang bay đến khách hàng (W1→W2).</w:t>
+      </w:r>
+    </w:p>
+    <w:p>
+      <w:pPr>
+        <w:pStyle w:val="Standard"/>
+        <w:spacing w:before="240" w:after="240" w:line="240" w:lineRule="auto"/>
+        <w:jc w:val="both"/>
+      </w:pPr>
+      <w:r>
+        <w:rPr>
+          <w:rFonts w:ascii="Times New Roman" w:eastAsia="Times New Roman" w:hAnsi="Times New Roman" w:cs="Times New Roman"/>
+        </w:rPr>
+        <w:t>- ARRIVING : đang tiếp cận điểm giao.</w:t>
+      </w:r>
+    </w:p>
+    <w:p>
+      <w:pPr>
+        <w:pStyle w:val="Standard"/>
+        <w:spacing w:before="240" w:after="240" w:line="240" w:lineRule="auto"/>
+        <w:jc w:val="both"/>
+      </w:pPr>
+      <w:r>
+        <w:rPr>
+          <w:rFonts w:ascii="Times New Roman" w:eastAsia="Times New Roman" w:hAnsi="Times New Roman" w:cs="Times New Roman"/>
+        </w:rPr>
+        <w:t>- RETURN_TO_BASE : đang quay về base (W2→W3).</w:t>
+      </w:r>
+    </w:p>
+    <w:p>
+      <w:pPr>
+        <w:pStyle w:val="Standard"/>
+        <w:spacing w:before="240" w:after="240" w:line="240" w:lineRule="auto"/>
+        <w:jc w:val="both"/>
+      </w:pPr>
+      <w:r>
+        <w:rPr>
+          <w:rFonts w:ascii="Times New Roman" w:eastAsia="Times New Roman" w:hAnsi="Times New Roman" w:cs="Times New Roman"/>
+        </w:rPr>
+        <w:t>- MAINTENANCE : đang bảo trì, không nhận nhiệm vụ.</w:t>
+      </w:r>
+    </w:p>
+    <w:p>
+      <w:pPr>
+        <w:pStyle w:val="Standard"/>
+        <w:spacing w:before="240" w:after="240" w:line="240" w:lineRule="auto"/>
+        <w:jc w:val="both"/>
+        <w:rPr>
+          <w:rFonts w:ascii="Times New Roman" w:eastAsia="Times New Roman" w:hAnsi="Times New Roman" w:cs="Times New Roman"/>
+        </w:rPr>
+      </w:pPr>
+    </w:p>
+    <w:p>
+      <w:pPr>
+        <w:pStyle w:val="Standard"/>
+        <w:spacing w:before="240" w:after="240" w:line="240" w:lineRule="auto"/>
+        <w:jc w:val="both"/>
+      </w:pPr>
+      <w:r>
+        <w:rPr>
+          <w:rFonts w:ascii="Times New Roman" w:eastAsia="Times New Roman" w:hAnsi="Times New Roman" w:cs="Times New Roman"/>
           <w:b/>
           <w:bCs/>
         </w:rPr>
-        <w:t>- orders</w:t>
-      </w:r>
-    </w:p>
-    <w:p>
-      <w:pPr>
-        <w:pStyle w:val="Standard"/>
-        <w:jc w:val="both"/>
-      </w:pPr>
-      <w:r>
-        <w:t xml:space="preserve">  - id : khóa chính.</w:t>
-      </w:r>
-    </w:p>
-    <w:p>
-      <w:pPr>
-        <w:pStyle w:val="Standard"/>
-        <w:jc w:val="both"/>
-      </w:pPr>
-      <w:r>
-        <w:t xml:space="preserve">  - customer_id : ngư</w:t>
-      </w:r>
-      <w:r>
-        <w:t>ờ</w:t>
-      </w:r>
-      <w:r>
-        <w:t>i đ</w:t>
-      </w:r>
-      <w:r>
-        <w:t>ặ</w:t>
-      </w:r>
-      <w:r>
-        <w:t>t (User).</w:t>
-      </w:r>
-    </w:p>
-    <w:p>
-      <w:pPr>
-        <w:pStyle w:val="Standard"/>
-        <w:jc w:val="both"/>
-      </w:pPr>
-      <w:r>
-        <w:t xml:space="preserve">  - store_id : c</w:t>
-      </w:r>
-      <w:r>
-        <w:t>ử</w:t>
-      </w:r>
-      <w:r>
-        <w:t>a hàng x</w:t>
-      </w:r>
-      <w:r>
-        <w:t>ử</w:t>
-      </w:r>
-      <w:r>
-        <w:t xml:space="preserve"> lý.</w:t>
-      </w:r>
-    </w:p>
-    <w:p>
-      <w:pPr>
-        <w:pStyle w:val="Standard"/>
-        <w:jc w:val="both"/>
-      </w:pPr>
-      <w:r>
-        <w:t xml:space="preserve">  - status (not null): vòng đ</w:t>
-      </w:r>
-      <w:r>
-        <w:t>ờ</w:t>
-      </w:r>
-      <w:r>
-        <w:t>i đơn ( CREATED → DELIVERED …).</w:t>
-      </w:r>
-    </w:p>
-    <w:p>
-      <w:pPr>
-        <w:pStyle w:val="Standard"/>
-        <w:jc w:val="both"/>
-      </w:pPr>
-      <w:r>
-        <w:t xml:space="preserve">  - total_amount (not null): t</w:t>
-      </w:r>
-      <w:r>
-        <w:t>ổ</w:t>
-      </w:r>
-      <w:r>
-        <w:t>ng ti</w:t>
-      </w:r>
-      <w:r>
-        <w:t>ề</w:t>
-      </w:r>
-      <w:r>
-        <w:t>n.</w:t>
-      </w:r>
-    </w:p>
-    <w:p>
-      <w:pPr>
-        <w:pStyle w:val="Standard"/>
-        <w:jc w:val="both"/>
-      </w:pPr>
-      <w:r>
-        <w:t xml:space="preserve">  - payment_method (not null): VNPAY / WALLET .</w:t>
-      </w:r>
-    </w:p>
-    <w:p>
-      <w:pPr>
-        <w:pStyle w:val="Standard"/>
-        <w:jc w:val="both"/>
-      </w:pPr>
-      <w:r>
-        <w:t xml:space="preserve">  - payment_status (not null): tr</w:t>
-      </w:r>
-      <w:r>
-        <w:t>ạ</w:t>
-      </w:r>
-      <w:r>
-        <w:t>ng thái thanh toán.</w:t>
-      </w:r>
-    </w:p>
-    <w:p>
-      <w:pPr>
-        <w:pStyle w:val="Standard"/>
-        <w:jc w:val="both"/>
-      </w:pPr>
-      <w:r>
-        <w:t xml:space="preserve">  - order_code (unique): mã đơn hi</w:t>
-      </w:r>
-      <w:r>
-        <w:t>ể</w:t>
-      </w:r>
-      <w:r>
-        <w:t>n th</w:t>
-      </w:r>
-      <w:r>
-        <w:t>ị</w:t>
-      </w:r>
-      <w:r>
-        <w:t>/tra c</w:t>
-      </w:r>
-      <w:r>
-        <w:t>ứ</w:t>
-      </w:r>
-      <w:r>
-        <w:t>u.</w:t>
-      </w:r>
-    </w:p>
-    <w:p>
-      <w:pPr>
-        <w:pStyle w:val="Standard"/>
-        <w:jc w:val="both"/>
-      </w:pPr>
-      <w:r>
-        <w:t xml:space="preserve">  - address_id : đ</w:t>
-      </w:r>
-      <w:r>
-        <w:t>ị</w:t>
-      </w:r>
-      <w:r>
-        <w:t>a ch</w:t>
-      </w:r>
-      <w:r>
-        <w:t>ỉ</w:t>
-      </w:r>
-      <w:r>
-        <w:t xml:space="preserve"> giao hàng.</w:t>
-      </w:r>
-    </w:p>
-    <w:p>
-      <w:pPr>
-        <w:pStyle w:val="Standard"/>
-        <w:jc w:val="both"/>
-      </w:pPr>
-      <w:r>
-        <w:t xml:space="preserve">  - note (TEXT): ghi chú.</w:t>
-      </w:r>
-    </w:p>
-    <w:p>
-      <w:pPr>
-        <w:pStyle w:val="Standard"/>
-        <w:jc w:val="both"/>
-      </w:pPr>
-      <w:r>
-        <w:t xml:space="preserve">  - created_at , updated_at .</w:t>
-      </w:r>
-    </w:p>
-    <w:p>
-      <w:pPr>
-        <w:pStyle w:val="Standard"/>
-        <w:jc w:val="both"/>
-      </w:pPr>
-      <w:r>
-        <w:rPr>
-          <w:b/>
-          <w:bCs/>
-        </w:rPr>
-        <w:t>- order_items</w:t>
-      </w:r>
-    </w:p>
-    <w:p>
-      <w:pPr>
-        <w:pStyle w:val="Standard"/>
-        <w:jc w:val="both"/>
-      </w:pPr>
-      <w:r>
-        <w:t xml:space="preserve">  - id : khóa chính.</w:t>
-      </w:r>
-    </w:p>
-    <w:p>
-      <w:pPr>
-        <w:pStyle w:val="Standard"/>
-        <w:jc w:val="both"/>
-      </w:pPr>
-      <w:r>
-        <w:t xml:space="preserve">  - </w:t>
-      </w:r>
-      <w:r>
-        <w:t>order_id : thu</w:t>
-      </w:r>
-      <w:r>
-        <w:t>ộ</w:t>
-      </w:r>
-      <w:r>
-        <w:t>c đơn nào.</w:t>
-      </w:r>
-    </w:p>
-    <w:p>
-      <w:pPr>
-        <w:pStyle w:val="Standard"/>
-        <w:jc w:val="both"/>
-      </w:pPr>
-      <w:r>
-        <w:t xml:space="preserve">  - menu_item_id : món hàng.</w:t>
-      </w:r>
-    </w:p>
-    <w:p>
-      <w:pPr>
-        <w:pStyle w:val="Standard"/>
-        <w:jc w:val="both"/>
-      </w:pPr>
-      <w:r>
-        <w:t xml:space="preserve">  - quantity (not null), unit_price (not null): s</w:t>
-      </w:r>
-      <w:r>
-        <w:t>ố</w:t>
-      </w:r>
-      <w:r>
-        <w:t xml:space="preserve"> lư</w:t>
-      </w:r>
-      <w:r>
-        <w:t>ợ</w:t>
-      </w:r>
-      <w:r>
-        <w:t>ng/đơn giá.</w:t>
-      </w:r>
-    </w:p>
-    <w:p>
-      <w:pPr>
-        <w:pStyle w:val="Standard"/>
-        <w:jc w:val="both"/>
-      </w:pPr>
-      <w:r>
-        <w:t xml:space="preserve">  - name_snapshot , image_snapshot : snapshot tên/</w:t>
-      </w:r>
-      <w:r>
-        <w:t>ả</w:t>
-      </w:r>
-      <w:r>
-        <w:t>nh t</w:t>
-      </w:r>
-      <w:r>
-        <w:t>ạ</w:t>
-      </w:r>
-      <w:r>
-        <w:t>i th</w:t>
-      </w:r>
-      <w:r>
-        <w:t>ờ</w:t>
-      </w:r>
-      <w:r>
-        <w:t>i đi</w:t>
-      </w:r>
-      <w:r>
-        <w:t>ể</w:t>
-      </w:r>
-      <w:r>
-        <w:t>m đ</w:t>
-      </w:r>
-      <w:r>
-        <w:t>ặ</w:t>
-      </w:r>
-      <w:r>
-        <w:t>t (phòng trư</w:t>
-      </w:r>
-      <w:r>
-        <w:t>ờ</w:t>
-      </w:r>
-      <w:r>
-        <w:t>ng h</w:t>
-      </w:r>
-      <w:r>
-        <w:t>ợ</w:t>
-      </w:r>
-      <w:r>
-        <w:t>p món đ</w:t>
-      </w:r>
-      <w:r>
-        <w:t>ổ</w:t>
-      </w:r>
-      <w:r>
-        <w:t>i tên/</w:t>
-      </w:r>
-      <w:r>
-        <w:t>ả</w:t>
-      </w:r>
-      <w:r>
-        <w:t>nh).</w:t>
-      </w:r>
-    </w:p>
-    <w:p>
-      <w:pPr>
-        <w:pStyle w:val="Standard"/>
-        <w:jc w:val="both"/>
-      </w:pPr>
-      <w:r>
-        <w:rPr>
-          <w:b/>
-          <w:bCs/>
-        </w:rPr>
-        <w:t>- payments</w:t>
-      </w:r>
-    </w:p>
-    <w:p>
-      <w:pPr>
-        <w:pStyle w:val="Standard"/>
-        <w:jc w:val="both"/>
-      </w:pPr>
-      <w:r>
-        <w:t xml:space="preserve">  - id : khóa chính.</w:t>
-      </w:r>
-    </w:p>
-    <w:p>
-      <w:pPr>
-        <w:pStyle w:val="Standard"/>
-        <w:jc w:val="both"/>
-      </w:pPr>
-      <w:r>
-        <w:t xml:space="preserve">  - order_id (not null): thanh toán cho đơn nào.</w:t>
-      </w:r>
-    </w:p>
-    <w:p>
-      <w:pPr>
-        <w:pStyle w:val="Standard"/>
-        <w:jc w:val="both"/>
-      </w:pPr>
-      <w:r>
-        <w:t xml:space="preserve">  - provider (not null): nhà cung c</w:t>
-      </w:r>
-      <w:r>
-        <w:t>ấ</w:t>
-      </w:r>
-      <w:r>
-        <w:t>p (VNPAY, ví…).</w:t>
-      </w:r>
-    </w:p>
-    <w:p>
-      <w:pPr>
-        <w:pStyle w:val="Standard"/>
-        <w:jc w:val="both"/>
-      </w:pPr>
-      <w:r>
-        <w:t xml:space="preserve">  - amount (not null): s</w:t>
-      </w:r>
-      <w:r>
-        <w:t>ố</w:t>
-      </w:r>
-      <w:r>
-        <w:t xml:space="preserve"> ti</w:t>
-      </w:r>
-      <w:r>
-        <w:t>ề</w:t>
-      </w:r>
-      <w:r>
-        <w:t>n.</w:t>
-      </w:r>
-    </w:p>
-    <w:p>
-      <w:pPr>
-        <w:pStyle w:val="Standard"/>
-        <w:jc w:val="both"/>
-      </w:pPr>
-      <w:r>
-        <w:lastRenderedPageBreak/>
-        <w:t xml:space="preserve">  - txn_ref (not null): mã tham chi</w:t>
-      </w:r>
-      <w:r>
-        <w:t>ế</w:t>
-      </w:r>
-      <w:r>
-        <w:t>u giao d</w:t>
-      </w:r>
-      <w:r>
-        <w:t>ị</w:t>
-      </w:r>
-      <w:r>
-        <w:t>ch.</w:t>
-      </w:r>
-    </w:p>
-    <w:p>
-      <w:pPr>
-        <w:pStyle w:val="Standard"/>
-        <w:jc w:val="both"/>
-      </w:pPr>
-      <w:r>
-        <w:t xml:space="preserve">  - status (not null): PENDING / COMPLETED / FAILED / </w:t>
-      </w:r>
-      <w:r>
-        <w:t>REFUNDED .</w:t>
-      </w:r>
-    </w:p>
-    <w:p>
-      <w:pPr>
-        <w:pStyle w:val="Standard"/>
-        <w:jc w:val="both"/>
-      </w:pPr>
-      <w:r>
-        <w:t xml:space="preserve">  - raw_callback (TEXT): d</w:t>
-      </w:r>
-      <w:r>
-        <w:t>ữ</w:t>
-      </w:r>
-      <w:r>
-        <w:t xml:space="preserve"> li</w:t>
-      </w:r>
-      <w:r>
-        <w:t>ệ</w:t>
-      </w:r>
-      <w:r>
-        <w:t>u callback thô đ</w:t>
-      </w:r>
-      <w:r>
-        <w:t>ể</w:t>
-      </w:r>
-      <w:r>
-        <w:t xml:space="preserve"> debug/trace.</w:t>
-      </w:r>
-    </w:p>
-    <w:p>
-      <w:pPr>
-        <w:pStyle w:val="Standard"/>
-        <w:jc w:val="both"/>
-      </w:pPr>
-      <w:r>
-        <w:t xml:space="preserve">  - created_at .</w:t>
-      </w:r>
-    </w:p>
-    <w:p>
-      <w:pPr>
-        <w:pStyle w:val="Standard"/>
-        <w:jc w:val="both"/>
-      </w:pPr>
-      <w:r>
-        <w:rPr>
-          <w:b/>
-          <w:bCs/>
-        </w:rPr>
-        <w:t>Drone &amp; Giao Hàng</w:t>
-      </w:r>
-    </w:p>
-    <w:p>
-      <w:pPr>
-        <w:pStyle w:val="Standard"/>
-        <w:jc w:val="both"/>
-      </w:pPr>
-    </w:p>
-    <w:p>
-      <w:pPr>
-        <w:pStyle w:val="Standard"/>
-        <w:jc w:val="both"/>
-      </w:pPr>
-      <w:r>
-        <w:rPr>
-          <w:b/>
-          <w:bCs/>
-        </w:rPr>
-        <w:t>- drones</w:t>
-      </w:r>
-    </w:p>
-    <w:p>
-      <w:pPr>
-        <w:pStyle w:val="Standard"/>
-        <w:jc w:val="both"/>
-      </w:pPr>
-      <w:r>
-        <w:t xml:space="preserve">  - id : khóa chính.</w:t>
-      </w:r>
-    </w:p>
-    <w:p>
-      <w:pPr>
-        <w:pStyle w:val="Standard"/>
-        <w:jc w:val="both"/>
-      </w:pPr>
-      <w:r>
-        <w:t xml:space="preserve">  - serial (unique, not null): s</w:t>
-      </w:r>
-      <w:r>
-        <w:t>ố</w:t>
-      </w:r>
-      <w:r>
-        <w:t xml:space="preserve"> seri drone.</w:t>
-      </w:r>
-    </w:p>
-    <w:p>
-      <w:pPr>
-        <w:pStyle w:val="Standard"/>
-        <w:jc w:val="both"/>
-      </w:pPr>
-      <w:r>
-        <w:t xml:space="preserve">  - model : model drone.</w:t>
-      </w:r>
-    </w:p>
-    <w:p>
-      <w:pPr>
-        <w:pStyle w:val="Standard"/>
-        <w:jc w:val="both"/>
-      </w:pPr>
-      <w:r>
-        <w:t xml:space="preserve">  - max_payload_kg , max_range_km : t</w:t>
-      </w:r>
-      <w:r>
-        <w:t>ả</w:t>
-      </w:r>
-      <w:r>
-        <w:t>i tr</w:t>
-      </w:r>
-      <w:r>
-        <w:t>ọ</w:t>
-      </w:r>
-      <w:r>
-        <w:t>ng/t</w:t>
-      </w:r>
-      <w:r>
-        <w:t>ầ</w:t>
-      </w:r>
-      <w:r>
-        <w:t>m bay.</w:t>
-      </w:r>
-    </w:p>
-    <w:p>
-      <w:pPr>
-        <w:pStyle w:val="Standard"/>
-        <w:jc w:val="both"/>
-      </w:pPr>
-      <w:r>
-        <w:t xml:space="preserve">  - status (not null): tr</w:t>
-      </w:r>
-      <w:r>
-        <w:t>ạ</w:t>
-      </w:r>
-      <w:r>
-        <w:t>ng thái ho</w:t>
-      </w:r>
-      <w:r>
-        <w:t>ạ</w:t>
-      </w:r>
-      <w:r>
-        <w:t>t đ</w:t>
-      </w:r>
-      <w:r>
-        <w:t>ộ</w:t>
-      </w:r>
-      <w:r>
-        <w:t>ng ( IDLE , ASSIGNED , MAINTENANCE …).</w:t>
-      </w:r>
-    </w:p>
-    <w:p>
-      <w:pPr>
-        <w:pStyle w:val="Standard"/>
-        <w:jc w:val="both"/>
-      </w:pPr>
-      <w:r>
-        <w:t xml:space="preserve">  - home_lat , home_lng : t</w:t>
-      </w:r>
-      <w:r>
-        <w:t>ọ</w:t>
-      </w:r>
-      <w:r>
-        <w:t>a đ</w:t>
-      </w:r>
-      <w:r>
-        <w:t>ộ</w:t>
-      </w:r>
-      <w:r>
-        <w:t xml:space="preserve"> base.</w:t>
-      </w:r>
-    </w:p>
-    <w:p>
-      <w:pPr>
-        <w:pStyle w:val="Standard"/>
-        <w:jc w:val="both"/>
-      </w:pPr>
-      <w:r>
-        <w:t xml:space="preserve">  - battery_pct : pin hi</w:t>
-      </w:r>
-      <w:r>
-        <w:t>ệ</w:t>
-      </w:r>
-      <w:r>
-        <w:t>n t</w:t>
-      </w:r>
-      <w:r>
-        <w:t>ạ</w:t>
-      </w:r>
-      <w:r>
-        <w:t>i.</w:t>
-      </w:r>
-    </w:p>
-    <w:p>
-      <w:pPr>
-        <w:pStyle w:val="Standard"/>
-        <w:jc w:val="both"/>
-      </w:pPr>
-      <w:r>
-        <w:t xml:space="preserve">  - current_lat , current_lng : v</w:t>
-      </w:r>
-      <w:r>
-        <w:t>ị</w:t>
-      </w:r>
-      <w:r>
-        <w:t xml:space="preserve"> trí hi</w:t>
-      </w:r>
-      <w:r>
-        <w:t>ệ</w:t>
-      </w:r>
-      <w:r>
-        <w:t>n t</w:t>
-      </w:r>
-      <w:r>
-        <w:t>ạ</w:t>
-      </w:r>
-      <w:r>
-        <w:t>i.</w:t>
-      </w:r>
-    </w:p>
-    <w:p>
-      <w:pPr>
-        <w:pStyle w:val="Standard"/>
-        <w:jc w:val="both"/>
-      </w:pPr>
-      <w:r>
-        <w:t xml:space="preserve">  - last_assigned_at : l</w:t>
-      </w:r>
-      <w:r>
-        <w:t>ầ</w:t>
-      </w:r>
-      <w:r>
-        <w:t>n g</w:t>
-      </w:r>
-      <w:r>
-        <w:t>ầ</w:t>
-      </w:r>
-      <w:r>
-        <w:t>n nh</w:t>
-      </w:r>
-      <w:r>
-        <w:t>ấ</w:t>
-      </w:r>
-      <w:r>
-        <w:t>t nh</w:t>
-      </w:r>
-      <w:r>
-        <w:t>ậ</w:t>
-      </w:r>
-      <w:r>
-        <w:t>n nhi</w:t>
-      </w:r>
-      <w:r>
-        <w:t>ệ</w:t>
-      </w:r>
-      <w:r>
-        <w:t>m v</w:t>
-      </w:r>
-      <w:r>
-        <w:t>ụ</w:t>
-      </w:r>
-      <w:r>
-        <w:t>.</w:t>
-      </w:r>
-    </w:p>
-    <w:p>
-      <w:pPr>
-        <w:pStyle w:val="Standard"/>
-        <w:jc w:val="both"/>
-      </w:pPr>
-      <w:r>
-        <w:t xml:space="preserve">  - created_at (not null), last_seen_at : th</w:t>
-      </w:r>
-      <w:r>
-        <w:t>ờ</w:t>
-      </w:r>
-      <w:r>
-        <w:t>i gian t</w:t>
-      </w:r>
-      <w:r>
-        <w:t>ạ</w:t>
-      </w:r>
-      <w:r>
-        <w:t>o/l</w:t>
-      </w:r>
-      <w:r>
-        <w:t>ầ</w:t>
-      </w:r>
-      <w:r>
-        <w:t>n cu</w:t>
-      </w:r>
-      <w:r>
-        <w:t>ố</w:t>
-      </w:r>
-      <w:r>
-        <w:t>i th</w:t>
-      </w:r>
-      <w:r>
-        <w:t>ấ</w:t>
-      </w:r>
-      <w:r>
-        <w:t>y.</w:t>
-      </w:r>
-    </w:p>
-    <w:p>
-      <w:pPr>
-        <w:pStyle w:val="Standard"/>
-        <w:jc w:val="both"/>
-      </w:pPr>
-      <w:r>
-        <w:rPr>
-          <w:b/>
-          <w:bCs/>
-        </w:rPr>
-        <w:t>- deliveries</w:t>
-      </w:r>
-    </w:p>
-    <w:p>
-      <w:pPr>
-        <w:pStyle w:val="Standard"/>
-        <w:jc w:val="both"/>
-      </w:pPr>
-      <w:r>
-        <w:t xml:space="preserve">  - id : khóa chính.</w:t>
-      </w:r>
-    </w:p>
-    <w:p>
-      <w:pPr>
-        <w:pStyle w:val="Standard"/>
-        <w:jc w:val="both"/>
-      </w:pPr>
-      <w:r>
-        <w:t xml:space="preserve">  - order_id (unique): m</w:t>
-      </w:r>
-      <w:r>
-        <w:t>ộ</w:t>
-      </w:r>
-      <w:r>
-        <w:t>t đơn g</w:t>
-      </w:r>
-      <w:r>
-        <w:t>ắ</w:t>
-      </w:r>
-      <w:r>
-        <w:t>n m</w:t>
-      </w:r>
-      <w:r>
-        <w:t>ộ</w:t>
-      </w:r>
-      <w:r>
-        <w:t>t delivery (quan h</w:t>
-      </w:r>
-      <w:r>
-        <w:t>ệ</w:t>
-      </w:r>
-      <w:r>
-        <w:t xml:space="preserve"> 1–1).</w:t>
-      </w:r>
-    </w:p>
-    <w:p>
-      <w:pPr>
-        <w:pStyle w:val="Standard"/>
-        <w:jc w:val="both"/>
-      </w:pPr>
-      <w:r>
-        <w:t xml:space="preserve">  - drone_id : drone th</w:t>
-      </w:r>
-      <w:r>
-        <w:t>ự</w:t>
-      </w:r>
-      <w:r>
-        <w:t>c hi</w:t>
-      </w:r>
-      <w:r>
-        <w:t>ệ</w:t>
-      </w:r>
-      <w:r>
-        <w:t>n giao hàng.</w:t>
-      </w:r>
-    </w:p>
-    <w:p>
-      <w:pPr>
-        <w:pStyle w:val="Standard"/>
-        <w:jc w:val="both"/>
-      </w:pPr>
-      <w:r>
-        <w:t xml:space="preserve">  - status (not null): PENDING / </w:t>
-      </w:r>
-      <w:r>
-        <w:t>ASSIGNED / IN_PROGRESS / COMPLETED / FAILED .</w:t>
-      </w:r>
-    </w:p>
-    <w:p>
-      <w:pPr>
-        <w:pStyle w:val="Standard"/>
-        <w:jc w:val="both"/>
-      </w:pPr>
-      <w:r>
-        <w:t xml:space="preserve">  - w0_lat/lng → w3_lat/lng : waypoint W0 (drone hi</w:t>
-      </w:r>
-      <w:r>
-        <w:t>ệ</w:t>
-      </w:r>
-      <w:r>
-        <w:t>n t</w:t>
-      </w:r>
-      <w:r>
-        <w:t>ạ</w:t>
-      </w:r>
-      <w:r>
-        <w:t>i), W1 (c</w:t>
-      </w:r>
-      <w:r>
-        <w:t>ử</w:t>
-      </w:r>
-      <w:r>
-        <w:t>a hàng), W2 (khách hàng), W3 (base).</w:t>
-      </w:r>
-    </w:p>
-    <w:p>
-      <w:pPr>
-        <w:pStyle w:val="Standard"/>
-        <w:jc w:val="both"/>
-      </w:pPr>
-      <w:r>
-        <w:t xml:space="preserve">  - current_segment : đo</w:t>
-      </w:r>
-      <w:r>
-        <w:t>ạ</w:t>
-      </w:r>
-      <w:r>
-        <w:t>n đư</w:t>
-      </w:r>
-      <w:r>
-        <w:t>ờ</w:t>
-      </w:r>
-      <w:r>
-        <w:t>ng hi</w:t>
-      </w:r>
-      <w:r>
-        <w:t>ệ</w:t>
-      </w:r>
-      <w:r>
-        <w:t>n t</w:t>
-      </w:r>
-      <w:r>
-        <w:t>ạ</w:t>
-      </w:r>
-      <w:r>
-        <w:t>i ( W0_W1 , W1_W2 , W2_W3 ).</w:t>
-      </w:r>
-    </w:p>
-    <w:p>
-      <w:pPr>
-        <w:pStyle w:val="Standard"/>
-        <w:jc w:val="both"/>
-      </w:pPr>
-      <w:r>
-        <w:t xml:space="preserve">  - segment_start_time : th</w:t>
-      </w:r>
-      <w:r>
-        <w:t>ờ</w:t>
-      </w:r>
-      <w:r>
-        <w:t>i đi</w:t>
-      </w:r>
-      <w:r>
-        <w:t>ể</w:t>
-      </w:r>
-      <w:r>
-        <w:t>m b</w:t>
-      </w:r>
-      <w:r>
-        <w:t>ắ</w:t>
-      </w:r>
-      <w:r>
-        <w:t>t đ</w:t>
-      </w:r>
-      <w:r>
-        <w:t>ầ</w:t>
-      </w:r>
-      <w:r>
-        <w:t>u đo</w:t>
-      </w:r>
-      <w:r>
-        <w:t>ạ</w:t>
-      </w:r>
-      <w:r>
-        <w:t>n hi</w:t>
-      </w:r>
-      <w:r>
-        <w:t>ệ</w:t>
-      </w:r>
-      <w:r>
-        <w:t>n t</w:t>
-      </w:r>
-      <w:r>
-        <w:t>ạ</w:t>
-      </w:r>
-      <w:r>
-        <w:t>i.</w:t>
-      </w:r>
-    </w:p>
-    <w:p>
-      <w:pPr>
-        <w:pStyle w:val="Standard"/>
-        <w:jc w:val="both"/>
-      </w:pPr>
-      <w:r>
-        <w:lastRenderedPageBreak/>
-        <w:t xml:space="preserve">  - eta_seconds : ETA còn l</w:t>
-      </w:r>
-      <w:r>
-        <w:t>ạ</w:t>
-      </w:r>
-      <w:r>
-        <w:t>i.</w:t>
-      </w:r>
-    </w:p>
-    <w:p>
-      <w:pPr>
-        <w:pStyle w:val="Standard"/>
-        <w:jc w:val="both"/>
-      </w:pPr>
-      <w:r>
-        <w:t xml:space="preserve">  - dwell_ticks_remaining : th</w:t>
-      </w:r>
-      <w:r>
-        <w:t>ờ</w:t>
-      </w:r>
-      <w:r>
-        <w:t>i gian d</w:t>
-      </w:r>
-      <w:r>
-        <w:t>ừ</w:t>
-      </w:r>
-      <w:r>
-        <w:t>ng t</w:t>
-      </w:r>
-      <w:r>
-        <w:t>ạ</w:t>
-      </w:r>
-      <w:r>
-        <w:t>i đi</w:t>
-      </w:r>
-      <w:r>
-        <w:t>ể</w:t>
-      </w:r>
-      <w:r>
-        <w:t>m.</w:t>
-      </w:r>
-    </w:p>
-    <w:p>
-      <w:pPr>
-        <w:pStyle w:val="Standard"/>
-        <w:jc w:val="both"/>
-      </w:pPr>
-      <w:r>
-        <w:t xml:space="preserve">  - start_lat/lng , dest_lat/lng : đi</w:t>
-      </w:r>
-      <w:r>
-        <w:t>ể</w:t>
-      </w:r>
-      <w:r>
-        <w:t>m b</w:t>
-      </w:r>
-      <w:r>
-        <w:t>ắ</w:t>
-      </w:r>
-      <w:r>
-        <w:t>t đ</w:t>
-      </w:r>
-      <w:r>
-        <w:t>ầ</w:t>
-      </w:r>
-      <w:r>
-        <w:t>u/đích.</w:t>
-      </w:r>
-    </w:p>
-    <w:p>
-      <w:pPr>
-        <w:pStyle w:val="Standard"/>
-        <w:jc w:val="both"/>
-      </w:pPr>
-      <w:r>
-        <w:t xml:space="preserve">  - created_at , updated_at .</w:t>
-      </w:r>
-    </w:p>
-    <w:p>
-      <w:pPr>
-        <w:pStyle w:val="Standard"/>
-        <w:jc w:val="both"/>
-      </w:pPr>
-      <w:r>
-        <w:rPr>
-          <w:b/>
-          <w:bCs/>
-        </w:rPr>
-        <w:t>- drone_assignments</w:t>
-      </w:r>
-    </w:p>
-    <w:p>
-      <w:pPr>
-        <w:pStyle w:val="Standard"/>
-        <w:jc w:val="both"/>
-      </w:pPr>
-      <w:r>
-        <w:t xml:space="preserve">  - id : khóa chính.</w:t>
-      </w:r>
-    </w:p>
-    <w:p>
-      <w:pPr>
-        <w:pStyle w:val="Standard"/>
-        <w:jc w:val="both"/>
-      </w:pPr>
-      <w:r>
-        <w:t xml:space="preserve">  - order_id (not null): đơn đư</w:t>
-      </w:r>
-      <w:r>
-        <w:t>ợ</w:t>
-      </w:r>
-      <w:r>
-        <w:t>c gán.</w:t>
-      </w:r>
-    </w:p>
-    <w:p>
-      <w:pPr>
-        <w:pStyle w:val="Standard"/>
-        <w:jc w:val="both"/>
-      </w:pPr>
-      <w:r>
-        <w:t xml:space="preserve">  - drone_id (not null): drone đ</w:t>
-      </w:r>
-      <w:r>
-        <w:t>ả</w:t>
-      </w:r>
-      <w:r>
-        <w:t>m nhi</w:t>
-      </w:r>
-      <w:r>
-        <w:t>ệ</w:t>
-      </w:r>
-      <w:r>
-        <w:t>m.</w:t>
-      </w:r>
-    </w:p>
-    <w:p>
-      <w:pPr>
-        <w:pStyle w:val="Standard"/>
-        <w:jc w:val="both"/>
-      </w:pPr>
-      <w:r>
-        <w:t xml:space="preserve">  - delivery_id (unique): delivery liên k</w:t>
-      </w:r>
-      <w:r>
-        <w:t>ế</w:t>
-      </w:r>
-      <w:r>
-        <w:t>t (n</w:t>
-      </w:r>
-      <w:r>
-        <w:t>ế</w:t>
-      </w:r>
-      <w:r>
-        <w:t>u đã t</w:t>
-      </w:r>
-      <w:r>
-        <w:t>ạ</w:t>
-      </w:r>
-      <w:r>
-        <w:t>o).</w:t>
-      </w:r>
-    </w:p>
-    <w:p>
-      <w:pPr>
-        <w:pStyle w:val="Standard"/>
-        <w:jc w:val="both"/>
-      </w:pPr>
-      <w:r>
-        <w:t xml:space="preserve">  - assignment_mode (not null): AUTO / MANUAL .</w:t>
-      </w:r>
-    </w:p>
-    <w:p>
-      <w:pPr>
-        <w:pStyle w:val="Standard"/>
-        <w:jc w:val="both"/>
-      </w:pPr>
-      <w:r>
-        <w:t xml:space="preserve">  - assigned_by : ngư</w:t>
-      </w:r>
-      <w:r>
-        <w:t>ờ</w:t>
-      </w:r>
-      <w:r>
-        <w:t>i gán (username/ SYSTEM ).</w:t>
-      </w:r>
-    </w:p>
-    <w:p>
-      <w:pPr>
-        <w:pStyle w:val="Standard"/>
-        <w:jc w:val="both"/>
-      </w:pPr>
-      <w:r>
-        <w:t xml:space="preserve">  - assigned_at (not null), completed_at : th</w:t>
-      </w:r>
-      <w:r>
-        <w:t>ờ</w:t>
-      </w:r>
-      <w:r>
-        <w:t>i đi</w:t>
-      </w:r>
-      <w:r>
-        <w:t>ể</w:t>
-      </w:r>
-      <w:r>
-        <w:t>m gán/hoàn thành.</w:t>
-      </w:r>
-    </w:p>
-    <w:p>
-      <w:pPr>
-        <w:pStyle w:val="Standard"/>
-        <w:jc w:val="both"/>
-      </w:pPr>
-      <w:r>
-        <w:rPr>
-          <w:b/>
-          <w:bCs/>
-        </w:rPr>
-        <w:t>- delivery_events</w:t>
-      </w:r>
-    </w:p>
-    <w:p>
-      <w:pPr>
-        <w:pStyle w:val="Standard"/>
-        <w:jc w:val="both"/>
-      </w:pPr>
-      <w:r>
-        <w:t xml:space="preserve">  - id : khóa chính.</w:t>
-      </w:r>
-    </w:p>
-    <w:p>
-      <w:pPr>
-        <w:pStyle w:val="Standard"/>
-        <w:jc w:val="both"/>
-      </w:pPr>
-      <w:r>
-        <w:t xml:space="preserve">  - delivery_id : s</w:t>
-      </w:r>
-      <w:r>
-        <w:t>ự</w:t>
-      </w:r>
-      <w:r>
-        <w:t xml:space="preserve"> ki</w:t>
-      </w:r>
-      <w:r>
-        <w:t>ệ</w:t>
-      </w:r>
-      <w:r>
-        <w:t>n thu</w:t>
-      </w:r>
-      <w:r>
-        <w:t>ộ</w:t>
-      </w:r>
-      <w:r>
-        <w:t>c delivery nào.</w:t>
-      </w:r>
-    </w:p>
-    <w:p>
-      <w:pPr>
-        <w:pStyle w:val="Standard"/>
-        <w:jc w:val="both"/>
-      </w:pPr>
-      <w:r>
-        <w:t xml:space="preserve">  - event_type (not null): lo</w:t>
-      </w:r>
-      <w:r>
-        <w:t>ạ</w:t>
-      </w:r>
-      <w:r>
-        <w:t>i s</w:t>
-      </w:r>
-      <w:r>
-        <w:t>ự</w:t>
-      </w:r>
-      <w:r>
-        <w:t xml:space="preserve"> ki</w:t>
-      </w:r>
-      <w:r>
-        <w:t>ệ</w:t>
-      </w:r>
-      <w:r>
-        <w:t>n ( DELIVERY_START , GPS_UPDATE , DELIVERY_COMPLETE , ERROR ).</w:t>
-      </w:r>
-    </w:p>
-    <w:p>
-      <w:pPr>
-        <w:pStyle w:val="Standard"/>
-        <w:jc w:val="both"/>
-      </w:pPr>
-      <w:r>
-        <w:t xml:space="preserve">  - lat , lng : t</w:t>
-      </w:r>
-      <w:r>
-        <w:t>ọ</w:t>
-      </w:r>
-      <w:r>
-        <w:t>a đ</w:t>
-      </w:r>
-      <w:r>
-        <w:t>ộ</w:t>
-      </w:r>
-      <w:r>
-        <w:t xml:space="preserve"> s</w:t>
-      </w:r>
-      <w:r>
-        <w:t>ự</w:t>
-      </w:r>
-      <w:r>
-        <w:t xml:space="preserve"> ki</w:t>
-      </w:r>
-      <w:r>
-        <w:t>ệ</w:t>
-      </w:r>
-      <w:r>
-        <w:t>n.</w:t>
-      </w:r>
-    </w:p>
-    <w:p>
-      <w:pPr>
-        <w:pStyle w:val="Standard"/>
-        <w:jc w:val="both"/>
-      </w:pPr>
-      <w:r>
-        <w:t xml:space="preserve">  - speed_kmh , heading , battery_pct : thông tin bay.</w:t>
-      </w:r>
-    </w:p>
-    <w:p>
-      <w:pPr>
-        <w:pStyle w:val="Standard"/>
-        <w:jc w:val="both"/>
-      </w:pPr>
-      <w:r>
-        <w:t xml:space="preserve">  - ts (not null): th</w:t>
-      </w:r>
-      <w:r>
-        <w:t>ờ</w:t>
-      </w:r>
-      <w:r>
-        <w:t>i đi</w:t>
-      </w:r>
-      <w:r>
-        <w:t>ể</w:t>
-      </w:r>
-      <w:r>
-        <w:t>m s</w:t>
-      </w:r>
-      <w:r>
-        <w:t>ự</w:t>
-      </w:r>
-      <w:r>
-        <w:t xml:space="preserve"> ki</w:t>
-      </w:r>
-      <w:r>
-        <w:t>ệ</w:t>
-      </w:r>
-      <w:r>
-        <w:t>n.</w:t>
-      </w:r>
-    </w:p>
-    <w:p>
-      <w:pPr>
-        <w:pStyle w:val="Standard"/>
-        <w:jc w:val="both"/>
-      </w:pPr>
-      <w:r>
-        <w:t xml:space="preserve">  - nonce (64): ch</w:t>
-      </w:r>
-      <w:r>
-        <w:t>ố</w:t>
-      </w:r>
-      <w:r>
-        <w:t>ng trùng s</w:t>
-      </w:r>
-      <w:r>
-        <w:t>ự</w:t>
-      </w:r>
-      <w:r>
-        <w:t xml:space="preserve"> ki</w:t>
-      </w:r>
-      <w:r>
-        <w:t>ệ</w:t>
-      </w:r>
-      <w:r>
-        <w:t>n; ràng bu</w:t>
-      </w:r>
-      <w:r>
-        <w:t>ộ</w:t>
-      </w:r>
-      <w:r>
-        <w:t>c unique (delivery_id, nonce) .</w:t>
-      </w:r>
-    </w:p>
-    <w:p>
-      <w:pPr>
-        <w:pStyle w:val="Standard"/>
-        <w:jc w:val="both"/>
-      </w:pPr>
-      <w:r>
-        <w:t xml:space="preserve">  - note (&lt;=500): ghi chú.</w:t>
-      </w:r>
-    </w:p>
-    <w:p>
-      <w:pPr>
-        <w:pStyle w:val="Standard"/>
-        <w:jc w:val="both"/>
-      </w:pPr>
-      <w:r>
-        <w:t xml:space="preserve">  - Index: delivery_id, ts đ</w:t>
-      </w:r>
-      <w:r>
-        <w:t>ể</w:t>
-      </w:r>
-      <w:r>
-        <w:t xml:space="preserve"> query timeline nhanh.</w:t>
-      </w:r>
-    </w:p>
-    <w:p>
-      <w:pPr>
-        <w:pStyle w:val="Standard"/>
-        <w:jc w:val="both"/>
-      </w:pPr>
-      <w:r>
-        <w:rPr>
-          <w:b/>
-          <w:bCs/>
-        </w:rPr>
-        <w:t>T</w:t>
-      </w:r>
-      <w:r>
-        <w:rPr>
-          <w:b/>
-          <w:bCs/>
-        </w:rPr>
-        <w:t>ồ</w:t>
-      </w:r>
-      <w:r>
-        <w:rPr>
-          <w:b/>
-          <w:bCs/>
-        </w:rPr>
-        <w:t>n Kho</w:t>
-      </w:r>
-    </w:p>
-    <w:p>
-      <w:pPr>
-        <w:pStyle w:val="Standard"/>
-        <w:jc w:val="both"/>
-      </w:pPr>
-    </w:p>
-    <w:p>
-      <w:pPr>
-        <w:pStyle w:val="Standard"/>
-        <w:jc w:val="both"/>
-      </w:pPr>
-      <w:r>
-        <w:rPr>
-          <w:b/>
-          <w:bCs/>
-        </w:rPr>
-        <w:t xml:space="preserve">- </w:t>
-      </w:r>
-      <w:r>
-        <w:rPr>
-          <w:b/>
-          <w:bCs/>
-        </w:rPr>
-        <w:t>inventory</w:t>
-      </w:r>
-    </w:p>
-    <w:p>
-      <w:pPr>
-        <w:pStyle w:val="Standard"/>
-        <w:jc w:val="both"/>
-      </w:pPr>
-      <w:r>
-        <w:lastRenderedPageBreak/>
-        <w:t xml:space="preserve">  - id : khóa chính.</w:t>
-      </w:r>
-    </w:p>
-    <w:p>
-      <w:pPr>
-        <w:pStyle w:val="Standard"/>
-        <w:jc w:val="both"/>
-      </w:pPr>
-      <w:r>
-        <w:t xml:space="preserve">  - menu_item_id (unique): t</w:t>
-      </w:r>
-      <w:r>
-        <w:t>ồ</w:t>
-      </w:r>
-      <w:r>
-        <w:t>n cho m</w:t>
-      </w:r>
-      <w:r>
-        <w:t>ỗ</w:t>
-      </w:r>
-      <w:r>
-        <w:t>i món (store suy ra t</w:t>
-      </w:r>
-      <w:r>
-        <w:t>ừ</w:t>
-      </w:r>
-      <w:r>
-        <w:t xml:space="preserve"> món).</w:t>
-      </w:r>
-    </w:p>
-    <w:p>
-      <w:pPr>
-        <w:pStyle w:val="Standard"/>
-        <w:jc w:val="both"/>
-      </w:pPr>
-      <w:r>
-        <w:t xml:space="preserve">  - quantity : s</w:t>
-      </w:r>
-      <w:r>
-        <w:t>ố</w:t>
-      </w:r>
-      <w:r>
-        <w:t xml:space="preserve"> lư</w:t>
-      </w:r>
-      <w:r>
-        <w:t>ợ</w:t>
-      </w:r>
-      <w:r>
-        <w:t>ng t</w:t>
-      </w:r>
-      <w:r>
-        <w:t>ồ</w:t>
-      </w:r>
-      <w:r>
-        <w:t>n.</w:t>
-      </w:r>
-    </w:p>
-    <w:p>
-      <w:pPr>
-        <w:pStyle w:val="Standard"/>
-        <w:jc w:val="both"/>
-      </w:pPr>
-      <w:r>
-        <w:t xml:space="preserve">  - threshold : ngư</w:t>
-      </w:r>
-      <w:r>
-        <w:t>ỡ</w:t>
-      </w:r>
-      <w:r>
-        <w:t>ng c</w:t>
-      </w:r>
-      <w:r>
-        <w:t>ả</w:t>
-      </w:r>
-      <w:r>
-        <w:t>nh báo.</w:t>
-      </w:r>
-    </w:p>
-    <w:p>
-      <w:pPr>
-        <w:pStyle w:val="Standard"/>
-        <w:jc w:val="both"/>
-      </w:pPr>
-      <w:r>
-        <w:t xml:space="preserve">  - reserved : s</w:t>
-      </w:r>
-      <w:r>
-        <w:t>ố</w:t>
-      </w:r>
-      <w:r>
-        <w:t xml:space="preserve"> lư</w:t>
-      </w:r>
-      <w:r>
-        <w:t>ợ</w:t>
-      </w:r>
-      <w:r>
-        <w:t>ng đã gi</w:t>
-      </w:r>
-      <w:r>
-        <w:t>ữ</w:t>
-      </w:r>
-      <w:r>
-        <w:t xml:space="preserve"> ch</w:t>
-      </w:r>
-      <w:r>
-        <w:t>ỗ</w:t>
-      </w:r>
-      <w:r>
-        <w:t>.</w:t>
-      </w:r>
-    </w:p>
-    <w:p>
-      <w:pPr>
-        <w:pStyle w:val="Standard"/>
-        <w:jc w:val="both"/>
-      </w:pPr>
-      <w:r>
-        <w:t xml:space="preserve">  - created_at , updated_at .</w:t>
-      </w:r>
-    </w:p>
-    <w:p>
-      <w:pPr>
-        <w:pStyle w:val="Standard"/>
-        <w:jc w:val="both"/>
-      </w:pPr>
-      <w:r>
-        <w:t xml:space="preserve">- </w:t>
-      </w:r>
-      <w:r>
-        <w:t>inventory_transactions</w:t>
-      </w:r>
-    </w:p>
-    <w:p>
-      <w:pPr>
-        <w:pStyle w:val="Standard"/>
-        <w:jc w:val="both"/>
-      </w:pPr>
-      <w:r>
-        <w:t xml:space="preserve">  - id : khóa chính.</w:t>
-      </w:r>
-    </w:p>
-    <w:p>
-      <w:pPr>
-        <w:pStyle w:val="Standard"/>
-        <w:jc w:val="both"/>
-      </w:pPr>
-      <w:r>
-        <w:t xml:space="preserve">  - menu_item_id (not null): món liên quan giao d</w:t>
-      </w:r>
-      <w:r>
-        <w:t>ị</w:t>
-      </w:r>
-      <w:r>
-        <w:t>ch t</w:t>
-      </w:r>
-      <w:r>
-        <w:t>ồ</w:t>
-      </w:r>
-      <w:r>
-        <w:t>n.</w:t>
-      </w:r>
-    </w:p>
-    <w:p>
-      <w:pPr>
-        <w:pStyle w:val="Standard"/>
-        <w:jc w:val="both"/>
-      </w:pPr>
-      <w:r>
-        <w:t xml:space="preserve">  - type (not null): IN / OUT / ADJUST .</w:t>
-      </w:r>
-    </w:p>
-    <w:p>
-      <w:pPr>
-        <w:pStyle w:val="Standard"/>
-        <w:jc w:val="both"/>
-      </w:pPr>
-      <w:r>
-        <w:t xml:space="preserve">  - quantity (not null): s</w:t>
-      </w:r>
-      <w:r>
-        <w:t>ố</w:t>
-      </w:r>
-      <w:r>
-        <w:t xml:space="preserve"> lư</w:t>
-      </w:r>
-      <w:r>
-        <w:t>ợ</w:t>
-      </w:r>
-      <w:r>
-        <w:t>ng thay đ</w:t>
-      </w:r>
-      <w:r>
-        <w:t>ổ</w:t>
-      </w:r>
-      <w:r>
-        <w:t>i.</w:t>
-      </w:r>
-    </w:p>
-    <w:p>
-      <w:pPr>
-        <w:pStyle w:val="Standard"/>
-        <w:jc w:val="both"/>
-      </w:pPr>
-      <w:r>
-        <w:t xml:space="preserve">  - note (TEXT): ghi chú.</w:t>
-      </w:r>
-    </w:p>
-    <w:p>
-      <w:pPr>
-        <w:pStyle w:val="Standard"/>
-        <w:jc w:val="both"/>
-      </w:pPr>
-      <w:r>
-        <w:t xml:space="preserve">  - created_at : th</w:t>
-      </w:r>
-      <w:r>
-        <w:t>ờ</w:t>
-      </w:r>
-      <w:r>
-        <w:t>i gian ghi nh</w:t>
-      </w:r>
-      <w:r>
-        <w:t>ậ</w:t>
-      </w:r>
-      <w:r>
-        <w:t>n.</w:t>
-      </w:r>
-    </w:p>
-    <w:p>
-      <w:pPr>
-        <w:pStyle w:val="Standard"/>
-        <w:jc w:val="both"/>
-      </w:pPr>
-      <w:r>
-        <w:t xml:space="preserve">  - actor_id : ngư</w:t>
-      </w:r>
-      <w:r>
-        <w:t>ờ</w:t>
-      </w:r>
-      <w:r>
-        <w:t>i th</w:t>
-      </w:r>
-      <w:r>
-        <w:t>ự</w:t>
-      </w:r>
-      <w:r>
-        <w:t>c hi</w:t>
-      </w:r>
-      <w:r>
-        <w:t>ệ</w:t>
-      </w:r>
-      <w:r>
-        <w:t>n (User).</w:t>
-      </w:r>
-    </w:p>
-    <w:p>
-      <w:pPr>
-        <w:pStyle w:val="Standard"/>
-        <w:jc w:val="both"/>
-      </w:pPr>
-      <w:r>
-        <w:rPr>
-          <w:b/>
-          <w:bCs/>
-        </w:rPr>
-        <w:t>Ph</w:t>
-      </w:r>
-      <w:r>
-        <w:rPr>
-          <w:b/>
-          <w:bCs/>
-        </w:rPr>
-        <w:t>ả</w:t>
-      </w:r>
-      <w:r>
-        <w:rPr>
-          <w:b/>
-          <w:bCs/>
-        </w:rPr>
-        <w:t>n H</w:t>
-      </w:r>
-      <w:r>
-        <w:rPr>
-          <w:b/>
-          <w:bCs/>
-        </w:rPr>
-        <w:t>ồ</w:t>
-      </w:r>
-      <w:r>
-        <w:rPr>
-          <w:b/>
-          <w:bCs/>
-        </w:rPr>
-        <w:t>i</w:t>
-      </w:r>
-    </w:p>
-    <w:p>
-      <w:pPr>
-        <w:pStyle w:val="Standard"/>
-        <w:jc w:val="both"/>
-      </w:pPr>
-    </w:p>
-    <w:p>
-      <w:pPr>
-        <w:pStyle w:val="Standard"/>
-        <w:jc w:val="both"/>
-      </w:pPr>
-      <w:r>
-        <w:rPr>
-          <w:b/>
-          <w:bCs/>
-        </w:rPr>
-        <w:t>- feedback</w:t>
-      </w:r>
-    </w:p>
-    <w:p>
-      <w:pPr>
-        <w:pStyle w:val="Standard"/>
-        <w:jc w:val="both"/>
-      </w:pPr>
-      <w:r>
-        <w:t xml:space="preserve">  - id : khóa chính.</w:t>
-      </w:r>
-    </w:p>
-    <w:p>
-      <w:pPr>
-        <w:pStyle w:val="Standard"/>
-        <w:jc w:val="both"/>
-      </w:pPr>
-      <w:r>
-        <w:t xml:space="preserve">  - order_id (not null): ph</w:t>
-      </w:r>
-      <w:r>
-        <w:t>ả</w:t>
-      </w:r>
-      <w:r>
-        <w:t>n h</w:t>
-      </w:r>
-      <w:r>
-        <w:t>ồ</w:t>
-      </w:r>
-      <w:r>
-        <w:t>i thu</w:t>
-      </w:r>
-      <w:r>
-        <w:t>ộ</w:t>
-      </w:r>
-      <w:r>
-        <w:t>c đơn nào.</w:t>
-      </w:r>
-    </w:p>
-    <w:p>
-      <w:pPr>
-        <w:pStyle w:val="Standard"/>
-        <w:jc w:val="both"/>
-      </w:pPr>
-      <w:r>
-        <w:t xml:space="preserve">  - menu_item_id : ph</w:t>
-      </w:r>
-      <w:r>
-        <w:t>ả</w:t>
-      </w:r>
-      <w:r>
-        <w:t>n h</w:t>
-      </w:r>
-      <w:r>
-        <w:t>ồ</w:t>
-      </w:r>
-      <w:r>
-        <w:t>i g</w:t>
-      </w:r>
-      <w:r>
-        <w:t>ắ</w:t>
-      </w:r>
-      <w:r>
-        <w:t>n món (tùy ch</w:t>
-      </w:r>
-      <w:r>
-        <w:t>ọ</w:t>
-      </w:r>
-      <w:r>
-        <w:t>n).</w:t>
-      </w:r>
-    </w:p>
-    <w:p>
-      <w:pPr>
-        <w:pStyle w:val="Standard"/>
-        <w:jc w:val="both"/>
-      </w:pPr>
-      <w:r>
-        <w:t xml:space="preserve">  - customer_id (not null): ngư</w:t>
-      </w:r>
-      <w:r>
-        <w:t>ờ</w:t>
-      </w:r>
-      <w:r>
-        <w:t>i đánh giá.</w:t>
-      </w:r>
-    </w:p>
-    <w:p>
-      <w:pPr>
-        <w:pStyle w:val="Standard"/>
-        <w:jc w:val="both"/>
-      </w:pPr>
-      <w:r>
-        <w:t xml:space="preserve">  - rating (not null): đi</w:t>
-      </w:r>
-      <w:r>
-        <w:t>ể</w:t>
-      </w:r>
-      <w:r>
-        <w:t>m đánh giá.</w:t>
-      </w:r>
-    </w:p>
-    <w:p>
-      <w:pPr>
-        <w:pStyle w:val="Standard"/>
-        <w:jc w:val="both"/>
-      </w:pPr>
-      <w:r>
-        <w:t xml:space="preserve">  - comment (TEXT): n</w:t>
-      </w:r>
-      <w:r>
-        <w:t>ộ</w:t>
-      </w:r>
-      <w:r>
-        <w:t>i dung bình lu</w:t>
-      </w:r>
-      <w:r>
-        <w:t>ậ</w:t>
-      </w:r>
-      <w:r>
-        <w:t>n.</w:t>
-      </w:r>
-    </w:p>
-    <w:p>
-      <w:pPr>
-        <w:pStyle w:val="Standard"/>
-        <w:jc w:val="both"/>
-      </w:pPr>
-      <w:r>
-        <w:t xml:space="preserve">  - created_at .</w:t>
-      </w:r>
-    </w:p>
-    <w:p>
-      <w:pPr>
-        <w:pStyle w:val="Standard"/>
-        <w:jc w:val="both"/>
-      </w:pPr>
-    </w:p>
-    <w:p>
-      <w:pPr>
-        <w:pStyle w:val="Heading2"/>
-        <w:jc w:val="both"/>
-      </w:pPr>
-      <w:r>
-        <w:rPr>
-          <w:rFonts w:ascii="Times New Roman" w:eastAsia="Times New Roman" w:hAnsi="Times New Roman" w:cs="Times New Roman"/>
-        </w:rPr>
-        <w:lastRenderedPageBreak/>
-        <w:t>POC (Proof of Concept) </w:t>
-      </w:r>
-    </w:p>
-    <w:p>
-      <w:pPr>
-        <w:pStyle w:val="Standard"/>
-        <w:jc w:val="both"/>
-      </w:pPr>
-      <w:r>
-        <w:rPr>
-          <w:rFonts w:ascii="Times New Roman" w:eastAsia="Times New Roman" w:hAnsi="Times New Roman" w:cs="Times New Roman"/>
-        </w:rPr>
-        <w:t>POC1. VNPay (thanh toán trước) </w:t>
-      </w:r>
-    </w:p>
-    <w:p>
-      <w:pPr>
-        <w:pStyle w:val="Standard"/>
-        <w:jc w:val="both"/>
-      </w:pPr>
-      <w:r>
-        <w:rPr>
-          <w:rFonts w:ascii="Times New Roman" w:eastAsia="Times New Roman" w:hAnsi="Times New Roman" w:cs="Times New Roman"/>
-        </w:rPr>
-        <w:t xml:space="preserve">POC2. GPS Drone Tracking ( hiển thị được </w:t>
-      </w:r>
-      <w:r>
-        <w:rPr>
-          <w:rFonts w:ascii="Times New Roman" w:eastAsia="Times New Roman" w:hAnsi="Times New Roman" w:cs="Times New Roman"/>
-          <w:b/>
-          <w:bCs/>
-        </w:rPr>
-        <w:t>marker drone di chuyển</w:t>
-      </w:r>
-      <w:r>
-        <w:rPr>
-          <w:rFonts w:ascii="Times New Roman" w:eastAsia="Times New Roman" w:hAnsi="Times New Roman" w:cs="Times New Roman"/>
-        </w:rPr>
-        <w:t xml:space="preserve"> trên map theo ping GPS.) </w:t>
-      </w:r>
-    </w:p>
-    <w:p>
-      <w:pPr>
-        <w:pStyle w:val="Standard"/>
-        <w:jc w:val="both"/>
-      </w:pPr>
-      <w:r>
-        <w:rPr>
-          <w:rFonts w:ascii="Times New Roman" w:eastAsia="Times New Roman" w:hAnsi="Times New Roman" w:cs="Times New Roman"/>
-        </w:rPr>
-        <w:t xml:space="preserve">POC3. Realtime Order Status (WebSocket) ( Client nhận được cập nhật trạng thái đơn hàng </w:t>
-      </w:r>
-      <w:r>
-        <w:rPr>
-          <w:rFonts w:ascii="Times New Roman" w:eastAsia="Times New Roman" w:hAnsi="Times New Roman" w:cs="Times New Roman"/>
-          <w:b/>
-          <w:bCs/>
-        </w:rPr>
-        <w:t>ngay lập tức</w:t>
-      </w:r>
-      <w:r>
-        <w:rPr>
-          <w:rFonts w:ascii="Times New Roman" w:eastAsia="Times New Roman" w:hAnsi="Times New Roman" w:cs="Times New Roman"/>
-        </w:rPr>
-        <w:t xml:space="preserve"> khi backend đổi trạng thái (không cần reload).) </w:t>
-      </w:r>
-    </w:p>
-    <w:p>
-      <w:pPr>
-        <w:pStyle w:val="Standard"/>
-        <w:spacing w:before="240" w:after="240" w:line="240" w:lineRule="auto"/>
-        <w:jc w:val="both"/>
-      </w:pPr>
-      <w:r>
-        <w:rPr>
-          <w:rFonts w:ascii="Times New Roman" w:eastAsia="Times New Roman" w:hAnsi="Times New Roman" w:cs="Times New Roman"/>
-          <w:b/>
-          <w:bCs/>
-        </w:rPr>
-        <w:t>Giải thích các trạng thái:</w:t>
-      </w:r>
-    </w:p>
-    <w:p>
-      <w:pPr>
-        <w:pStyle w:val="Standard"/>
-        <w:spacing w:before="240" w:after="240" w:line="240" w:lineRule="auto"/>
-        <w:jc w:val="both"/>
-      </w:pPr>
-      <w:r>
-        <w:rPr>
-          <w:rFonts w:ascii="Times New Roman" w:eastAsia="Times New Roman" w:hAnsi="Times New Roman" w:cs="Times New Roman"/>
-          <w:b/>
-          <w:bCs/>
-        </w:rPr>
-        <w:br/>
-      </w:r>
-      <w:r>
-        <w:rPr>
-          <w:rFonts w:ascii="Times New Roman" w:eastAsia="Times New Roman" w:hAnsi="Times New Roman" w:cs="Times New Roman"/>
-          <w:b/>
-          <w:bCs/>
-        </w:rPr>
-        <w:t>Order</w:t>
-      </w:r>
-    </w:p>
-    <w:p>
-      <w:pPr>
-        <w:pStyle w:val="Standard"/>
-        <w:spacing w:before="240" w:after="240" w:line="240" w:lineRule="auto"/>
-        <w:jc w:val="both"/>
-        <w:rPr>
-          <w:rFonts w:ascii="Times New Roman" w:eastAsia="Times New Roman" w:hAnsi="Times New Roman" w:cs="Times New Roman"/>
-        </w:rPr>
-      </w:pPr>
-    </w:p>
-    <w:p>
-      <w:pPr>
-        <w:pStyle w:val="Standard"/>
-        <w:spacing w:before="240" w:after="240" w:line="240" w:lineRule="auto"/>
-        <w:jc w:val="both"/>
-      </w:pPr>
-      <w:r>
-        <w:rPr>
-          <w:rFonts w:ascii="Times New Roman" w:eastAsia="Times New Roman" w:hAnsi="Times New Roman" w:cs="Times New Roman"/>
-        </w:rPr>
-        <w:t>- CREATED : đơn vừa tạo, chưa xác nhận.</w:t>
-      </w:r>
-    </w:p>
-    <w:p>
-      <w:pPr>
-        <w:pStyle w:val="Standard"/>
-        <w:spacing w:before="240" w:after="240" w:line="240" w:lineRule="auto"/>
-        <w:jc w:val="both"/>
-      </w:pPr>
-      <w:r>
-        <w:rPr>
-          <w:rFonts w:ascii="Times New Roman" w:eastAsia="Times New Roman" w:hAnsi="Times New Roman" w:cs="Times New Roman"/>
-        </w:rPr>
-        <w:t>- CONFIRMED : cửa hàng xác nhận đơn.</w:t>
-      </w:r>
-    </w:p>
-    <w:p>
-      <w:pPr>
-        <w:pStyle w:val="Standard"/>
-        <w:spacing w:before="240" w:after="240" w:line="240" w:lineRule="auto"/>
-        <w:jc w:val="both"/>
-      </w:pPr>
-      <w:r>
-        <w:rPr>
-          <w:rFonts w:ascii="Times New Roman" w:eastAsia="Times New Roman" w:hAnsi="Times New Roman" w:cs="Times New Roman"/>
-        </w:rPr>
-        <w:t>- PREPARING : đang chuẩn bị món.</w:t>
-      </w:r>
-    </w:p>
-    <w:p>
-      <w:pPr>
-        <w:pStyle w:val="Standard"/>
-        <w:spacing w:before="240" w:after="240" w:line="240" w:lineRule="auto"/>
-        <w:jc w:val="both"/>
-      </w:pPr>
-      <w:r>
-        <w:rPr>
-          <w:rFonts w:ascii="Times New Roman" w:eastAsia="Times New Roman" w:hAnsi="Times New Roman" w:cs="Times New Roman"/>
-        </w:rPr>
-        <w:t>- READY_FOR_DELIVERY : sẵn sàng giao, chờ gán drone.</w:t>
-      </w:r>
-    </w:p>
-    <w:p>
-      <w:pPr>
-        <w:pStyle w:val="Standard"/>
-        <w:spacing w:before="240" w:after="240" w:line="240" w:lineRule="auto"/>
-        <w:jc w:val="both"/>
-      </w:pPr>
-      <w:r>
-        <w:rPr>
-          <w:rFonts w:ascii="Times New Roman" w:eastAsia="Times New Roman" w:hAnsi="Times New Roman" w:cs="Times New Roman"/>
-        </w:rPr>
-        <w:t>- ASSIGNED : đã gán drone/đã có delivery.</w:t>
-      </w:r>
-    </w:p>
-    <w:p>
-      <w:pPr>
-        <w:pStyle w:val="Standard"/>
-        <w:spacing w:before="240" w:after="240" w:line="240" w:lineRule="auto"/>
-        <w:jc w:val="both"/>
-      </w:pPr>
-      <w:r>
-        <w:rPr>
-          <w:rFonts w:ascii="Times New Roman" w:eastAsia="Times New Roman" w:hAnsi="Times New Roman" w:cs="Times New Roman"/>
-        </w:rPr>
-        <w:t>- OUT_FOR_DELIVERY : đang giao cho khách.</w:t>
-      </w:r>
-    </w:p>
-    <w:p>
-      <w:pPr>
-        <w:pStyle w:val="Standard"/>
-        <w:spacing w:before="240" w:after="240" w:line="240" w:lineRule="auto"/>
-        <w:jc w:val="both"/>
-      </w:pPr>
-      <w:r>
-        <w:rPr>
-          <w:rFonts w:ascii="Times New Roman" w:eastAsia="Times New Roman" w:hAnsi="Times New Roman" w:cs="Times New Roman"/>
-        </w:rPr>
-        <w:t>- DELIVERED : giao hàng thành công.</w:t>
-      </w:r>
-    </w:p>
-    <w:p>
-      <w:pPr>
-        <w:pStyle w:val="Standard"/>
-        <w:spacing w:before="240" w:after="240" w:line="240" w:lineRule="auto"/>
-        <w:jc w:val="both"/>
-      </w:pPr>
-      <w:r>
-        <w:rPr>
-          <w:rFonts w:ascii="Times New Roman" w:eastAsia="Times New Roman" w:hAnsi="Times New Roman" w:cs="Times New Roman"/>
-        </w:rPr>
-        <w:t>- REJECTED : cửa hàng từ chối đơn.</w:t>
-      </w:r>
-    </w:p>
-    <w:p>
-      <w:pPr>
-        <w:pStyle w:val="Standard"/>
-        <w:spacing w:before="240" w:after="240" w:line="240" w:lineRule="auto"/>
-        <w:jc w:val="both"/>
-      </w:pPr>
-      <w:r>
-        <w:rPr>
-          <w:rFonts w:ascii="Times New Roman" w:eastAsia="Times New Roman" w:hAnsi="Times New Roman" w:cs="Times New Roman"/>
-        </w:rPr>
-        <w:t>- CANCELLED : đơn bị hủy.</w:t>
-      </w:r>
-    </w:p>
-    <w:p>
-      <w:pPr>
-        <w:pStyle w:val="Standard"/>
-        <w:spacing w:before="240" w:after="240" w:line="240" w:lineRule="auto"/>
-        <w:jc w:val="both"/>
-      </w:pPr>
-      <w:r>
-        <w:rPr>
-          <w:rFonts w:ascii="Times New Roman" w:eastAsia="Times New Roman" w:hAnsi="Times New Roman" w:cs="Times New Roman"/>
-        </w:rPr>
-        <w:t>- FAILED : đơn thất bại (sự cố).</w:t>
-      </w:r>
-    </w:p>
-    <w:p>
-      <w:pPr>
-        <w:pStyle w:val="Standard"/>
-        <w:spacing w:before="240" w:after="240" w:line="240" w:lineRule="auto"/>
-        <w:jc w:val="both"/>
-      </w:pPr>
-      <w:r>
-        <w:rPr>
-          <w:rFonts w:ascii="Times New Roman" w:eastAsia="Times New Roman" w:hAnsi="Times New Roman" w:cs="Times New Roman"/>
-        </w:rPr>
-        <w:t xml:space="preserve">- </w:t>
-      </w:r>
-      <w:r>
-        <w:rPr>
-          <w:rFonts w:ascii="Times New Roman" w:eastAsia="Times New Roman" w:hAnsi="Times New Roman" w:cs="Times New Roman"/>
-          <w:b/>
-          <w:bCs/>
-        </w:rPr>
-        <w:t xml:space="preserve">PaymentStatus </w:t>
-      </w:r>
-      <w:r>
-        <w:rPr>
-          <w:rFonts w:ascii="Times New Roman" w:eastAsia="Times New Roman" w:hAnsi="Times New Roman" w:cs="Times New Roman"/>
-        </w:rPr>
-        <w:t>(của Order): PENDING (chờ thanh toán), PAID (đã thanh toán), FAILED (thất bại), REFUNDED (đã hoàn tiền).</w:t>
-      </w:r>
-    </w:p>
-    <w:p>
-      <w:pPr>
-        <w:pStyle w:val="Standard"/>
-        <w:spacing w:before="240" w:after="240" w:line="240" w:lineRule="auto"/>
-        <w:jc w:val="both"/>
-        <w:rPr>
-          <w:rFonts w:ascii="Times New Roman" w:eastAsia="Times New Roman" w:hAnsi="Times New Roman" w:cs="Times New Roman"/>
-        </w:rPr>
-      </w:pPr>
-    </w:p>
-    <w:p>
-      <w:pPr>
-        <w:pStyle w:val="Standard"/>
-        <w:spacing w:before="240" w:after="240" w:line="240" w:lineRule="auto"/>
-        <w:jc w:val="both"/>
-      </w:pPr>
-      <w:r>
-        <w:rPr>
-          <w:rFonts w:ascii="Times New Roman" w:eastAsia="Times New Roman" w:hAnsi="Times New Roman" w:cs="Times New Roman"/>
-          <w:b/>
-          <w:bCs/>
-        </w:rPr>
-        <w:t>Payment</w:t>
-      </w:r>
-    </w:p>
-    <w:p>
-      <w:pPr>
-        <w:pStyle w:val="Standard"/>
-        <w:spacing w:before="240" w:after="240" w:line="240" w:lineRule="auto"/>
-        <w:jc w:val="both"/>
-        <w:rPr>
-          <w:rFonts w:ascii="Times New Roman" w:eastAsia="Times New Roman" w:hAnsi="Times New Roman" w:cs="Times New Roman"/>
-        </w:rPr>
-      </w:pPr>
-    </w:p>
-    <w:p>
-      <w:pPr>
-        <w:pStyle w:val="Standard"/>
-        <w:spacing w:before="240" w:after="240" w:line="240" w:lineRule="auto"/>
-        <w:jc w:val="both"/>
-      </w:pPr>
-      <w:r>
-        <w:rPr>
-          <w:rFonts w:ascii="Times New Roman" w:eastAsia="Times New Roman" w:hAnsi="Times New Roman" w:cs="Times New Roman"/>
-        </w:rPr>
-        <w:t>- PENDING : giao dịch đang chờ xử lý.</w:t>
-      </w:r>
-    </w:p>
-    <w:p>
-      <w:pPr>
-        <w:pStyle w:val="Standard"/>
-        <w:spacing w:before="240" w:after="240" w:line="240" w:lineRule="auto"/>
-        <w:jc w:val="both"/>
-      </w:pPr>
-      <w:r>
-        <w:rPr>
-          <w:rFonts w:ascii="Times New Roman" w:eastAsia="Times New Roman" w:hAnsi="Times New Roman" w:cs="Times New Roman"/>
-        </w:rPr>
-        <w:t xml:space="preserve">- </w:t>
-      </w:r>
-      <w:r>
-        <w:rPr>
-          <w:rFonts w:ascii="Times New Roman" w:eastAsia="Times New Roman" w:hAnsi="Times New Roman" w:cs="Times New Roman"/>
-        </w:rPr>
-        <w:t>COMPLETED : thanh toán thành công.</w:t>
-      </w:r>
-    </w:p>
-    <w:p>
-      <w:pPr>
-        <w:pStyle w:val="Standard"/>
-        <w:spacing w:before="240" w:after="240" w:line="240" w:lineRule="auto"/>
-        <w:jc w:val="both"/>
-      </w:pPr>
-      <w:r>
-        <w:rPr>
-          <w:rFonts w:ascii="Times New Roman" w:eastAsia="Times New Roman" w:hAnsi="Times New Roman" w:cs="Times New Roman"/>
-        </w:rPr>
-        <w:lastRenderedPageBreak/>
-        <w:t>- FAILED : thanh toán thất bại.</w:t>
-      </w:r>
-    </w:p>
-    <w:p>
-      <w:pPr>
-        <w:pStyle w:val="Standard"/>
-        <w:spacing w:before="240" w:after="240" w:line="240" w:lineRule="auto"/>
-        <w:jc w:val="both"/>
-      </w:pPr>
-      <w:r>
-        <w:rPr>
-          <w:rFonts w:ascii="Times New Roman" w:eastAsia="Times New Roman" w:hAnsi="Times New Roman" w:cs="Times New Roman"/>
-        </w:rPr>
-        <w:t>- REFUNDED : giao dịch đã hoàn tiền.</w:t>
-      </w:r>
-    </w:p>
-    <w:p>
-      <w:pPr>
-        <w:pStyle w:val="Standard"/>
-        <w:spacing w:before="240" w:after="240" w:line="240" w:lineRule="auto"/>
-        <w:jc w:val="both"/>
-        <w:rPr>
-          <w:rFonts w:ascii="Times New Roman" w:eastAsia="Times New Roman" w:hAnsi="Times New Roman" w:cs="Times New Roman"/>
-        </w:rPr>
-      </w:pPr>
-    </w:p>
-    <w:p>
-      <w:pPr>
-        <w:pStyle w:val="Standard"/>
-        <w:spacing w:before="240" w:after="240" w:line="240" w:lineRule="auto"/>
-        <w:jc w:val="both"/>
-      </w:pPr>
-      <w:r>
-        <w:rPr>
-          <w:rFonts w:ascii="Times New Roman" w:eastAsia="Times New Roman" w:hAnsi="Times New Roman" w:cs="Times New Roman"/>
-          <w:b/>
-          <w:bCs/>
-        </w:rPr>
-        <w:t>Delivery</w:t>
-      </w:r>
-    </w:p>
-    <w:p>
-      <w:pPr>
-        <w:pStyle w:val="Standard"/>
-        <w:spacing w:before="240" w:after="240" w:line="240" w:lineRule="auto"/>
-        <w:jc w:val="both"/>
-        <w:rPr>
-          <w:rFonts w:ascii="Times New Roman" w:eastAsia="Times New Roman" w:hAnsi="Times New Roman" w:cs="Times New Roman"/>
-        </w:rPr>
-      </w:pPr>
-    </w:p>
-    <w:p>
-      <w:pPr>
-        <w:pStyle w:val="Standard"/>
-        <w:spacing w:before="240" w:after="240" w:line="240" w:lineRule="auto"/>
-        <w:jc w:val="both"/>
-      </w:pPr>
-      <w:r>
-        <w:rPr>
-          <w:rFonts w:ascii="Times New Roman" w:eastAsia="Times New Roman" w:hAnsi="Times New Roman" w:cs="Times New Roman"/>
-        </w:rPr>
-        <w:t>- PENDING : tạo delivery, chưa gán drone.</w:t>
-      </w:r>
-    </w:p>
-    <w:p>
-      <w:pPr>
-        <w:pStyle w:val="Standard"/>
-        <w:spacing w:before="240" w:after="240" w:line="240" w:lineRule="auto"/>
-        <w:jc w:val="both"/>
-      </w:pPr>
-      <w:r>
-        <w:rPr>
-          <w:rFonts w:ascii="Times New Roman" w:eastAsia="Times New Roman" w:hAnsi="Times New Roman" w:cs="Times New Roman"/>
-        </w:rPr>
-        <w:t>- ASSIGNED : đã gán drone.</w:t>
-      </w:r>
-    </w:p>
-    <w:p>
-      <w:pPr>
-        <w:pStyle w:val="Standard"/>
-        <w:spacing w:before="240" w:after="240" w:line="240" w:lineRule="auto"/>
-        <w:jc w:val="both"/>
-      </w:pPr>
-      <w:r>
-        <w:rPr>
-          <w:rFonts w:ascii="Times New Roman" w:eastAsia="Times New Roman" w:hAnsi="Times New Roman" w:cs="Times New Roman"/>
-        </w:rPr>
-        <w:t>- IN_PROGRESS : đang thực hiện giao hàng.</w:t>
-      </w:r>
-    </w:p>
-    <w:p>
-      <w:pPr>
-        <w:pStyle w:val="Standard"/>
-        <w:spacing w:before="240" w:after="240" w:line="240" w:lineRule="auto"/>
-        <w:jc w:val="both"/>
-      </w:pPr>
-      <w:r>
-        <w:rPr>
-          <w:rFonts w:ascii="Times New Roman" w:eastAsia="Times New Roman" w:hAnsi="Times New Roman" w:cs="Times New Roman"/>
-        </w:rPr>
-        <w:t xml:space="preserve">- COMPLETED : giao hàng </w:t>
-      </w:r>
-      <w:r>
-        <w:rPr>
-          <w:rFonts w:ascii="Times New Roman" w:eastAsia="Times New Roman" w:hAnsi="Times New Roman" w:cs="Times New Roman"/>
-        </w:rPr>
-        <w:t>hoàn thành.</w:t>
-      </w:r>
-    </w:p>
-    <w:p>
-      <w:pPr>
-        <w:pStyle w:val="Standard"/>
-        <w:spacing w:before="240" w:after="240" w:line="240" w:lineRule="auto"/>
-        <w:jc w:val="both"/>
-      </w:pPr>
-      <w:r>
-        <w:rPr>
-          <w:rFonts w:ascii="Times New Roman" w:eastAsia="Times New Roman" w:hAnsi="Times New Roman" w:cs="Times New Roman"/>
-        </w:rPr>
-        <w:t>- FAILED : giao hàng thất bại.</w:t>
-      </w:r>
-    </w:p>
-    <w:p>
-      <w:pPr>
-        <w:pStyle w:val="Standard"/>
-        <w:spacing w:before="240" w:after="240" w:line="240" w:lineRule="auto"/>
-        <w:jc w:val="both"/>
-        <w:rPr>
-          <w:rFonts w:ascii="Times New Roman" w:eastAsia="Times New Roman" w:hAnsi="Times New Roman" w:cs="Times New Roman"/>
-        </w:rPr>
-      </w:pPr>
-    </w:p>
-    <w:p>
-      <w:pPr>
-        <w:pStyle w:val="Standard"/>
-        <w:spacing w:before="240" w:after="240" w:line="240" w:lineRule="auto"/>
-        <w:jc w:val="both"/>
-      </w:pPr>
-      <w:r>
-        <w:rPr>
-          <w:rFonts w:ascii="Times New Roman" w:eastAsia="Times New Roman" w:hAnsi="Times New Roman" w:cs="Times New Roman"/>
-          <w:b/>
-          <w:bCs/>
-        </w:rPr>
-        <w:t>Drone</w:t>
-      </w:r>
-    </w:p>
-    <w:p>
-      <w:pPr>
-        <w:pStyle w:val="Standard"/>
-        <w:spacing w:before="240" w:after="240" w:line="240" w:lineRule="auto"/>
-        <w:jc w:val="both"/>
-        <w:rPr>
-          <w:rFonts w:ascii="Times New Roman" w:eastAsia="Times New Roman" w:hAnsi="Times New Roman" w:cs="Times New Roman"/>
-        </w:rPr>
-      </w:pPr>
-    </w:p>
-    <w:p>
-      <w:pPr>
-        <w:pStyle w:val="Standard"/>
-        <w:spacing w:before="240" w:after="240" w:line="240" w:lineRule="auto"/>
-        <w:jc w:val="both"/>
-      </w:pPr>
-      <w:r>
-        <w:rPr>
-          <w:rFonts w:ascii="Times New Roman" w:eastAsia="Times New Roman" w:hAnsi="Times New Roman" w:cs="Times New Roman"/>
-        </w:rPr>
-        <w:t>- OFFLINE : không hoạt động/ngoại tuyến.</w:t>
-      </w:r>
-    </w:p>
-    <w:p>
-      <w:pPr>
-        <w:pStyle w:val="Standard"/>
-        <w:spacing w:before="240" w:after="240" w:line="240" w:lineRule="auto"/>
-        <w:jc w:val="both"/>
-      </w:pPr>
-      <w:r>
-        <w:rPr>
-          <w:rFonts w:ascii="Times New Roman" w:eastAsia="Times New Roman" w:hAnsi="Times New Roman" w:cs="Times New Roman"/>
-        </w:rPr>
-        <w:t>- IDLE : rảnh, sẵn sàng nhận nhiệm vụ.</w:t>
-      </w:r>
-    </w:p>
-    <w:p>
-      <w:pPr>
-        <w:pStyle w:val="Standard"/>
-        <w:spacing w:before="240" w:after="240" w:line="240" w:lineRule="auto"/>
-        <w:jc w:val="both"/>
-      </w:pPr>
-      <w:r>
-        <w:rPr>
-          <w:rFonts w:ascii="Times New Roman" w:eastAsia="Times New Roman" w:hAnsi="Times New Roman" w:cs="Times New Roman"/>
-        </w:rPr>
-        <w:t>- ASSIGNED : đã được gán đơn hàng.</w:t>
-      </w:r>
-    </w:p>
-    <w:p>
-      <w:pPr>
-        <w:pStyle w:val="Standard"/>
-        <w:spacing w:before="240" w:after="240" w:line="240" w:lineRule="auto"/>
-        <w:jc w:val="both"/>
-      </w:pPr>
-      <w:r>
-        <w:rPr>
-          <w:rFonts w:ascii="Times New Roman" w:eastAsia="Times New Roman" w:hAnsi="Times New Roman" w:cs="Times New Roman"/>
-        </w:rPr>
-        <w:t>- EN_ROUTE_TO_STORE : đang bay đến cửa hàng (W0→W1).</w:t>
-      </w:r>
-    </w:p>
-    <w:p>
-      <w:pPr>
-        <w:pStyle w:val="Standard"/>
-        <w:spacing w:before="240" w:after="240" w:line="240" w:lineRule="auto"/>
-        <w:jc w:val="both"/>
-      </w:pPr>
-      <w:r>
-        <w:rPr>
-          <w:rFonts w:ascii="Times New Roman" w:eastAsia="Times New Roman" w:hAnsi="Times New Roman" w:cs="Times New Roman"/>
-        </w:rPr>
-        <w:t>- AT_STORE : đã đến cửa hàng, chuẩn bị nhận hàng.</w:t>
-      </w:r>
-    </w:p>
-    <w:p>
-      <w:pPr>
-        <w:pStyle w:val="Standard"/>
-        <w:spacing w:before="240" w:after="240" w:line="240" w:lineRule="auto"/>
-        <w:jc w:val="both"/>
-      </w:pPr>
-      <w:r>
-        <w:rPr>
-          <w:rFonts w:ascii="Times New Roman" w:eastAsia="Times New Roman" w:hAnsi="Times New Roman" w:cs="Times New Roman"/>
-        </w:rPr>
-        <w:t>- EN_ROUTE_TO_CUSTOMER : đang bay đến khách hàng (W1→W2).</w:t>
-      </w:r>
-    </w:p>
-    <w:p>
-      <w:pPr>
-        <w:pStyle w:val="Standard"/>
-        <w:spacing w:before="240" w:after="240" w:line="240" w:lineRule="auto"/>
-        <w:jc w:val="both"/>
-      </w:pPr>
-      <w:r>
-        <w:rPr>
-          <w:rFonts w:ascii="Times New Roman" w:eastAsia="Times New Roman" w:hAnsi="Times New Roman" w:cs="Times New Roman"/>
-        </w:rPr>
-        <w:t>- ARRIVING : đang tiếp cận điểm giao.</w:t>
-      </w:r>
-    </w:p>
-    <w:p>
-      <w:pPr>
-        <w:pStyle w:val="Standard"/>
-        <w:spacing w:before="240" w:after="240" w:line="240" w:lineRule="auto"/>
-        <w:jc w:val="both"/>
-      </w:pPr>
-      <w:r>
-        <w:rPr>
-          <w:rFonts w:ascii="Times New Roman" w:eastAsia="Times New Roman" w:hAnsi="Times New Roman" w:cs="Times New Roman"/>
-        </w:rPr>
-        <w:t>- RETURN_TO_BASE : đang quay về base (W2→W3).</w:t>
-      </w:r>
-    </w:p>
-    <w:p>
-      <w:pPr>
-        <w:pStyle w:val="Standard"/>
-        <w:spacing w:before="240" w:after="240" w:line="240" w:lineRule="auto"/>
-        <w:jc w:val="both"/>
-      </w:pPr>
-      <w:r>
-        <w:rPr>
-          <w:rFonts w:ascii="Times New Roman" w:eastAsia="Times New Roman" w:hAnsi="Times New Roman" w:cs="Times New Roman"/>
-        </w:rPr>
-        <w:t>- MAINTENANCE : đang bảo trì, không nhận nhiệm vụ.</w:t>
-      </w:r>
-    </w:p>
-    <w:p>
-      <w:pPr>
-        <w:pStyle w:val="Standard"/>
-        <w:spacing w:before="240" w:after="240" w:line="240" w:lineRule="auto"/>
-        <w:jc w:val="both"/>
-        <w:rPr>
-          <w:rFonts w:ascii="Times New Roman" w:eastAsia="Times New Roman" w:hAnsi="Times New Roman" w:cs="Times New Roman"/>
-        </w:rPr>
-      </w:pPr>
-    </w:p>
-    <w:p>
-      <w:pPr>
-        <w:pStyle w:val="Standard"/>
-        <w:spacing w:before="240" w:after="240" w:line="240" w:lineRule="auto"/>
-        <w:jc w:val="both"/>
-      </w:pPr>
-      <w:r>
-        <w:rPr>
-          <w:rFonts w:ascii="Times New Roman" w:eastAsia="Times New Roman" w:hAnsi="Times New Roman" w:cs="Times New Roman"/>
-          <w:b/>
-          <w:bCs/>
-        </w:rPr>
         <w:t>Assignment</w:t>
       </w:r>
     </w:p>
@@ -21965,13 +19304,7 @@
       <w:bookmarkEnd w:id="16"/>
       <w:r>
         <w:lastRenderedPageBreak/>
-        <w:t>Đ</w:t>
-      </w:r>
-      <w:r>
-        <w:t>ặ</w:t>
-      </w:r>
-      <w:r>
-        <w:t>t hàng Order:</w:t>
+        <w:t>Đặt hàng Order:</w:t>
       </w:r>
       <w:r>
         <w:rPr>
@@ -22078,12 +19411,6 @@
       <w:gridCol w:w="3120"/>
     </w:tblGrid>
     <w:tr>
-      <w:tblPrEx>
-        <w:tblCellMar>
-          <w:top w:w="0" w:type="dxa"/>
-          <w:bottom w:w="0" w:type="dxa"/>
-        </w:tblCellMar>
-      </w:tblPrEx>
       <w:trPr>
         <w:trHeight w:val="300"/>
       </w:trPr>
@@ -22234,12 +19561,6 @@
       <w:gridCol w:w="3120"/>
     </w:tblGrid>
     <w:tr>
-      <w:tblPrEx>
-        <w:tblCellMar>
-          <w:top w:w="0" w:type="dxa"/>
-          <w:bottom w:w="0" w:type="dxa"/>
-        </w:tblCellMar>
-      </w:tblPrEx>
       <w:trPr>
         <w:trHeight w:val="300"/>
       </w:trPr>
@@ -23485,27 +20806,21 @@
   </w:num>
   <w:num w:numId="11" w16cid:durableId="1684699652">
     <w:abstractNumId w:val="9"/>
-    <w:lvlOverride w:ilvl="0"/>
   </w:num>
   <w:num w:numId="12" w16cid:durableId="118693627">
     <w:abstractNumId w:val="5"/>
-    <w:lvlOverride w:ilvl="0"/>
   </w:num>
   <w:num w:numId="13" w16cid:durableId="2108037945">
     <w:abstractNumId w:val="2"/>
-    <w:lvlOverride w:ilvl="0"/>
   </w:num>
   <w:num w:numId="14" w16cid:durableId="1297831966">
     <w:abstractNumId w:val="1"/>
-    <w:lvlOverride w:ilvl="0"/>
   </w:num>
   <w:num w:numId="15" w16cid:durableId="486673912">
     <w:abstractNumId w:val="3"/>
-    <w:lvlOverride w:ilvl="0"/>
   </w:num>
   <w:num w:numId="16" w16cid:durableId="869875241">
     <w:abstractNumId w:val="6"/>
-    <w:lvlOverride w:ilvl="0"/>
   </w:num>
   <w:num w:numId="17" w16cid:durableId="666129925">
     <w:abstractNumId w:val="8"/>
@@ -23515,11 +20830,9 @@
   </w:num>
   <w:num w:numId="18" w16cid:durableId="988022951">
     <w:abstractNumId w:val="7"/>
-    <w:lvlOverride w:ilvl="0"/>
   </w:num>
   <w:num w:numId="19" w16cid:durableId="662781790">
     <w:abstractNumId w:val="0"/>
-    <w:lvlOverride w:ilvl="0"/>
   </w:num>
 </w:numbering>
 </file>
@@ -23532,7 +20845,7 @@
         <w:rFonts w:ascii="Aptos" w:eastAsia="Aptos" w:hAnsi="Aptos" w:cs="Aptos"/>
         <w:sz w:val="24"/>
         <w:szCs w:val="24"/>
-        <w:lang w:eastAsia="zh-CN" w:bidi="hi-IN"/>
+        <w:lang w:val="en-US" w:eastAsia="zh-CN" w:bidi="hi-IN"/>
       </w:rPr>
     </w:rPrDefault>
     <w:pPrDefault>
@@ -24091,7 +21404,6 @@
   <w:style w:type="character" w:default="1" w:styleId="DefaultParagraphFont">
     <w:name w:val="Default Paragraph Font"/>
     <w:uiPriority w:val="1"/>
-    <w:semiHidden/>
     <w:unhideWhenUsed/>
   </w:style>
   <w:style w:type="table" w:default="1" w:styleId="TableNormal">
